--- a/TestCase_project.docx
+++ b/TestCase_project.docx
@@ -8,13 +8,14 @@
         <w:jc w:val="center"/>
         <w:rPr>
           <w:rFonts w:cs="Times New Roman"/>
+          <w:szCs w:val="26"/>
         </w:rPr>
       </w:pPr>
       <w:r>
         <w:rPr>
           <w:rFonts w:cs="Times New Roman"/>
           <w:b/>
-          <w:sz w:val="36"/>
+          <w:szCs w:val="26"/>
         </w:rPr>
         <w:t>BÁO CÁO TIẾN ĐỘ VÀ KIỂM THỬ PROJECT</w:t>
       </w:r>
@@ -24,13 +25,14 @@
         <w:jc w:val="center"/>
         <w:rPr>
           <w:rFonts w:cs="Times New Roman"/>
+          <w:szCs w:val="26"/>
         </w:rPr>
       </w:pPr>
       <w:r>
         <w:rPr>
           <w:rFonts w:cs="Times New Roman"/>
           <w:b/>
-          <w:sz w:val="32"/>
+          <w:szCs w:val="26"/>
         </w:rPr>
         <w:t>TỔNG HỢP TEST CASE SMART CONTRACT</w:t>
       </w:r>
@@ -39,6 +41,7 @@
       <w:pPr>
         <w:rPr>
           <w:rFonts w:cs="Times New Roman"/>
+          <w:szCs w:val="26"/>
         </w:rPr>
       </w:pPr>
     </w:p>
@@ -68,13 +71,14 @@
             <w:pPr>
               <w:rPr>
                 <w:rFonts w:cs="Times New Roman"/>
+                <w:szCs w:val="26"/>
               </w:rPr>
             </w:pPr>
             <w:r>
               <w:rPr>
                 <w:rFonts w:cs="Times New Roman"/>
                 <w:b/>
-                <w:sz w:val="22"/>
+                <w:szCs w:val="26"/>
               </w:rPr>
               <w:t>Thông tin</w:t>
             </w:r>
@@ -90,13 +94,14 @@
             <w:pPr>
               <w:rPr>
                 <w:rFonts w:cs="Times New Roman"/>
+                <w:szCs w:val="26"/>
               </w:rPr>
             </w:pPr>
             <w:r>
               <w:rPr>
                 <w:rFonts w:cs="Times New Roman"/>
                 <w:b/>
-                <w:sz w:val="22"/>
+                <w:szCs w:val="26"/>
               </w:rPr>
               <w:t>Chi tiết</w:t>
             </w:r>
@@ -116,12 +121,13 @@
             <w:pPr>
               <w:rPr>
                 <w:rFonts w:cs="Times New Roman"/>
-              </w:rPr>
-            </w:pPr>
-            <w:r>
-              <w:rPr>
-                <w:rFonts w:cs="Times New Roman"/>
-                <w:sz w:val="22"/>
+                <w:szCs w:val="26"/>
+              </w:rPr>
+            </w:pPr>
+            <w:r>
+              <w:rPr>
+                <w:rFonts w:cs="Times New Roman"/>
+                <w:szCs w:val="26"/>
               </w:rPr>
               <w:t>Nội dung</w:t>
             </w:r>
@@ -136,40 +142,41 @@
             <w:pPr>
               <w:rPr>
                 <w:rFonts w:cs="Times New Roman"/>
-              </w:rPr>
-            </w:pPr>
-            <w:r>
-              <w:rPr>
-                <w:rFonts w:cs="Times New Roman"/>
-                <w:sz w:val="22"/>
+                <w:szCs w:val="26"/>
+              </w:rPr>
+            </w:pPr>
+            <w:r>
+              <w:rPr>
+                <w:rFonts w:cs="Times New Roman"/>
+                <w:szCs w:val="26"/>
               </w:rPr>
               <w:t xml:space="preserve">Theo dõi tiến độ và kết quả kiểm thử </w:t>
             </w:r>
             <w:r>
               <w:rPr>
                 <w:rFonts w:cs="Times New Roman"/>
-                <w:sz w:val="22"/>
+                <w:szCs w:val="26"/>
               </w:rPr>
               <w:t>S</w:t>
             </w:r>
             <w:r>
               <w:rPr>
                 <w:rFonts w:cs="Times New Roman"/>
-                <w:sz w:val="22"/>
+                <w:szCs w:val="26"/>
               </w:rPr>
               <w:t xml:space="preserve">mart </w:t>
             </w:r>
             <w:r>
               <w:rPr>
                 <w:rFonts w:cs="Times New Roman"/>
-                <w:sz w:val="22"/>
+                <w:szCs w:val="26"/>
               </w:rPr>
               <w:t>C</w:t>
             </w:r>
             <w:r>
               <w:rPr>
                 <w:rFonts w:cs="Times New Roman"/>
-                <w:sz w:val="22"/>
+                <w:szCs w:val="26"/>
               </w:rPr>
               <w:t>ontract</w:t>
             </w:r>
@@ -189,40 +196,41 @@
             <w:pPr>
               <w:rPr>
                 <w:rFonts w:cs="Times New Roman"/>
-              </w:rPr>
-            </w:pPr>
-            <w:r>
-              <w:rPr>
-                <w:rFonts w:cs="Times New Roman"/>
-                <w:sz w:val="22"/>
+                <w:szCs w:val="26"/>
+              </w:rPr>
+            </w:pPr>
+            <w:r>
+              <w:rPr>
+                <w:rFonts w:cs="Times New Roman"/>
+                <w:szCs w:val="26"/>
               </w:rPr>
               <w:t xml:space="preserve">Số lượng </w:t>
             </w:r>
             <w:r>
               <w:rPr>
                 <w:rFonts w:cs="Times New Roman"/>
-                <w:sz w:val="22"/>
+                <w:szCs w:val="26"/>
               </w:rPr>
               <w:t>F</w:t>
             </w:r>
             <w:r>
               <w:rPr>
                 <w:rFonts w:cs="Times New Roman"/>
-                <w:sz w:val="22"/>
+                <w:szCs w:val="26"/>
               </w:rPr>
               <w:t xml:space="preserve">ile </w:t>
             </w:r>
             <w:r>
               <w:rPr>
                 <w:rFonts w:cs="Times New Roman"/>
-                <w:sz w:val="22"/>
+                <w:szCs w:val="26"/>
               </w:rPr>
               <w:t>T</w:t>
             </w:r>
             <w:r>
               <w:rPr>
                 <w:rFonts w:cs="Times New Roman"/>
-                <w:sz w:val="22"/>
+                <w:szCs w:val="26"/>
               </w:rPr>
               <w:t>est</w:t>
             </w:r>
@@ -237,26 +245,34 @@
             <w:pPr>
               <w:rPr>
                 <w:rFonts w:cs="Times New Roman"/>
-              </w:rPr>
-            </w:pPr>
-            <w:r>
-              <w:rPr>
-                <w:rFonts w:cs="Times New Roman"/>
-                <w:sz w:val="22"/>
-              </w:rPr>
-              <w:t xml:space="preserve">5 </w:t>
-            </w:r>
-            <w:r>
-              <w:rPr>
-                <w:rFonts w:cs="Times New Roman"/>
-                <w:sz w:val="22"/>
+                <w:szCs w:val="26"/>
+              </w:rPr>
+            </w:pPr>
+            <w:r>
+              <w:rPr>
+                <w:rFonts w:cs="Times New Roman"/>
+                <w:szCs w:val="26"/>
+              </w:rPr>
+              <w:t>4</w:t>
+            </w:r>
+            <w:r>
+              <w:rPr>
+                <w:rFonts w:cs="Times New Roman"/>
+                <w:szCs w:val="26"/>
+              </w:rPr>
+              <w:t xml:space="preserve"> </w:t>
+            </w:r>
+            <w:r>
+              <w:rPr>
+                <w:rFonts w:cs="Times New Roman"/>
+                <w:szCs w:val="26"/>
               </w:rPr>
               <w:t>F</w:t>
             </w:r>
             <w:r>
               <w:rPr>
                 <w:rFonts w:cs="Times New Roman"/>
-                <w:sz w:val="22"/>
+                <w:szCs w:val="26"/>
               </w:rPr>
               <w:t>ile</w:t>
             </w:r>
@@ -276,26 +292,27 @@
             <w:pPr>
               <w:rPr>
                 <w:rFonts w:cs="Times New Roman"/>
-              </w:rPr>
-            </w:pPr>
-            <w:r>
-              <w:rPr>
-                <w:rFonts w:cs="Times New Roman"/>
-                <w:sz w:val="22"/>
+                <w:szCs w:val="26"/>
+              </w:rPr>
+            </w:pPr>
+            <w:r>
+              <w:rPr>
+                <w:rFonts w:cs="Times New Roman"/>
+                <w:szCs w:val="26"/>
               </w:rPr>
               <w:t xml:space="preserve">Tổng số </w:t>
             </w:r>
             <w:r>
               <w:rPr>
                 <w:rFonts w:cs="Times New Roman"/>
-                <w:sz w:val="22"/>
+                <w:szCs w:val="26"/>
               </w:rPr>
               <w:t>T</w:t>
             </w:r>
             <w:r>
               <w:rPr>
                 <w:rFonts w:cs="Times New Roman"/>
-                <w:sz w:val="22"/>
+                <w:szCs w:val="26"/>
               </w:rPr>
               <w:t>est case</w:t>
             </w:r>
@@ -310,26 +327,34 @@
             <w:pPr>
               <w:rPr>
                 <w:rFonts w:cs="Times New Roman"/>
-              </w:rPr>
-            </w:pPr>
-            <w:r>
-              <w:rPr>
-                <w:rFonts w:cs="Times New Roman"/>
-                <w:sz w:val="22"/>
-              </w:rPr>
-              <w:t xml:space="preserve">41 </w:t>
-            </w:r>
-            <w:r>
-              <w:rPr>
-                <w:rFonts w:cs="Times New Roman"/>
-                <w:sz w:val="22"/>
+                <w:szCs w:val="26"/>
+              </w:rPr>
+            </w:pPr>
+            <w:r>
+              <w:rPr>
+                <w:rFonts w:cs="Times New Roman"/>
+                <w:szCs w:val="26"/>
+              </w:rPr>
+              <w:t>36</w:t>
+            </w:r>
+            <w:r>
+              <w:rPr>
+                <w:rFonts w:cs="Times New Roman"/>
+                <w:szCs w:val="26"/>
+              </w:rPr>
+              <w:t xml:space="preserve"> </w:t>
+            </w:r>
+            <w:r>
+              <w:rPr>
+                <w:rFonts w:cs="Times New Roman"/>
+                <w:szCs w:val="26"/>
               </w:rPr>
               <w:t>T</w:t>
             </w:r>
             <w:r>
               <w:rPr>
                 <w:rFonts w:cs="Times New Roman"/>
-                <w:sz w:val="22"/>
+                <w:szCs w:val="26"/>
               </w:rPr>
               <w:t>est case</w:t>
             </w:r>
@@ -349,12 +374,13 @@
             <w:pPr>
               <w:rPr>
                 <w:rFonts w:cs="Times New Roman"/>
-              </w:rPr>
-            </w:pPr>
-            <w:r>
-              <w:rPr>
-                <w:rFonts w:cs="Times New Roman"/>
-                <w:sz w:val="22"/>
+                <w:szCs w:val="26"/>
+              </w:rPr>
+            </w:pPr>
+            <w:r>
+              <w:rPr>
+                <w:rFonts w:cs="Times New Roman"/>
+                <w:szCs w:val="26"/>
               </w:rPr>
               <w:t>Kết quả</w:t>
             </w:r>
@@ -369,14 +395,22 @@
             <w:pPr>
               <w:rPr>
                 <w:rFonts w:cs="Times New Roman"/>
-              </w:rPr>
-            </w:pPr>
-            <w:r>
-              <w:rPr>
-                <w:rFonts w:cs="Times New Roman"/>
-                <w:sz w:val="22"/>
-              </w:rPr>
-              <w:t>41 PASS / 0 FAIL</w:t>
+                <w:szCs w:val="26"/>
+              </w:rPr>
+            </w:pPr>
+            <w:r>
+              <w:rPr>
+                <w:rFonts w:cs="Times New Roman"/>
+                <w:szCs w:val="26"/>
+              </w:rPr>
+              <w:t>36</w:t>
+            </w:r>
+            <w:r>
+              <w:rPr>
+                <w:rFonts w:cs="Times New Roman"/>
+                <w:szCs w:val="26"/>
+              </w:rPr>
+              <w:t xml:space="preserve"> PASS / 0 FAIL</w:t>
             </w:r>
           </w:p>
         </w:tc>
@@ -386,6 +420,7 @@
       <w:pPr>
         <w:rPr>
           <w:rFonts w:cs="Times New Roman"/>
+          <w:szCs w:val="26"/>
         </w:rPr>
       </w:pPr>
     </w:p>
@@ -394,17 +429,20 @@
         <w:spacing w:line="312" w:lineRule="auto"/>
         <w:rPr>
           <w:rFonts w:cs="Times New Roman"/>
+          <w:szCs w:val="26"/>
         </w:rPr>
       </w:pPr>
       <w:r>
         <w:rPr>
           <w:rFonts w:cs="Times New Roman"/>
+          <w:szCs w:val="26"/>
         </w:rPr>
         <w:t>Tài liệu này tổng hợp tiến độ hiện tại của project thông qua các test case đã thực hiện đối với các thành phần quản lý ứng viên, đăng ký cử tri, xử lý bỏ phiếu, đăng ký cử tri theo batch và lập lịch cuộc bầu cử.</w:t>
       </w:r>
       <w:r>
         <w:rPr>
           <w:rFonts w:cs="Times New Roman"/>
+          <w:szCs w:val="26"/>
         </w:rPr>
         <w:br w:type="page"/>
       </w:r>
@@ -414,11 +452,15 @@
         <w:pStyle w:val="Heading1"/>
         <w:rPr>
           <w:rFonts w:ascii="Times New Roman" w:hAnsi="Times New Roman" w:cs="Times New Roman"/>
+          <w:sz w:val="26"/>
+          <w:szCs w:val="26"/>
         </w:rPr>
       </w:pPr>
       <w:r>
         <w:rPr>
           <w:rFonts w:ascii="Times New Roman" w:hAnsi="Times New Roman" w:cs="Times New Roman"/>
+          <w:sz w:val="26"/>
+          <w:szCs w:val="26"/>
         </w:rPr>
         <w:lastRenderedPageBreak/>
         <w:t>1. Tổng quan tiến độ project</w:t>
@@ -429,11 +471,13 @@
         <w:spacing w:line="312" w:lineRule="auto"/>
         <w:rPr>
           <w:rFonts w:cs="Times New Roman"/>
+          <w:szCs w:val="26"/>
         </w:rPr>
       </w:pPr>
       <w:r>
         <w:rPr>
           <w:rFonts w:cs="Times New Roman"/>
+          <w:szCs w:val="26"/>
         </w:rPr>
         <w:t>Project hiện đã hoàn thành một vòng kiểm thử chức năng cho các smart contract chính. Các test case tập trung vào những nghiệp vụ cốt lõi của hệ thống bầu cử, bao gồm quản lý ứng viên, quản lý cử tri, khởi tạo và vận hành cuộc bầu cử, bỏ phiếu, kiểm tra kết quả và kiểm soát trạng thái cuộc bầu cử.</w:t>
       </w:r>
@@ -443,35 +487,55 @@
         <w:spacing w:line="312" w:lineRule="auto"/>
         <w:rPr>
           <w:rFonts w:cs="Times New Roman"/>
+          <w:szCs w:val="26"/>
         </w:rPr>
       </w:pPr>
       <w:r>
         <w:rPr>
           <w:rFonts w:cs="Times New Roman"/>
+          <w:szCs w:val="26"/>
         </w:rPr>
-        <w:t xml:space="preserve">Kết quả kiểm thử cho thấy toàn bộ 41 </w:t>
+        <w:t xml:space="preserve">Kết quả kiểm thử cho thấy toàn bộ </w:t>
       </w:r>
       <w:r>
         <w:rPr>
           <w:rFonts w:cs="Times New Roman"/>
+          <w:szCs w:val="26"/>
+        </w:rPr>
+        <w:t>36</w:t>
+      </w:r>
+      <w:r>
+        <w:rPr>
+          <w:rFonts w:cs="Times New Roman"/>
+          <w:szCs w:val="26"/>
+        </w:rPr>
+        <w:t xml:space="preserve"> </w:t>
+      </w:r>
+      <w:r>
+        <w:rPr>
+          <w:rFonts w:cs="Times New Roman"/>
+          <w:szCs w:val="26"/>
         </w:rPr>
         <w:t>T</w:t>
       </w:r>
       <w:r>
         <w:rPr>
           <w:rFonts w:cs="Times New Roman"/>
+          <w:szCs w:val="26"/>
         </w:rPr>
         <w:t xml:space="preserve">est case được liệt kê trong phạm vi tài liệu đều thực thi thành công, không có </w:t>
       </w:r>
       <w:r>
         <w:rPr>
           <w:rFonts w:cs="Times New Roman"/>
+          <w:szCs w:val="26"/>
         </w:rPr>
         <w:t>T</w:t>
       </w:r>
       <w:r>
         <w:rPr>
           <w:rFonts w:cs="Times New Roman"/>
+          <w:szCs w:val="26"/>
         </w:rPr>
         <w:t>est case thất bại.</w:t>
       </w:r>
@@ -481,11 +545,15 @@
         <w:pStyle w:val="Heading1"/>
         <w:rPr>
           <w:rFonts w:ascii="Times New Roman" w:hAnsi="Times New Roman" w:cs="Times New Roman"/>
+          <w:sz w:val="26"/>
+          <w:szCs w:val="26"/>
         </w:rPr>
       </w:pPr>
       <w:r>
         <w:rPr>
           <w:rFonts w:ascii="Times New Roman" w:hAnsi="Times New Roman" w:cs="Times New Roman"/>
+          <w:sz w:val="26"/>
+          <w:szCs w:val="26"/>
         </w:rPr>
         <w:t>2. Bảng tổng hợp kết quả kiểm thử</w:t>
       </w:r>
@@ -498,7 +566,7 @@
         <w:tblLook w:val="04A0" w:firstRow="1" w:lastRow="0" w:firstColumn="1" w:lastColumn="0" w:noHBand="0" w:noVBand="1"/>
       </w:tblPr>
       <w:tblGrid>
-        <w:gridCol w:w="2948"/>
+        <w:gridCol w:w="3054"/>
         <w:gridCol w:w="1134"/>
         <w:gridCol w:w="1304"/>
         <w:gridCol w:w="1134"/>
@@ -519,13 +587,14 @@
             <w:pPr>
               <w:rPr>
                 <w:rFonts w:cs="Times New Roman"/>
+                <w:szCs w:val="26"/>
               </w:rPr>
             </w:pPr>
             <w:r>
               <w:rPr>
                 <w:rFonts w:cs="Times New Roman"/>
                 <w:b/>
-                <w:sz w:val="22"/>
+                <w:szCs w:val="26"/>
               </w:rPr>
               <w:t>File test</w:t>
             </w:r>
@@ -541,13 +610,14 @@
             <w:pPr>
               <w:rPr>
                 <w:rFonts w:cs="Times New Roman"/>
+                <w:szCs w:val="26"/>
               </w:rPr>
             </w:pPr>
             <w:r>
               <w:rPr>
                 <w:rFonts w:cs="Times New Roman"/>
                 <w:b/>
-                <w:sz w:val="22"/>
+                <w:szCs w:val="26"/>
               </w:rPr>
               <w:t>Số test case</w:t>
             </w:r>
@@ -563,13 +633,14 @@
             <w:pPr>
               <w:rPr>
                 <w:rFonts w:cs="Times New Roman"/>
+                <w:szCs w:val="26"/>
               </w:rPr>
             </w:pPr>
             <w:r>
               <w:rPr>
                 <w:rFonts w:cs="Times New Roman"/>
                 <w:b/>
-                <w:sz w:val="22"/>
+                <w:szCs w:val="26"/>
               </w:rPr>
               <w:t>PASS</w:t>
             </w:r>
@@ -585,13 +656,14 @@
             <w:pPr>
               <w:rPr>
                 <w:rFonts w:cs="Times New Roman"/>
+                <w:szCs w:val="26"/>
               </w:rPr>
             </w:pPr>
             <w:r>
               <w:rPr>
                 <w:rFonts w:cs="Times New Roman"/>
                 <w:b/>
-                <w:sz w:val="22"/>
+                <w:szCs w:val="26"/>
               </w:rPr>
               <w:t>FAIL</w:t>
             </w:r>
@@ -607,13 +679,14 @@
             <w:pPr>
               <w:rPr>
                 <w:rFonts w:cs="Times New Roman"/>
+                <w:szCs w:val="26"/>
               </w:rPr>
             </w:pPr>
             <w:r>
               <w:rPr>
                 <w:rFonts w:cs="Times New Roman"/>
                 <w:b/>
-                <w:sz w:val="22"/>
+                <w:szCs w:val="26"/>
               </w:rPr>
               <w:t>Kết quả</w:t>
             </w:r>
@@ -633,12 +706,13 @@
             <w:pPr>
               <w:rPr>
                 <w:rFonts w:cs="Times New Roman"/>
-              </w:rPr>
-            </w:pPr>
-            <w:r>
-              <w:rPr>
-                <w:rFonts w:cs="Times New Roman"/>
-                <w:sz w:val="22"/>
+                <w:szCs w:val="26"/>
+              </w:rPr>
+            </w:pPr>
+            <w:r>
+              <w:rPr>
+                <w:rFonts w:cs="Times New Roman"/>
+                <w:szCs w:val="26"/>
               </w:rPr>
               <w:t>CandidateManager_test.sol</w:t>
             </w:r>
@@ -653,12 +727,13 @@
             <w:pPr>
               <w:rPr>
                 <w:rFonts w:cs="Times New Roman"/>
-              </w:rPr>
-            </w:pPr>
-            <w:r>
-              <w:rPr>
-                <w:rFonts w:cs="Times New Roman"/>
-                <w:sz w:val="22"/>
+                <w:szCs w:val="26"/>
+              </w:rPr>
+            </w:pPr>
+            <w:r>
+              <w:rPr>
+                <w:rFonts w:cs="Times New Roman"/>
+                <w:szCs w:val="26"/>
               </w:rPr>
               <w:t>11</w:t>
             </w:r>
@@ -673,12 +748,13 @@
             <w:pPr>
               <w:rPr>
                 <w:rFonts w:cs="Times New Roman"/>
-              </w:rPr>
-            </w:pPr>
-            <w:r>
-              <w:rPr>
-                <w:rFonts w:cs="Times New Roman"/>
-                <w:sz w:val="22"/>
+                <w:szCs w:val="26"/>
+              </w:rPr>
+            </w:pPr>
+            <w:r>
+              <w:rPr>
+                <w:rFonts w:cs="Times New Roman"/>
+                <w:szCs w:val="26"/>
               </w:rPr>
               <w:t>11 PASS</w:t>
             </w:r>
@@ -693,12 +769,13 @@
             <w:pPr>
               <w:rPr>
                 <w:rFonts w:cs="Times New Roman"/>
-              </w:rPr>
-            </w:pPr>
-            <w:r>
-              <w:rPr>
-                <w:rFonts w:cs="Times New Roman"/>
-                <w:sz w:val="22"/>
+                <w:szCs w:val="26"/>
+              </w:rPr>
+            </w:pPr>
+            <w:r>
+              <w:rPr>
+                <w:rFonts w:cs="Times New Roman"/>
+                <w:szCs w:val="26"/>
               </w:rPr>
               <w:t>0 FAIL</w:t>
             </w:r>
@@ -713,12 +790,13 @@
             <w:pPr>
               <w:rPr>
                 <w:rFonts w:cs="Times New Roman"/>
-              </w:rPr>
-            </w:pPr>
-            <w:r>
-              <w:rPr>
-                <w:rFonts w:cs="Times New Roman"/>
-                <w:sz w:val="22"/>
+                <w:szCs w:val="26"/>
+              </w:rPr>
+            </w:pPr>
+            <w:r>
+              <w:rPr>
+                <w:rFonts w:cs="Times New Roman"/>
+                <w:szCs w:val="26"/>
               </w:rPr>
               <w:t>Đạt</w:t>
             </w:r>
@@ -738,12 +816,13 @@
             <w:pPr>
               <w:rPr>
                 <w:rFonts w:cs="Times New Roman"/>
-              </w:rPr>
-            </w:pPr>
-            <w:r>
-              <w:rPr>
-                <w:rFonts w:cs="Times New Roman"/>
-                <w:sz w:val="22"/>
+                <w:szCs w:val="26"/>
+              </w:rPr>
+            </w:pPr>
+            <w:r>
+              <w:rPr>
+                <w:rFonts w:cs="Times New Roman"/>
+                <w:szCs w:val="26"/>
               </w:rPr>
               <w:t>VoterRegistry_test.sol</w:t>
             </w:r>
@@ -758,12 +837,13 @@
             <w:pPr>
               <w:rPr>
                 <w:rFonts w:cs="Times New Roman"/>
-              </w:rPr>
-            </w:pPr>
-            <w:r>
-              <w:rPr>
-                <w:rFonts w:cs="Times New Roman"/>
-                <w:sz w:val="22"/>
+                <w:szCs w:val="26"/>
+              </w:rPr>
+            </w:pPr>
+            <w:r>
+              <w:rPr>
+                <w:rFonts w:cs="Times New Roman"/>
+                <w:szCs w:val="26"/>
               </w:rPr>
               <w:t>9</w:t>
             </w:r>
@@ -778,12 +858,13 @@
             <w:pPr>
               <w:rPr>
                 <w:rFonts w:cs="Times New Roman"/>
-              </w:rPr>
-            </w:pPr>
-            <w:r>
-              <w:rPr>
-                <w:rFonts w:cs="Times New Roman"/>
-                <w:sz w:val="22"/>
+                <w:szCs w:val="26"/>
+              </w:rPr>
+            </w:pPr>
+            <w:r>
+              <w:rPr>
+                <w:rFonts w:cs="Times New Roman"/>
+                <w:szCs w:val="26"/>
               </w:rPr>
               <w:t>9 PASS</w:t>
             </w:r>
@@ -798,12 +879,13 @@
             <w:pPr>
               <w:rPr>
                 <w:rFonts w:cs="Times New Roman"/>
-              </w:rPr>
-            </w:pPr>
-            <w:r>
-              <w:rPr>
-                <w:rFonts w:cs="Times New Roman"/>
-                <w:sz w:val="22"/>
+                <w:szCs w:val="26"/>
+              </w:rPr>
+            </w:pPr>
+            <w:r>
+              <w:rPr>
+                <w:rFonts w:cs="Times New Roman"/>
+                <w:szCs w:val="26"/>
               </w:rPr>
               <w:t>0 FAIL</w:t>
             </w:r>
@@ -818,12 +900,13 @@
             <w:pPr>
               <w:rPr>
                 <w:rFonts w:cs="Times New Roman"/>
-              </w:rPr>
-            </w:pPr>
-            <w:r>
-              <w:rPr>
-                <w:rFonts w:cs="Times New Roman"/>
-                <w:sz w:val="22"/>
+                <w:szCs w:val="26"/>
+              </w:rPr>
+            </w:pPr>
+            <w:r>
+              <w:rPr>
+                <w:rFonts w:cs="Times New Roman"/>
+                <w:szCs w:val="26"/>
               </w:rPr>
               <w:t>Đạt</w:t>
             </w:r>
@@ -843,12 +926,13 @@
             <w:pPr>
               <w:rPr>
                 <w:rFonts w:cs="Times New Roman"/>
-              </w:rPr>
-            </w:pPr>
-            <w:r>
-              <w:rPr>
-                <w:rFonts w:cs="Times New Roman"/>
-                <w:sz w:val="22"/>
+                <w:szCs w:val="26"/>
+              </w:rPr>
+            </w:pPr>
+            <w:r>
+              <w:rPr>
+                <w:rFonts w:cs="Times New Roman"/>
+                <w:szCs w:val="26"/>
               </w:rPr>
               <w:t>VotingCore_test.sol</w:t>
             </w:r>
@@ -863,12 +947,13 @@
             <w:pPr>
               <w:rPr>
                 <w:rFonts w:cs="Times New Roman"/>
-              </w:rPr>
-            </w:pPr>
-            <w:r>
-              <w:rPr>
-                <w:rFonts w:cs="Times New Roman"/>
-                <w:sz w:val="22"/>
+                <w:szCs w:val="26"/>
+              </w:rPr>
+            </w:pPr>
+            <w:r>
+              <w:rPr>
+                <w:rFonts w:cs="Times New Roman"/>
+                <w:szCs w:val="26"/>
               </w:rPr>
               <w:t>10</w:t>
             </w:r>
@@ -883,12 +968,13 @@
             <w:pPr>
               <w:rPr>
                 <w:rFonts w:cs="Times New Roman"/>
-              </w:rPr>
-            </w:pPr>
-            <w:r>
-              <w:rPr>
-                <w:rFonts w:cs="Times New Roman"/>
-                <w:sz w:val="22"/>
+                <w:szCs w:val="26"/>
+              </w:rPr>
+            </w:pPr>
+            <w:r>
+              <w:rPr>
+                <w:rFonts w:cs="Times New Roman"/>
+                <w:szCs w:val="26"/>
               </w:rPr>
               <w:t>10 PASS</w:t>
             </w:r>
@@ -903,12 +989,13 @@
             <w:pPr>
               <w:rPr>
                 <w:rFonts w:cs="Times New Roman"/>
-              </w:rPr>
-            </w:pPr>
-            <w:r>
-              <w:rPr>
-                <w:rFonts w:cs="Times New Roman"/>
-                <w:sz w:val="22"/>
+                <w:szCs w:val="26"/>
+              </w:rPr>
+            </w:pPr>
+            <w:r>
+              <w:rPr>
+                <w:rFonts w:cs="Times New Roman"/>
+                <w:szCs w:val="26"/>
               </w:rPr>
               <w:t>0 FAIL</w:t>
             </w:r>
@@ -923,12 +1010,13 @@
             <w:pPr>
               <w:rPr>
                 <w:rFonts w:cs="Times New Roman"/>
-              </w:rPr>
-            </w:pPr>
-            <w:r>
-              <w:rPr>
-                <w:rFonts w:cs="Times New Roman"/>
-                <w:sz w:val="22"/>
+                <w:szCs w:val="26"/>
+              </w:rPr>
+            </w:pPr>
+            <w:r>
+              <w:rPr>
+                <w:rFonts w:cs="Times New Roman"/>
+                <w:szCs w:val="26"/>
               </w:rPr>
               <w:t>Đạt</w:t>
             </w:r>
@@ -948,14 +1036,15 @@
             <w:pPr>
               <w:rPr>
                 <w:rFonts w:cs="Times New Roman"/>
-              </w:rPr>
-            </w:pPr>
-            <w:r>
-              <w:rPr>
-                <w:rFonts w:cs="Times New Roman"/>
-                <w:sz w:val="22"/>
-              </w:rPr>
-              <w:t>batchRegisterVoter_test.sol</w:t>
+                <w:szCs w:val="26"/>
+              </w:rPr>
+            </w:pPr>
+            <w:r>
+              <w:rPr>
+                <w:rFonts w:cs="Times New Roman"/>
+                <w:szCs w:val="26"/>
+              </w:rPr>
+              <w:t>ElectionScheduler_test.sol</w:t>
             </w:r>
           </w:p>
         </w:tc>
@@ -968,14 +1057,15 @@
             <w:pPr>
               <w:rPr>
                 <w:rFonts w:cs="Times New Roman"/>
-              </w:rPr>
-            </w:pPr>
-            <w:r>
-              <w:rPr>
-                <w:rFonts w:cs="Times New Roman"/>
-                <w:sz w:val="22"/>
-              </w:rPr>
-              <w:t>5</w:t>
+                <w:szCs w:val="26"/>
+              </w:rPr>
+            </w:pPr>
+            <w:r>
+              <w:rPr>
+                <w:rFonts w:cs="Times New Roman"/>
+                <w:szCs w:val="26"/>
+              </w:rPr>
+              <w:t>6</w:t>
             </w:r>
           </w:p>
         </w:tc>
@@ -988,14 +1078,15 @@
             <w:pPr>
               <w:rPr>
                 <w:rFonts w:cs="Times New Roman"/>
-              </w:rPr>
-            </w:pPr>
-            <w:r>
-              <w:rPr>
-                <w:rFonts w:cs="Times New Roman"/>
-                <w:sz w:val="22"/>
-              </w:rPr>
-              <w:t>5 PASS</w:t>
+                <w:szCs w:val="26"/>
+              </w:rPr>
+            </w:pPr>
+            <w:r>
+              <w:rPr>
+                <w:rFonts w:cs="Times New Roman"/>
+                <w:szCs w:val="26"/>
+              </w:rPr>
+              <w:t>6 PASS</w:t>
             </w:r>
           </w:p>
         </w:tc>
@@ -1008,12 +1099,13 @@
             <w:pPr>
               <w:rPr>
                 <w:rFonts w:cs="Times New Roman"/>
-              </w:rPr>
-            </w:pPr>
-            <w:r>
-              <w:rPr>
-                <w:rFonts w:cs="Times New Roman"/>
-                <w:sz w:val="22"/>
+                <w:szCs w:val="26"/>
+              </w:rPr>
+            </w:pPr>
+            <w:r>
+              <w:rPr>
+                <w:rFonts w:cs="Times New Roman"/>
+                <w:szCs w:val="26"/>
               </w:rPr>
               <w:t>0 FAIL</w:t>
             </w:r>
@@ -1028,12 +1120,13 @@
             <w:pPr>
               <w:rPr>
                 <w:rFonts w:cs="Times New Roman"/>
-              </w:rPr>
-            </w:pPr>
-            <w:r>
-              <w:rPr>
-                <w:rFonts w:cs="Times New Roman"/>
-                <w:sz w:val="22"/>
+                <w:szCs w:val="26"/>
+              </w:rPr>
+            </w:pPr>
+            <w:r>
+              <w:rPr>
+                <w:rFonts w:cs="Times New Roman"/>
+                <w:szCs w:val="26"/>
               </w:rPr>
               <w:t>Đạt</w:t>
             </w:r>
@@ -1053,14 +1146,15 @@
             <w:pPr>
               <w:rPr>
                 <w:rFonts w:cs="Times New Roman"/>
-              </w:rPr>
-            </w:pPr>
-            <w:r>
-              <w:rPr>
-                <w:rFonts w:cs="Times New Roman"/>
-                <w:sz w:val="22"/>
-              </w:rPr>
-              <w:t>ElectionScheduler_test.sol</w:t>
+                <w:szCs w:val="26"/>
+              </w:rPr>
+            </w:pPr>
+            <w:r>
+              <w:rPr>
+                <w:rFonts w:cs="Times New Roman"/>
+                <w:szCs w:val="26"/>
+              </w:rPr>
+              <w:t>TỔNG CỘNG</w:t>
             </w:r>
           </w:p>
         </w:tc>
@@ -1073,14 +1167,15 @@
             <w:pPr>
               <w:rPr>
                 <w:rFonts w:cs="Times New Roman"/>
-              </w:rPr>
-            </w:pPr>
-            <w:r>
-              <w:rPr>
-                <w:rFonts w:cs="Times New Roman"/>
-                <w:sz w:val="22"/>
-              </w:rPr>
-              <w:t>6</w:t>
+                <w:szCs w:val="26"/>
+              </w:rPr>
+            </w:pPr>
+            <w:r>
+              <w:rPr>
+                <w:rFonts w:cs="Times New Roman"/>
+                <w:szCs w:val="26"/>
+              </w:rPr>
+              <w:t>36</w:t>
             </w:r>
           </w:p>
         </w:tc>
@@ -1093,14 +1188,22 @@
             <w:pPr>
               <w:rPr>
                 <w:rFonts w:cs="Times New Roman"/>
-              </w:rPr>
-            </w:pPr>
-            <w:r>
-              <w:rPr>
-                <w:rFonts w:cs="Times New Roman"/>
-                <w:sz w:val="22"/>
-              </w:rPr>
-              <w:t>6 PASS</w:t>
+                <w:szCs w:val="26"/>
+              </w:rPr>
+            </w:pPr>
+            <w:r>
+              <w:rPr>
+                <w:rFonts w:cs="Times New Roman"/>
+                <w:szCs w:val="26"/>
+              </w:rPr>
+              <w:t>36</w:t>
+            </w:r>
+            <w:r>
+              <w:rPr>
+                <w:rFonts w:cs="Times New Roman"/>
+                <w:szCs w:val="26"/>
+              </w:rPr>
+              <w:t xml:space="preserve"> PASS</w:t>
             </w:r>
           </w:p>
         </w:tc>
@@ -1113,12 +1216,13 @@
             <w:pPr>
               <w:rPr>
                 <w:rFonts w:cs="Times New Roman"/>
-              </w:rPr>
-            </w:pPr>
-            <w:r>
-              <w:rPr>
-                <w:rFonts w:cs="Times New Roman"/>
-                <w:sz w:val="22"/>
+                <w:szCs w:val="26"/>
+              </w:rPr>
+            </w:pPr>
+            <w:r>
+              <w:rPr>
+                <w:rFonts w:cs="Times New Roman"/>
+                <w:szCs w:val="26"/>
               </w:rPr>
               <w:t>0 FAIL</w:t>
             </w:r>
@@ -1133,117 +1237,13 @@
             <w:pPr>
               <w:rPr>
                 <w:rFonts w:cs="Times New Roman"/>
-              </w:rPr>
-            </w:pPr>
-            <w:r>
-              <w:rPr>
-                <w:rFonts w:cs="Times New Roman"/>
-                <w:sz w:val="22"/>
-              </w:rPr>
-              <w:t>Đạt</w:t>
-            </w:r>
-          </w:p>
-        </w:tc>
-      </w:tr>
-      <w:tr>
-        <w:trPr>
-          <w:jc w:val="center"/>
-        </w:trPr>
-        <w:tc>
-          <w:tcPr>
-            <w:tcW w:w="2948" w:type="dxa"/>
-            <w:vAlign w:val="center"/>
-          </w:tcPr>
-          <w:p>
-            <w:pPr>
-              <w:rPr>
-                <w:rFonts w:cs="Times New Roman"/>
-              </w:rPr>
-            </w:pPr>
-            <w:r>
-              <w:rPr>
-                <w:rFonts w:cs="Times New Roman"/>
-                <w:sz w:val="22"/>
-              </w:rPr>
-              <w:t>TỔNG CỘNG</w:t>
-            </w:r>
-          </w:p>
-        </w:tc>
-        <w:tc>
-          <w:tcPr>
-            <w:tcW w:w="1134" w:type="dxa"/>
-            <w:vAlign w:val="center"/>
-          </w:tcPr>
-          <w:p>
-            <w:pPr>
-              <w:rPr>
-                <w:rFonts w:cs="Times New Roman"/>
-              </w:rPr>
-            </w:pPr>
-            <w:r>
-              <w:rPr>
-                <w:rFonts w:cs="Times New Roman"/>
-                <w:sz w:val="22"/>
-              </w:rPr>
-              <w:t>41</w:t>
-            </w:r>
-          </w:p>
-        </w:tc>
-        <w:tc>
-          <w:tcPr>
-            <w:tcW w:w="1304" w:type="dxa"/>
-            <w:vAlign w:val="center"/>
-          </w:tcPr>
-          <w:p>
-            <w:pPr>
-              <w:rPr>
-                <w:rFonts w:cs="Times New Roman"/>
-              </w:rPr>
-            </w:pPr>
-            <w:r>
-              <w:rPr>
-                <w:rFonts w:cs="Times New Roman"/>
-                <w:sz w:val="22"/>
-              </w:rPr>
-              <w:t>41 PASS</w:t>
-            </w:r>
-          </w:p>
-        </w:tc>
-        <w:tc>
-          <w:tcPr>
-            <w:tcW w:w="1134" w:type="dxa"/>
-            <w:vAlign w:val="center"/>
-          </w:tcPr>
-          <w:p>
-            <w:pPr>
-              <w:rPr>
-                <w:rFonts w:cs="Times New Roman"/>
-              </w:rPr>
-            </w:pPr>
-            <w:r>
-              <w:rPr>
-                <w:rFonts w:cs="Times New Roman"/>
-                <w:sz w:val="22"/>
-              </w:rPr>
-              <w:t>0 FAIL</w:t>
-            </w:r>
-          </w:p>
-        </w:tc>
-        <w:tc>
-          <w:tcPr>
-            <w:tcW w:w="1417" w:type="dxa"/>
-            <w:vAlign w:val="center"/>
-          </w:tcPr>
-          <w:p>
-            <w:pPr>
-              <w:rPr>
-                <w:rFonts w:cs="Times New Roman"/>
-              </w:rPr>
-            </w:pPr>
-            <w:r>
-              <w:rPr>
-                <w:rFonts w:cs="Times New Roman"/>
-                <w:sz w:val="22"/>
+                <w:szCs w:val="26"/>
+              </w:rPr>
+            </w:pPr>
+            <w:r>
+              <w:rPr>
+                <w:rFonts w:cs="Times New Roman"/>
+                <w:szCs w:val="26"/>
               </w:rPr>
               <w:t>Đạt</w:t>
             </w:r>
@@ -1255,6 +1255,7 @@
       <w:pPr>
         <w:rPr>
           <w:rFonts w:cs="Times New Roman"/>
+          <w:szCs w:val="26"/>
         </w:rPr>
       </w:pPr>
     </w:p>
@@ -1263,23 +1264,31 @@
         <w:pStyle w:val="Heading1"/>
         <w:rPr>
           <w:rFonts w:ascii="Times New Roman" w:hAnsi="Times New Roman" w:cs="Times New Roman"/>
+          <w:sz w:val="26"/>
+          <w:szCs w:val="26"/>
         </w:rPr>
       </w:pPr>
       <w:r>
         <w:rPr>
           <w:rFonts w:ascii="Times New Roman" w:hAnsi="Times New Roman" w:cs="Times New Roman"/>
+          <w:sz w:val="26"/>
+          <w:szCs w:val="26"/>
         </w:rPr>
         <w:t xml:space="preserve">3. Chi tiết </w:t>
       </w:r>
       <w:r>
         <w:rPr>
           <w:rFonts w:ascii="Times New Roman" w:hAnsi="Times New Roman" w:cs="Times New Roman"/>
+          <w:sz w:val="26"/>
+          <w:szCs w:val="26"/>
         </w:rPr>
         <w:t>T</w:t>
       </w:r>
       <w:r>
         <w:rPr>
           <w:rFonts w:ascii="Times New Roman" w:hAnsi="Times New Roman" w:cs="Times New Roman"/>
+          <w:sz w:val="26"/>
+          <w:szCs w:val="26"/>
         </w:rPr>
         <w:t>est case – CandidateManager</w:t>
       </w:r>
@@ -1289,11 +1298,13 @@
         <w:spacing w:line="312" w:lineRule="auto"/>
         <w:rPr>
           <w:rFonts w:cs="Times New Roman"/>
+          <w:szCs w:val="26"/>
         </w:rPr>
       </w:pPr>
       <w:r>
         <w:rPr>
           <w:rFonts w:cs="Times New Roman"/>
+          <w:szCs w:val="26"/>
         </w:rPr>
         <w:t>File: CandidateManager_test.sol. Nhóm kiểm thử này tập trung vào việc thêm, sửa, xóa và khóa danh sách ứng viên, đồng thời kiểm tra khả năng phối hợp với VotingCore.</w:t>
       </w:r>
@@ -1306,7 +1317,7 @@
         <w:tblLook w:val="04A0" w:firstRow="1" w:lastRow="0" w:firstColumn="1" w:lastColumn="0" w:noHBand="0" w:noVBand="1"/>
       </w:tblPr>
       <w:tblGrid>
-        <w:gridCol w:w="632"/>
+        <w:gridCol w:w="708"/>
         <w:gridCol w:w="2948"/>
         <w:gridCol w:w="4252"/>
         <w:gridCol w:w="1020"/>
@@ -1326,13 +1337,14 @@
             <w:pPr>
               <w:rPr>
                 <w:rFonts w:cs="Times New Roman"/>
+                <w:szCs w:val="26"/>
               </w:rPr>
             </w:pPr>
             <w:r>
               <w:rPr>
                 <w:rFonts w:cs="Times New Roman"/>
                 <w:b/>
-                <w:sz w:val="22"/>
+                <w:szCs w:val="26"/>
               </w:rPr>
               <w:t>STT</w:t>
             </w:r>
@@ -1348,13 +1360,14 @@
             <w:pPr>
               <w:rPr>
                 <w:rFonts w:cs="Times New Roman"/>
+                <w:szCs w:val="26"/>
               </w:rPr>
             </w:pPr>
             <w:r>
               <w:rPr>
                 <w:rFonts w:cs="Times New Roman"/>
                 <w:b/>
-                <w:sz w:val="22"/>
+                <w:szCs w:val="26"/>
               </w:rPr>
               <w:t>Test case</w:t>
             </w:r>
@@ -1370,13 +1383,14 @@
             <w:pPr>
               <w:rPr>
                 <w:rFonts w:cs="Times New Roman"/>
+                <w:szCs w:val="26"/>
               </w:rPr>
             </w:pPr>
             <w:r>
               <w:rPr>
                 <w:rFonts w:cs="Times New Roman"/>
                 <w:b/>
-                <w:sz w:val="22"/>
+                <w:szCs w:val="26"/>
               </w:rPr>
               <w:t>Mục tiêu kiểm thử</w:t>
             </w:r>
@@ -1392,13 +1406,14 @@
             <w:pPr>
               <w:rPr>
                 <w:rFonts w:cs="Times New Roman"/>
+                <w:szCs w:val="26"/>
               </w:rPr>
             </w:pPr>
             <w:r>
               <w:rPr>
                 <w:rFonts w:cs="Times New Roman"/>
                 <w:b/>
-                <w:sz w:val="22"/>
+                <w:szCs w:val="26"/>
               </w:rPr>
               <w:t>Kết quả</w:t>
             </w:r>
@@ -1418,12 +1433,13 @@
             <w:pPr>
               <w:rPr>
                 <w:rFonts w:cs="Times New Roman"/>
-              </w:rPr>
-            </w:pPr>
-            <w:r>
-              <w:rPr>
-                <w:rFonts w:cs="Times New Roman"/>
-                <w:sz w:val="22"/>
+                <w:szCs w:val="26"/>
+              </w:rPr>
+            </w:pPr>
+            <w:r>
+              <w:rPr>
+                <w:rFonts w:cs="Times New Roman"/>
+                <w:szCs w:val="26"/>
               </w:rPr>
               <w:t>1</w:t>
             </w:r>
@@ -1438,12 +1454,13 @@
             <w:pPr>
               <w:rPr>
                 <w:rFonts w:cs="Times New Roman"/>
-              </w:rPr>
-            </w:pPr>
-            <w:r>
-              <w:rPr>
-                <w:rFonts w:cs="Times New Roman"/>
-                <w:sz w:val="22"/>
+                <w:szCs w:val="26"/>
+              </w:rPr>
+            </w:pPr>
+            <w:r>
+              <w:rPr>
+                <w:rFonts w:cs="Times New Roman"/>
+                <w:szCs w:val="26"/>
               </w:rPr>
               <w:t>Test add candidates</w:t>
             </w:r>
@@ -1458,12 +1475,13 @@
             <w:pPr>
               <w:rPr>
                 <w:rFonts w:cs="Times New Roman"/>
-              </w:rPr>
-            </w:pPr>
-            <w:r>
-              <w:rPr>
-                <w:rFonts w:cs="Times New Roman"/>
-                <w:sz w:val="22"/>
+                <w:szCs w:val="26"/>
+              </w:rPr>
+            </w:pPr>
+            <w:r>
+              <w:rPr>
+                <w:rFonts w:cs="Times New Roman"/>
+                <w:szCs w:val="26"/>
               </w:rPr>
               <w:t>Thêm ứng viên.</w:t>
             </w:r>
@@ -1478,12 +1496,13 @@
             <w:pPr>
               <w:rPr>
                 <w:rFonts w:cs="Times New Roman"/>
-              </w:rPr>
-            </w:pPr>
-            <w:r>
-              <w:rPr>
-                <w:rFonts w:cs="Times New Roman"/>
-                <w:sz w:val="22"/>
+                <w:szCs w:val="26"/>
+              </w:rPr>
+            </w:pPr>
+            <w:r>
+              <w:rPr>
+                <w:rFonts w:cs="Times New Roman"/>
+                <w:szCs w:val="26"/>
               </w:rPr>
               <w:t>PASS</w:t>
             </w:r>
@@ -1503,12 +1522,13 @@
             <w:pPr>
               <w:rPr>
                 <w:rFonts w:cs="Times New Roman"/>
-              </w:rPr>
-            </w:pPr>
-            <w:r>
-              <w:rPr>
-                <w:rFonts w:cs="Times New Roman"/>
-                <w:sz w:val="22"/>
+                <w:szCs w:val="26"/>
+              </w:rPr>
+            </w:pPr>
+            <w:r>
+              <w:rPr>
+                <w:rFonts w:cs="Times New Roman"/>
+                <w:szCs w:val="26"/>
               </w:rPr>
               <w:t>2</w:t>
             </w:r>
@@ -1523,12 +1543,13 @@
             <w:pPr>
               <w:rPr>
                 <w:rFonts w:cs="Times New Roman"/>
-              </w:rPr>
-            </w:pPr>
-            <w:r>
-              <w:rPr>
-                <w:rFonts w:cs="Times New Roman"/>
-                <w:sz w:val="22"/>
+                <w:szCs w:val="26"/>
+              </w:rPr>
+            </w:pPr>
+            <w:r>
+              <w:rPr>
+                <w:rFonts w:cs="Times New Roman"/>
+                <w:szCs w:val="26"/>
               </w:rPr>
               <w:t>Test update candidate before lock</w:t>
             </w:r>
@@ -1543,12 +1564,13 @@
             <w:pPr>
               <w:rPr>
                 <w:rFonts w:cs="Times New Roman"/>
-              </w:rPr>
-            </w:pPr>
-            <w:r>
-              <w:rPr>
-                <w:rFonts w:cs="Times New Roman"/>
-                <w:sz w:val="22"/>
+                <w:szCs w:val="26"/>
+              </w:rPr>
+            </w:pPr>
+            <w:r>
+              <w:rPr>
+                <w:rFonts w:cs="Times New Roman"/>
+                <w:szCs w:val="26"/>
               </w:rPr>
               <w:t>Cập nhật ứng viên trước khi khóa.</w:t>
             </w:r>
@@ -1563,12 +1585,13 @@
             <w:pPr>
               <w:rPr>
                 <w:rFonts w:cs="Times New Roman"/>
-              </w:rPr>
-            </w:pPr>
-            <w:r>
-              <w:rPr>
-                <w:rFonts w:cs="Times New Roman"/>
-                <w:sz w:val="22"/>
+                <w:szCs w:val="26"/>
+              </w:rPr>
+            </w:pPr>
+            <w:r>
+              <w:rPr>
+                <w:rFonts w:cs="Times New Roman"/>
+                <w:szCs w:val="26"/>
               </w:rPr>
               <w:t>PASS</w:t>
             </w:r>
@@ -1588,12 +1611,13 @@
             <w:pPr>
               <w:rPr>
                 <w:rFonts w:cs="Times New Roman"/>
-              </w:rPr>
-            </w:pPr>
-            <w:r>
-              <w:rPr>
-                <w:rFonts w:cs="Times New Roman"/>
-                <w:sz w:val="22"/>
+                <w:szCs w:val="26"/>
+              </w:rPr>
+            </w:pPr>
+            <w:r>
+              <w:rPr>
+                <w:rFonts w:cs="Times New Roman"/>
+                <w:szCs w:val="26"/>
               </w:rPr>
               <w:t>3</w:t>
             </w:r>
@@ -1608,12 +1632,13 @@
             <w:pPr>
               <w:rPr>
                 <w:rFonts w:cs="Times New Roman"/>
-              </w:rPr>
-            </w:pPr>
-            <w:r>
-              <w:rPr>
-                <w:rFonts w:cs="Times New Roman"/>
-                <w:sz w:val="22"/>
+                <w:szCs w:val="26"/>
+              </w:rPr>
+            </w:pPr>
+            <w:r>
+              <w:rPr>
+                <w:rFonts w:cs="Times New Roman"/>
+                <w:szCs w:val="26"/>
               </w:rPr>
               <w:t>Test delete candidate before lock</w:t>
             </w:r>
@@ -1628,12 +1653,13 @@
             <w:pPr>
               <w:rPr>
                 <w:rFonts w:cs="Times New Roman"/>
-              </w:rPr>
-            </w:pPr>
-            <w:r>
-              <w:rPr>
-                <w:rFonts w:cs="Times New Roman"/>
-                <w:sz w:val="22"/>
+                <w:szCs w:val="26"/>
+              </w:rPr>
+            </w:pPr>
+            <w:r>
+              <w:rPr>
+                <w:rFonts w:cs="Times New Roman"/>
+                <w:szCs w:val="26"/>
               </w:rPr>
               <w:t>Xóa ứng viên trước khi khóa.</w:t>
             </w:r>
@@ -1648,12 +1674,13 @@
             <w:pPr>
               <w:rPr>
                 <w:rFonts w:cs="Times New Roman"/>
-              </w:rPr>
-            </w:pPr>
-            <w:r>
-              <w:rPr>
-                <w:rFonts w:cs="Times New Roman"/>
-                <w:sz w:val="22"/>
+                <w:szCs w:val="26"/>
+              </w:rPr>
+            </w:pPr>
+            <w:r>
+              <w:rPr>
+                <w:rFonts w:cs="Times New Roman"/>
+                <w:szCs w:val="26"/>
               </w:rPr>
               <w:t>PASS</w:t>
             </w:r>
@@ -1673,12 +1700,13 @@
             <w:pPr>
               <w:rPr>
                 <w:rFonts w:cs="Times New Roman"/>
-              </w:rPr>
-            </w:pPr>
-            <w:r>
-              <w:rPr>
-                <w:rFonts w:cs="Times New Roman"/>
-                <w:sz w:val="22"/>
+                <w:szCs w:val="26"/>
+              </w:rPr>
+            </w:pPr>
+            <w:r>
+              <w:rPr>
+                <w:rFonts w:cs="Times New Roman"/>
+                <w:szCs w:val="26"/>
               </w:rPr>
               <w:t>4</w:t>
             </w:r>
@@ -1693,12 +1721,13 @@
             <w:pPr>
               <w:rPr>
                 <w:rFonts w:cs="Times New Roman"/>
-              </w:rPr>
-            </w:pPr>
-            <w:r>
-              <w:rPr>
-                <w:rFonts w:cs="Times New Roman"/>
-                <w:sz w:val="22"/>
+                <w:szCs w:val="26"/>
+              </w:rPr>
+            </w:pPr>
+            <w:r>
+              <w:rPr>
+                <w:rFonts w:cs="Times New Roman"/>
+                <w:szCs w:val="26"/>
               </w:rPr>
               <w:t>Test set voting core</w:t>
             </w:r>
@@ -1713,12 +1742,13 @@
             <w:pPr>
               <w:rPr>
                 <w:rFonts w:cs="Times New Roman"/>
-              </w:rPr>
-            </w:pPr>
-            <w:r>
-              <w:rPr>
-                <w:rFonts w:cs="Times New Roman"/>
-                <w:sz w:val="22"/>
+                <w:szCs w:val="26"/>
+              </w:rPr>
+            </w:pPr>
+            <w:r>
+              <w:rPr>
+                <w:rFonts w:cs="Times New Roman"/>
+                <w:szCs w:val="26"/>
               </w:rPr>
               <w:t>Thiết lập địa chỉ VotingCore.</w:t>
             </w:r>
@@ -1733,12 +1763,13 @@
             <w:pPr>
               <w:rPr>
                 <w:rFonts w:cs="Times New Roman"/>
-              </w:rPr>
-            </w:pPr>
-            <w:r>
-              <w:rPr>
-                <w:rFonts w:cs="Times New Roman"/>
-                <w:sz w:val="22"/>
+                <w:szCs w:val="26"/>
+              </w:rPr>
+            </w:pPr>
+            <w:r>
+              <w:rPr>
+                <w:rFonts w:cs="Times New Roman"/>
+                <w:szCs w:val="26"/>
               </w:rPr>
               <w:t>PASS</w:t>
             </w:r>
@@ -1758,12 +1789,13 @@
             <w:pPr>
               <w:rPr>
                 <w:rFonts w:cs="Times New Roman"/>
-              </w:rPr>
-            </w:pPr>
-            <w:r>
-              <w:rPr>
-                <w:rFonts w:cs="Times New Roman"/>
-                <w:sz w:val="22"/>
+                <w:szCs w:val="26"/>
+              </w:rPr>
+            </w:pPr>
+            <w:r>
+              <w:rPr>
+                <w:rFonts w:cs="Times New Roman"/>
+                <w:szCs w:val="26"/>
               </w:rPr>
               <w:t>5</w:t>
             </w:r>
@@ -1778,12 +1810,13 @@
             <w:pPr>
               <w:rPr>
                 <w:rFonts w:cs="Times New Roman"/>
-              </w:rPr>
-            </w:pPr>
-            <w:r>
-              <w:rPr>
-                <w:rFonts w:cs="Times New Roman"/>
-                <w:sz w:val="22"/>
+                <w:szCs w:val="26"/>
+              </w:rPr>
+            </w:pPr>
+            <w:r>
+              <w:rPr>
+                <w:rFonts w:cs="Times New Roman"/>
+                <w:szCs w:val="26"/>
               </w:rPr>
               <w:t>Test lock candidates</w:t>
             </w:r>
@@ -1798,12 +1831,13 @@
             <w:pPr>
               <w:rPr>
                 <w:rFonts w:cs="Times New Roman"/>
-              </w:rPr>
-            </w:pPr>
-            <w:r>
-              <w:rPr>
-                <w:rFonts w:cs="Times New Roman"/>
-                <w:sz w:val="22"/>
+                <w:szCs w:val="26"/>
+              </w:rPr>
+            </w:pPr>
+            <w:r>
+              <w:rPr>
+                <w:rFonts w:cs="Times New Roman"/>
+                <w:szCs w:val="26"/>
               </w:rPr>
               <w:t>Khóa danh sách ứng viên.</w:t>
             </w:r>
@@ -1818,12 +1852,13 @@
             <w:pPr>
               <w:rPr>
                 <w:rFonts w:cs="Times New Roman"/>
-              </w:rPr>
-            </w:pPr>
-            <w:r>
-              <w:rPr>
-                <w:rFonts w:cs="Times New Roman"/>
-                <w:sz w:val="22"/>
+                <w:szCs w:val="26"/>
+              </w:rPr>
+            </w:pPr>
+            <w:r>
+              <w:rPr>
+                <w:rFonts w:cs="Times New Roman"/>
+                <w:szCs w:val="26"/>
               </w:rPr>
               <w:t>PASS</w:t>
             </w:r>
@@ -1843,12 +1878,13 @@
             <w:pPr>
               <w:rPr>
                 <w:rFonts w:cs="Times New Roman"/>
-              </w:rPr>
-            </w:pPr>
-            <w:r>
-              <w:rPr>
-                <w:rFonts w:cs="Times New Roman"/>
-                <w:sz w:val="22"/>
+                <w:szCs w:val="26"/>
+              </w:rPr>
+            </w:pPr>
+            <w:r>
+              <w:rPr>
+                <w:rFonts w:cs="Times New Roman"/>
+                <w:szCs w:val="26"/>
               </w:rPr>
               <w:t>6</w:t>
             </w:r>
@@ -1863,12 +1899,13 @@
             <w:pPr>
               <w:rPr>
                 <w:rFonts w:cs="Times New Roman"/>
-              </w:rPr>
-            </w:pPr>
-            <w:r>
-              <w:rPr>
-                <w:rFonts w:cs="Times New Roman"/>
-                <w:sz w:val="22"/>
+                <w:szCs w:val="26"/>
+              </w:rPr>
+            </w:pPr>
+            <w:r>
+              <w:rPr>
+                <w:rFonts w:cs="Times New Roman"/>
+                <w:szCs w:val="26"/>
               </w:rPr>
               <w:t>Test cannot add after lock</w:t>
             </w:r>
@@ -1883,12 +1920,13 @@
             <w:pPr>
               <w:rPr>
                 <w:rFonts w:cs="Times New Roman"/>
-              </w:rPr>
-            </w:pPr>
-            <w:r>
-              <w:rPr>
-                <w:rFonts w:cs="Times New Roman"/>
-                <w:sz w:val="22"/>
+                <w:szCs w:val="26"/>
+              </w:rPr>
+            </w:pPr>
+            <w:r>
+              <w:rPr>
+                <w:rFonts w:cs="Times New Roman"/>
+                <w:szCs w:val="26"/>
               </w:rPr>
               <w:t>Không cho thêm ứng viên sau khi khóa.</w:t>
             </w:r>
@@ -1903,12 +1941,13 @@
             <w:pPr>
               <w:rPr>
                 <w:rFonts w:cs="Times New Roman"/>
-              </w:rPr>
-            </w:pPr>
-            <w:r>
-              <w:rPr>
-                <w:rFonts w:cs="Times New Roman"/>
-                <w:sz w:val="22"/>
+                <w:szCs w:val="26"/>
+              </w:rPr>
+            </w:pPr>
+            <w:r>
+              <w:rPr>
+                <w:rFonts w:cs="Times New Roman"/>
+                <w:szCs w:val="26"/>
               </w:rPr>
               <w:t>PASS</w:t>
             </w:r>
@@ -1928,12 +1967,13 @@
             <w:pPr>
               <w:rPr>
                 <w:rFonts w:cs="Times New Roman"/>
-              </w:rPr>
-            </w:pPr>
-            <w:r>
-              <w:rPr>
-                <w:rFonts w:cs="Times New Roman"/>
-                <w:sz w:val="22"/>
+                <w:szCs w:val="26"/>
+              </w:rPr>
+            </w:pPr>
+            <w:r>
+              <w:rPr>
+                <w:rFonts w:cs="Times New Roman"/>
+                <w:szCs w:val="26"/>
               </w:rPr>
               <w:t>7</w:t>
             </w:r>
@@ -1948,12 +1988,13 @@
             <w:pPr>
               <w:rPr>
                 <w:rFonts w:cs="Times New Roman"/>
-              </w:rPr>
-            </w:pPr>
-            <w:r>
-              <w:rPr>
-                <w:rFonts w:cs="Times New Roman"/>
-                <w:sz w:val="22"/>
+                <w:szCs w:val="26"/>
+              </w:rPr>
+            </w:pPr>
+            <w:r>
+              <w:rPr>
+                <w:rFonts w:cs="Times New Roman"/>
+                <w:szCs w:val="26"/>
               </w:rPr>
               <w:t>Test cannot update after lock</w:t>
             </w:r>
@@ -1968,12 +2009,13 @@
             <w:pPr>
               <w:rPr>
                 <w:rFonts w:cs="Times New Roman"/>
-              </w:rPr>
-            </w:pPr>
-            <w:r>
-              <w:rPr>
-                <w:rFonts w:cs="Times New Roman"/>
-                <w:sz w:val="22"/>
+                <w:szCs w:val="26"/>
+              </w:rPr>
+            </w:pPr>
+            <w:r>
+              <w:rPr>
+                <w:rFonts w:cs="Times New Roman"/>
+                <w:szCs w:val="26"/>
               </w:rPr>
               <w:t>Không cho cập nhật ứng viên sau khi khóa.</w:t>
             </w:r>
@@ -1988,12 +2030,13 @@
             <w:pPr>
               <w:rPr>
                 <w:rFonts w:cs="Times New Roman"/>
-              </w:rPr>
-            </w:pPr>
-            <w:r>
-              <w:rPr>
-                <w:rFonts w:cs="Times New Roman"/>
-                <w:sz w:val="22"/>
+                <w:szCs w:val="26"/>
+              </w:rPr>
+            </w:pPr>
+            <w:r>
+              <w:rPr>
+                <w:rFonts w:cs="Times New Roman"/>
+                <w:szCs w:val="26"/>
               </w:rPr>
               <w:t>PASS</w:t>
             </w:r>
@@ -2013,12 +2056,13 @@
             <w:pPr>
               <w:rPr>
                 <w:rFonts w:cs="Times New Roman"/>
-              </w:rPr>
-            </w:pPr>
-            <w:r>
-              <w:rPr>
-                <w:rFonts w:cs="Times New Roman"/>
-                <w:sz w:val="22"/>
+                <w:szCs w:val="26"/>
+              </w:rPr>
+            </w:pPr>
+            <w:r>
+              <w:rPr>
+                <w:rFonts w:cs="Times New Roman"/>
+                <w:szCs w:val="26"/>
               </w:rPr>
               <w:t>8</w:t>
             </w:r>
@@ -2033,12 +2077,13 @@
             <w:pPr>
               <w:rPr>
                 <w:rFonts w:cs="Times New Roman"/>
-              </w:rPr>
-            </w:pPr>
-            <w:r>
-              <w:rPr>
-                <w:rFonts w:cs="Times New Roman"/>
-                <w:sz w:val="22"/>
+                <w:szCs w:val="26"/>
+              </w:rPr>
+            </w:pPr>
+            <w:r>
+              <w:rPr>
+                <w:rFonts w:cs="Times New Roman"/>
+                <w:szCs w:val="26"/>
               </w:rPr>
               <w:t>Test cannot delete after lock</w:t>
             </w:r>
@@ -2053,12 +2098,13 @@
             <w:pPr>
               <w:rPr>
                 <w:rFonts w:cs="Times New Roman"/>
-              </w:rPr>
-            </w:pPr>
-            <w:r>
-              <w:rPr>
-                <w:rFonts w:cs="Times New Roman"/>
-                <w:sz w:val="22"/>
+                <w:szCs w:val="26"/>
+              </w:rPr>
+            </w:pPr>
+            <w:r>
+              <w:rPr>
+                <w:rFonts w:cs="Times New Roman"/>
+                <w:szCs w:val="26"/>
               </w:rPr>
               <w:t>Không cho xóa ứng viên sau khi khóa.</w:t>
             </w:r>
@@ -2073,12 +2119,13 @@
             <w:pPr>
               <w:rPr>
                 <w:rFonts w:cs="Times New Roman"/>
-              </w:rPr>
-            </w:pPr>
-            <w:r>
-              <w:rPr>
-                <w:rFonts w:cs="Times New Roman"/>
-                <w:sz w:val="22"/>
+                <w:szCs w:val="26"/>
+              </w:rPr>
+            </w:pPr>
+            <w:r>
+              <w:rPr>
+                <w:rFonts w:cs="Times New Roman"/>
+                <w:szCs w:val="26"/>
               </w:rPr>
               <w:t>PASS</w:t>
             </w:r>
@@ -2098,12 +2145,13 @@
             <w:pPr>
               <w:rPr>
                 <w:rFonts w:cs="Times New Roman"/>
-              </w:rPr>
-            </w:pPr>
-            <w:r>
-              <w:rPr>
-                <w:rFonts w:cs="Times New Roman"/>
-                <w:sz w:val="22"/>
+                <w:szCs w:val="26"/>
+              </w:rPr>
+            </w:pPr>
+            <w:r>
+              <w:rPr>
+                <w:rFonts w:cs="Times New Roman"/>
+                <w:szCs w:val="26"/>
               </w:rPr>
               <w:t>9</w:t>
             </w:r>
@@ -2118,12 +2166,13 @@
             <w:pPr>
               <w:rPr>
                 <w:rFonts w:cs="Times New Roman"/>
-              </w:rPr>
-            </w:pPr>
-            <w:r>
-              <w:rPr>
-                <w:rFonts w:cs="Times New Roman"/>
-                <w:sz w:val="22"/>
+                <w:szCs w:val="26"/>
+              </w:rPr>
+            </w:pPr>
+            <w:r>
+              <w:rPr>
+                <w:rFonts w:cs="Times New Roman"/>
+                <w:szCs w:val="26"/>
               </w:rPr>
               <w:t>Test cannot lock without candidate</w:t>
             </w:r>
@@ -2138,12 +2187,13 @@
             <w:pPr>
               <w:rPr>
                 <w:rFonts w:cs="Times New Roman"/>
-              </w:rPr>
-            </w:pPr>
-            <w:r>
-              <w:rPr>
-                <w:rFonts w:cs="Times New Roman"/>
-                <w:sz w:val="22"/>
+                <w:szCs w:val="26"/>
+              </w:rPr>
+            </w:pPr>
+            <w:r>
+              <w:rPr>
+                <w:rFonts w:cs="Times New Roman"/>
+                <w:szCs w:val="26"/>
               </w:rPr>
               <w:t>Không cho khóa khi chưa có ứng viên.</w:t>
             </w:r>
@@ -2158,12 +2208,13 @@
             <w:pPr>
               <w:rPr>
                 <w:rFonts w:cs="Times New Roman"/>
-              </w:rPr>
-            </w:pPr>
-            <w:r>
-              <w:rPr>
-                <w:rFonts w:cs="Times New Roman"/>
-                <w:sz w:val="22"/>
+                <w:szCs w:val="26"/>
+              </w:rPr>
+            </w:pPr>
+            <w:r>
+              <w:rPr>
+                <w:rFonts w:cs="Times New Roman"/>
+                <w:szCs w:val="26"/>
               </w:rPr>
               <w:t>PASS</w:t>
             </w:r>
@@ -2183,13 +2234,15 @@
             <w:pPr>
               <w:rPr>
                 <w:rFonts w:cs="Times New Roman"/>
-              </w:rPr>
-            </w:pPr>
-            <w:r>
-              <w:rPr>
-                <w:rFonts w:cs="Times New Roman"/>
-                <w:sz w:val="22"/>
-              </w:rPr>
+                <w:szCs w:val="26"/>
+              </w:rPr>
+            </w:pPr>
+            <w:r>
+              <w:rPr>
+                <w:rFonts w:cs="Times New Roman"/>
+                <w:szCs w:val="26"/>
+              </w:rPr>
+              <w:lastRenderedPageBreak/>
               <w:t>10</w:t>
             </w:r>
           </w:p>
@@ -2203,12 +2256,13 @@
             <w:pPr>
               <w:rPr>
                 <w:rFonts w:cs="Times New Roman"/>
-              </w:rPr>
-            </w:pPr>
-            <w:r>
-              <w:rPr>
-                <w:rFonts w:cs="Times New Roman"/>
-                <w:sz w:val="22"/>
+                <w:szCs w:val="26"/>
+              </w:rPr>
+            </w:pPr>
+            <w:r>
+              <w:rPr>
+                <w:rFonts w:cs="Times New Roman"/>
+                <w:szCs w:val="26"/>
               </w:rPr>
               <w:t>Test cannot lock after all candidates deleted</w:t>
             </w:r>
@@ -2223,12 +2277,13 @@
             <w:pPr>
               <w:rPr>
                 <w:rFonts w:cs="Times New Roman"/>
-              </w:rPr>
-            </w:pPr>
-            <w:r>
-              <w:rPr>
-                <w:rFonts w:cs="Times New Roman"/>
-                <w:sz w:val="22"/>
+                <w:szCs w:val="26"/>
+              </w:rPr>
+            </w:pPr>
+            <w:r>
+              <w:rPr>
+                <w:rFonts w:cs="Times New Roman"/>
+                <w:szCs w:val="26"/>
               </w:rPr>
               <w:t>Không cho khóa khi tất cả ứng viên đã bị xóa.</w:t>
             </w:r>
@@ -2243,12 +2298,13 @@
             <w:pPr>
               <w:rPr>
                 <w:rFonts w:cs="Times New Roman"/>
-              </w:rPr>
-            </w:pPr>
-            <w:r>
-              <w:rPr>
-                <w:rFonts w:cs="Times New Roman"/>
-                <w:sz w:val="22"/>
+                <w:szCs w:val="26"/>
+              </w:rPr>
+            </w:pPr>
+            <w:r>
+              <w:rPr>
+                <w:rFonts w:cs="Times New Roman"/>
+                <w:szCs w:val="26"/>
               </w:rPr>
               <w:t>PASS</w:t>
             </w:r>
@@ -2268,12 +2324,13 @@
             <w:pPr>
               <w:rPr>
                 <w:rFonts w:cs="Times New Roman"/>
-              </w:rPr>
-            </w:pPr>
-            <w:r>
-              <w:rPr>
-                <w:rFonts w:cs="Times New Roman"/>
-                <w:sz w:val="22"/>
+                <w:szCs w:val="26"/>
+              </w:rPr>
+            </w:pPr>
+            <w:r>
+              <w:rPr>
+                <w:rFonts w:cs="Times New Roman"/>
+                <w:szCs w:val="26"/>
               </w:rPr>
               <w:t>11</w:t>
             </w:r>
@@ -2288,12 +2345,13 @@
             <w:pPr>
               <w:rPr>
                 <w:rFonts w:cs="Times New Roman"/>
-              </w:rPr>
-            </w:pPr>
-            <w:r>
-              <w:rPr>
-                <w:rFonts w:cs="Times New Roman"/>
-                <w:sz w:val="22"/>
+                <w:szCs w:val="26"/>
+              </w:rPr>
+            </w:pPr>
+            <w:r>
+              <w:rPr>
+                <w:rFonts w:cs="Times New Roman"/>
+                <w:szCs w:val="26"/>
               </w:rPr>
               <w:t>Test candidate vote count through voting core</w:t>
             </w:r>
@@ -2308,12 +2366,13 @@
             <w:pPr>
               <w:rPr>
                 <w:rFonts w:cs="Times New Roman"/>
-              </w:rPr>
-            </w:pPr>
-            <w:r>
-              <w:rPr>
-                <w:rFonts w:cs="Times New Roman"/>
-                <w:sz w:val="22"/>
+                <w:szCs w:val="26"/>
+              </w:rPr>
+            </w:pPr>
+            <w:r>
+              <w:rPr>
+                <w:rFonts w:cs="Times New Roman"/>
+                <w:szCs w:val="26"/>
               </w:rPr>
               <w:t>Kiểm tra số phiếu ứng viên tăng thông qua VotingCore.</w:t>
             </w:r>
@@ -2328,12 +2387,13 @@
             <w:pPr>
               <w:rPr>
                 <w:rFonts w:cs="Times New Roman"/>
-              </w:rPr>
-            </w:pPr>
-            <w:r>
-              <w:rPr>
-                <w:rFonts w:cs="Times New Roman"/>
-                <w:sz w:val="22"/>
+                <w:szCs w:val="26"/>
+              </w:rPr>
+            </w:pPr>
+            <w:r>
+              <w:rPr>
+                <w:rFonts w:cs="Times New Roman"/>
+                <w:szCs w:val="26"/>
               </w:rPr>
               <w:t>PASS</w:t>
             </w:r>
@@ -2345,6 +2405,7 @@
       <w:pPr>
         <w:rPr>
           <w:rFonts w:cs="Times New Roman"/>
+          <w:szCs w:val="26"/>
         </w:rPr>
       </w:pPr>
     </w:p>
@@ -2353,24 +2414,31 @@
         <w:pStyle w:val="Heading1"/>
         <w:rPr>
           <w:rFonts w:ascii="Times New Roman" w:hAnsi="Times New Roman" w:cs="Times New Roman"/>
+          <w:sz w:val="26"/>
+          <w:szCs w:val="26"/>
         </w:rPr>
       </w:pPr>
       <w:r>
         <w:rPr>
           <w:rFonts w:ascii="Times New Roman" w:hAnsi="Times New Roman" w:cs="Times New Roman"/>
+          <w:sz w:val="26"/>
+          <w:szCs w:val="26"/>
         </w:rPr>
-        <w:lastRenderedPageBreak/>
         <w:t xml:space="preserve">4. Chi tiết </w:t>
       </w:r>
       <w:r>
         <w:rPr>
           <w:rFonts w:ascii="Times New Roman" w:hAnsi="Times New Roman" w:cs="Times New Roman"/>
+          <w:sz w:val="26"/>
+          <w:szCs w:val="26"/>
         </w:rPr>
         <w:t>T</w:t>
       </w:r>
       <w:r>
         <w:rPr>
           <w:rFonts w:ascii="Times New Roman" w:hAnsi="Times New Roman" w:cs="Times New Roman"/>
+          <w:sz w:val="26"/>
+          <w:szCs w:val="26"/>
         </w:rPr>
         <w:t>est case – VoterRegistry</w:t>
       </w:r>
@@ -2380,11 +2448,13 @@
         <w:spacing w:line="312" w:lineRule="auto"/>
         <w:rPr>
           <w:rFonts w:cs="Times New Roman"/>
+          <w:szCs w:val="26"/>
         </w:rPr>
       </w:pPr>
       <w:r>
         <w:rPr>
           <w:rFonts w:cs="Times New Roman"/>
+          <w:szCs w:val="26"/>
         </w:rPr>
         <w:t>File: VoterRegistry_test.sol. Nhóm kiểm thử này tập trung vào đăng ký cử tri, chống địa chỉ không hợp lệ hoặc trùng lặp và giới hạn việc đăng ký theo trạng thái của cuộc bầu cử.</w:t>
       </w:r>
@@ -2397,19 +2467,20 @@
         <w:tblLook w:val="04A0" w:firstRow="1" w:lastRow="0" w:firstColumn="1" w:lastColumn="0" w:noHBand="0" w:noVBand="1"/>
       </w:tblPr>
       <w:tblGrid>
-        <w:gridCol w:w="632"/>
+        <w:gridCol w:w="708"/>
         <w:gridCol w:w="2948"/>
         <w:gridCol w:w="4252"/>
         <w:gridCol w:w="1020"/>
       </w:tblGrid>
       <w:tr>
         <w:trPr>
+          <w:trHeight w:val="506"/>
           <w:tblHeader/>
           <w:jc w:val="center"/>
         </w:trPr>
         <w:tc>
           <w:tcPr>
-            <w:tcW w:w="567" w:type="dxa"/>
+            <w:tcW w:w="632" w:type="dxa"/>
             <w:shd w:val="clear" w:color="auto" w:fill="D9EAF7"/>
             <w:vAlign w:val="center"/>
           </w:tcPr>
@@ -2417,13 +2488,14 @@
             <w:pPr>
               <w:rPr>
                 <w:rFonts w:cs="Times New Roman"/>
+                <w:szCs w:val="26"/>
               </w:rPr>
             </w:pPr>
             <w:r>
               <w:rPr>
                 <w:rFonts w:cs="Times New Roman"/>
                 <w:b/>
-                <w:sz w:val="22"/>
+                <w:szCs w:val="26"/>
               </w:rPr>
               <w:t>STT</w:t>
             </w:r>
@@ -2439,13 +2511,14 @@
             <w:pPr>
               <w:rPr>
                 <w:rFonts w:cs="Times New Roman"/>
+                <w:szCs w:val="26"/>
               </w:rPr>
             </w:pPr>
             <w:r>
               <w:rPr>
                 <w:rFonts w:cs="Times New Roman"/>
                 <w:b/>
-                <w:sz w:val="22"/>
+                <w:szCs w:val="26"/>
               </w:rPr>
               <w:t>Test case</w:t>
             </w:r>
@@ -2461,13 +2534,14 @@
             <w:pPr>
               <w:rPr>
                 <w:rFonts w:cs="Times New Roman"/>
+                <w:szCs w:val="26"/>
               </w:rPr>
             </w:pPr>
             <w:r>
               <w:rPr>
                 <w:rFonts w:cs="Times New Roman"/>
                 <w:b/>
-                <w:sz w:val="22"/>
+                <w:szCs w:val="26"/>
               </w:rPr>
               <w:t>Mục tiêu kiểm thử</w:t>
             </w:r>
@@ -2483,13 +2557,14 @@
             <w:pPr>
               <w:rPr>
                 <w:rFonts w:cs="Times New Roman"/>
+                <w:szCs w:val="26"/>
               </w:rPr>
             </w:pPr>
             <w:r>
               <w:rPr>
                 <w:rFonts w:cs="Times New Roman"/>
                 <w:b/>
-                <w:sz w:val="22"/>
+                <w:szCs w:val="26"/>
               </w:rPr>
               <w:t>Kết quả</w:t>
             </w:r>
@@ -2498,23 +2573,25 @@
       </w:tr>
       <w:tr>
         <w:trPr>
+          <w:trHeight w:val="506"/>
           <w:jc w:val="center"/>
         </w:trPr>
         <w:tc>
           <w:tcPr>
-            <w:tcW w:w="567" w:type="dxa"/>
-            <w:vAlign w:val="center"/>
-          </w:tcPr>
-          <w:p>
-            <w:pPr>
-              <w:rPr>
-                <w:rFonts w:cs="Times New Roman"/>
-              </w:rPr>
-            </w:pPr>
-            <w:r>
-              <w:rPr>
-                <w:rFonts w:cs="Times New Roman"/>
-                <w:sz w:val="22"/>
+            <w:tcW w:w="632" w:type="dxa"/>
+            <w:vAlign w:val="center"/>
+          </w:tcPr>
+          <w:p>
+            <w:pPr>
+              <w:rPr>
+                <w:rFonts w:cs="Times New Roman"/>
+                <w:szCs w:val="26"/>
+              </w:rPr>
+            </w:pPr>
+            <w:r>
+              <w:rPr>
+                <w:rFonts w:cs="Times New Roman"/>
+                <w:szCs w:val="26"/>
               </w:rPr>
               <w:t>1</w:t>
             </w:r>
@@ -2529,14 +2606,15 @@
             <w:pPr>
               <w:rPr>
                 <w:rFonts w:cs="Times New Roman"/>
-              </w:rPr>
-            </w:pPr>
-            <w:r>
-              <w:rPr>
-                <w:rFonts w:cs="Times New Roman"/>
-                <w:sz w:val="22"/>
-              </w:rPr>
-              <w:t>Test cannot register zero address</w:t>
+                <w:szCs w:val="26"/>
+              </w:rPr>
+            </w:pPr>
+            <w:r>
+              <w:rPr>
+                <w:rFonts w:cs="Times New Roman"/>
+                <w:szCs w:val="26"/>
+              </w:rPr>
+              <w:t>Test register voter before election</w:t>
             </w:r>
           </w:p>
         </w:tc>
@@ -2549,14 +2627,15 @@
             <w:pPr>
               <w:rPr>
                 <w:rFonts w:cs="Times New Roman"/>
-              </w:rPr>
-            </w:pPr>
-            <w:r>
-              <w:rPr>
-                <w:rFonts w:cs="Times New Roman"/>
-                <w:sz w:val="22"/>
-              </w:rPr>
-              <w:t>Không cho đăng ký địa chỉ 0x0.</w:t>
+                <w:szCs w:val="26"/>
+              </w:rPr>
+            </w:pPr>
+            <w:r>
+              <w:rPr>
+                <w:rFonts w:cs="Times New Roman"/>
+                <w:szCs w:val="26"/>
+              </w:rPr>
+              <w:t>Đăng ký cử tri trước khi bầu cử.</w:t>
             </w:r>
           </w:p>
         </w:tc>
@@ -2569,12 +2648,13 @@
             <w:pPr>
               <w:rPr>
                 <w:rFonts w:cs="Times New Roman"/>
-              </w:rPr>
-            </w:pPr>
-            <w:r>
-              <w:rPr>
-                <w:rFonts w:cs="Times New Roman"/>
-                <w:sz w:val="22"/>
+                <w:szCs w:val="26"/>
+              </w:rPr>
+            </w:pPr>
+            <w:r>
+              <w:rPr>
+                <w:rFonts w:cs="Times New Roman"/>
+                <w:szCs w:val="26"/>
               </w:rPr>
               <w:t>PASS</w:t>
             </w:r>
@@ -2583,23 +2663,25 @@
       </w:tr>
       <w:tr>
         <w:trPr>
+          <w:trHeight w:val="506"/>
           <w:jc w:val="center"/>
         </w:trPr>
         <w:tc>
           <w:tcPr>
-            <w:tcW w:w="567" w:type="dxa"/>
-            <w:vAlign w:val="center"/>
-          </w:tcPr>
-          <w:p>
-            <w:pPr>
-              <w:rPr>
-                <w:rFonts w:cs="Times New Roman"/>
-              </w:rPr>
-            </w:pPr>
-            <w:r>
-              <w:rPr>
-                <w:rFonts w:cs="Times New Roman"/>
-                <w:sz w:val="22"/>
+            <w:tcW w:w="632" w:type="dxa"/>
+            <w:vAlign w:val="center"/>
+          </w:tcPr>
+          <w:p>
+            <w:pPr>
+              <w:rPr>
+                <w:rFonts w:cs="Times New Roman"/>
+                <w:szCs w:val="26"/>
+              </w:rPr>
+            </w:pPr>
+            <w:r>
+              <w:rPr>
+                <w:rFonts w:cs="Times New Roman"/>
+                <w:szCs w:val="26"/>
               </w:rPr>
               <w:t>2</w:t>
             </w:r>
@@ -2614,14 +2696,15 @@
             <w:pPr>
               <w:rPr>
                 <w:rFonts w:cs="Times New Roman"/>
-              </w:rPr>
-            </w:pPr>
-            <w:r>
-              <w:rPr>
-                <w:rFonts w:cs="Times New Roman"/>
-                <w:sz w:val="22"/>
-              </w:rPr>
-              <w:t>Test cannot register duplicate voter</w:t>
+                <w:szCs w:val="26"/>
+              </w:rPr>
+            </w:pPr>
+            <w:r>
+              <w:rPr>
+                <w:rFonts w:cs="Times New Roman"/>
+                <w:szCs w:val="26"/>
+              </w:rPr>
+              <w:t>Test cannot register zero address</w:t>
             </w:r>
           </w:p>
         </w:tc>
@@ -2634,14 +2717,15 @@
             <w:pPr>
               <w:rPr>
                 <w:rFonts w:cs="Times New Roman"/>
-              </w:rPr>
-            </w:pPr>
-            <w:r>
-              <w:rPr>
-                <w:rFonts w:cs="Times New Roman"/>
-                <w:sz w:val="22"/>
-              </w:rPr>
-              <w:t>Không cho đăng ký cử tri trùng.</w:t>
+                <w:szCs w:val="26"/>
+              </w:rPr>
+            </w:pPr>
+            <w:r>
+              <w:rPr>
+                <w:rFonts w:cs="Times New Roman"/>
+                <w:szCs w:val="26"/>
+              </w:rPr>
+              <w:t>Không cho đăng ký địa chỉ 0x0.</w:t>
             </w:r>
           </w:p>
         </w:tc>
@@ -2654,12 +2738,13 @@
             <w:pPr>
               <w:rPr>
                 <w:rFonts w:cs="Times New Roman"/>
-              </w:rPr>
-            </w:pPr>
-            <w:r>
-              <w:rPr>
-                <w:rFonts w:cs="Times New Roman"/>
-                <w:sz w:val="22"/>
+                <w:szCs w:val="26"/>
+              </w:rPr>
+            </w:pPr>
+            <w:r>
+              <w:rPr>
+                <w:rFonts w:cs="Times New Roman"/>
+                <w:szCs w:val="26"/>
               </w:rPr>
               <w:t>PASS</w:t>
             </w:r>
@@ -2668,23 +2753,25 @@
       </w:tr>
       <w:tr>
         <w:trPr>
+          <w:trHeight w:val="506"/>
           <w:jc w:val="center"/>
         </w:trPr>
         <w:tc>
           <w:tcPr>
-            <w:tcW w:w="567" w:type="dxa"/>
-            <w:vAlign w:val="center"/>
-          </w:tcPr>
-          <w:p>
-            <w:pPr>
-              <w:rPr>
-                <w:rFonts w:cs="Times New Roman"/>
-              </w:rPr>
-            </w:pPr>
-            <w:r>
-              <w:rPr>
-                <w:rFonts w:cs="Times New Roman"/>
-                <w:sz w:val="22"/>
+            <w:tcW w:w="632" w:type="dxa"/>
+            <w:vAlign w:val="center"/>
+          </w:tcPr>
+          <w:p>
+            <w:pPr>
+              <w:rPr>
+                <w:rFonts w:cs="Times New Roman"/>
+                <w:szCs w:val="26"/>
+              </w:rPr>
+            </w:pPr>
+            <w:r>
+              <w:rPr>
+                <w:rFonts w:cs="Times New Roman"/>
+                <w:szCs w:val="26"/>
               </w:rPr>
               <w:t>3</w:t>
             </w:r>
@@ -2699,14 +2786,15 @@
             <w:pPr>
               <w:rPr>
                 <w:rFonts w:cs="Times New Roman"/>
-              </w:rPr>
-            </w:pPr>
-            <w:r>
-              <w:rPr>
-                <w:rFonts w:cs="Times New Roman"/>
-                <w:sz w:val="22"/>
-              </w:rPr>
-              <w:t>Test batch register voters</w:t>
+                <w:szCs w:val="26"/>
+              </w:rPr>
+            </w:pPr>
+            <w:r>
+              <w:rPr>
+                <w:rFonts w:cs="Times New Roman"/>
+                <w:szCs w:val="26"/>
+              </w:rPr>
+              <w:t>Test cannot register duplicate voter</w:t>
             </w:r>
           </w:p>
         </w:tc>
@@ -2719,14 +2807,15 @@
             <w:pPr>
               <w:rPr>
                 <w:rFonts w:cs="Times New Roman"/>
-              </w:rPr>
-            </w:pPr>
-            <w:r>
-              <w:rPr>
-                <w:rFonts w:cs="Times New Roman"/>
-                <w:sz w:val="22"/>
-              </w:rPr>
-              <w:t>Đăng ký nhiều cử tri cùng lúc.</w:t>
+                <w:szCs w:val="26"/>
+              </w:rPr>
+            </w:pPr>
+            <w:r>
+              <w:rPr>
+                <w:rFonts w:cs="Times New Roman"/>
+                <w:szCs w:val="26"/>
+              </w:rPr>
+              <w:t>Không cho đăng ký cử tri trùng.</w:t>
             </w:r>
           </w:p>
         </w:tc>
@@ -2739,12 +2828,13 @@
             <w:pPr>
               <w:rPr>
                 <w:rFonts w:cs="Times New Roman"/>
-              </w:rPr>
-            </w:pPr>
-            <w:r>
-              <w:rPr>
-                <w:rFonts w:cs="Times New Roman"/>
-                <w:sz w:val="22"/>
+                <w:szCs w:val="26"/>
+              </w:rPr>
+            </w:pPr>
+            <w:r>
+              <w:rPr>
+                <w:rFonts w:cs="Times New Roman"/>
+                <w:szCs w:val="26"/>
               </w:rPr>
               <w:t>PASS</w:t>
             </w:r>
@@ -2753,23 +2843,25 @@
       </w:tr>
       <w:tr>
         <w:trPr>
+          <w:trHeight w:val="506"/>
           <w:jc w:val="center"/>
         </w:trPr>
         <w:tc>
           <w:tcPr>
-            <w:tcW w:w="567" w:type="dxa"/>
-            <w:vAlign w:val="center"/>
-          </w:tcPr>
-          <w:p>
-            <w:pPr>
-              <w:rPr>
-                <w:rFonts w:cs="Times New Roman"/>
-              </w:rPr>
-            </w:pPr>
-            <w:r>
-              <w:rPr>
-                <w:rFonts w:cs="Times New Roman"/>
-                <w:sz w:val="22"/>
+            <w:tcW w:w="632" w:type="dxa"/>
+            <w:vAlign w:val="center"/>
+          </w:tcPr>
+          <w:p>
+            <w:pPr>
+              <w:rPr>
+                <w:rFonts w:cs="Times New Roman"/>
+                <w:szCs w:val="26"/>
+              </w:rPr>
+            </w:pPr>
+            <w:r>
+              <w:rPr>
+                <w:rFonts w:cs="Times New Roman"/>
+                <w:szCs w:val="26"/>
               </w:rPr>
               <w:t>4</w:t>
             </w:r>
@@ -2784,14 +2876,15 @@
             <w:pPr>
               <w:rPr>
                 <w:rFonts w:cs="Times New Roman"/>
-              </w:rPr>
-            </w:pPr>
-            <w:r>
-              <w:rPr>
-                <w:rFonts w:cs="Times New Roman"/>
-                <w:sz w:val="22"/>
-              </w:rPr>
-              <w:t>Test cannot batch register empty list</w:t>
+                <w:szCs w:val="26"/>
+              </w:rPr>
+            </w:pPr>
+            <w:r>
+              <w:rPr>
+                <w:rFonts w:cs="Times New Roman"/>
+                <w:szCs w:val="26"/>
+              </w:rPr>
+              <w:t>Test batch register voters</w:t>
             </w:r>
           </w:p>
         </w:tc>
@@ -2804,14 +2897,15 @@
             <w:pPr>
               <w:rPr>
                 <w:rFonts w:cs="Times New Roman"/>
-              </w:rPr>
-            </w:pPr>
-            <w:r>
-              <w:rPr>
-                <w:rFonts w:cs="Times New Roman"/>
-                <w:sz w:val="22"/>
-              </w:rPr>
-              <w:t>Không cho batch với danh sách rỗng.</w:t>
+                <w:szCs w:val="26"/>
+              </w:rPr>
+            </w:pPr>
+            <w:r>
+              <w:rPr>
+                <w:rFonts w:cs="Times New Roman"/>
+                <w:szCs w:val="26"/>
+              </w:rPr>
+              <w:t>Đăng ký nhiều cử tri cùng lúc.</w:t>
             </w:r>
           </w:p>
         </w:tc>
@@ -2824,12 +2918,13 @@
             <w:pPr>
               <w:rPr>
                 <w:rFonts w:cs="Times New Roman"/>
-              </w:rPr>
-            </w:pPr>
-            <w:r>
-              <w:rPr>
-                <w:rFonts w:cs="Times New Roman"/>
-                <w:sz w:val="22"/>
+                <w:szCs w:val="26"/>
+              </w:rPr>
+            </w:pPr>
+            <w:r>
+              <w:rPr>
+                <w:rFonts w:cs="Times New Roman"/>
+                <w:szCs w:val="26"/>
               </w:rPr>
               <w:t>PASS</w:t>
             </w:r>
@@ -2838,23 +2933,25 @@
       </w:tr>
       <w:tr>
         <w:trPr>
+          <w:trHeight w:val="506"/>
           <w:jc w:val="center"/>
         </w:trPr>
         <w:tc>
           <w:tcPr>
-            <w:tcW w:w="567" w:type="dxa"/>
-            <w:vAlign w:val="center"/>
-          </w:tcPr>
-          <w:p>
-            <w:pPr>
-              <w:rPr>
-                <w:rFonts w:cs="Times New Roman"/>
-              </w:rPr>
-            </w:pPr>
-            <w:r>
-              <w:rPr>
-                <w:rFonts w:cs="Times New Roman"/>
-                <w:sz w:val="22"/>
+            <w:tcW w:w="632" w:type="dxa"/>
+            <w:vAlign w:val="center"/>
+          </w:tcPr>
+          <w:p>
+            <w:pPr>
+              <w:rPr>
+                <w:rFonts w:cs="Times New Roman"/>
+                <w:szCs w:val="26"/>
+              </w:rPr>
+            </w:pPr>
+            <w:r>
+              <w:rPr>
+                <w:rFonts w:cs="Times New Roman"/>
+                <w:szCs w:val="26"/>
               </w:rPr>
               <w:t>5</w:t>
             </w:r>
@@ -2869,14 +2966,15 @@
             <w:pPr>
               <w:rPr>
                 <w:rFonts w:cs="Times New Roman"/>
-              </w:rPr>
-            </w:pPr>
-            <w:r>
-              <w:rPr>
-                <w:rFonts w:cs="Times New Roman"/>
-                <w:sz w:val="22"/>
-              </w:rPr>
-              <w:t>Test cannot register after election started</w:t>
+                <w:szCs w:val="26"/>
+              </w:rPr>
+            </w:pPr>
+            <w:r>
+              <w:rPr>
+                <w:rFonts w:cs="Times New Roman"/>
+                <w:szCs w:val="26"/>
+              </w:rPr>
+              <w:t>Test cannot batch register empty list</w:t>
             </w:r>
           </w:p>
         </w:tc>
@@ -2889,14 +2987,15 @@
             <w:pPr>
               <w:rPr>
                 <w:rFonts w:cs="Times New Roman"/>
-              </w:rPr>
-            </w:pPr>
-            <w:r>
-              <w:rPr>
-                <w:rFonts w:cs="Times New Roman"/>
-                <w:sz w:val="22"/>
-              </w:rPr>
-              <w:t>Không cho đăng ký sau khi bầu cử bắt đầu.</w:t>
+                <w:szCs w:val="26"/>
+              </w:rPr>
+            </w:pPr>
+            <w:r>
+              <w:rPr>
+                <w:rFonts w:cs="Times New Roman"/>
+                <w:szCs w:val="26"/>
+              </w:rPr>
+              <w:t>Không cho batch với danh sách rỗng.</w:t>
             </w:r>
           </w:p>
         </w:tc>
@@ -2909,12 +3008,13 @@
             <w:pPr>
               <w:rPr>
                 <w:rFonts w:cs="Times New Roman"/>
-              </w:rPr>
-            </w:pPr>
-            <w:r>
-              <w:rPr>
-                <w:rFonts w:cs="Times New Roman"/>
-                <w:sz w:val="22"/>
+                <w:szCs w:val="26"/>
+              </w:rPr>
+            </w:pPr>
+            <w:r>
+              <w:rPr>
+                <w:rFonts w:cs="Times New Roman"/>
+                <w:szCs w:val="26"/>
               </w:rPr>
               <w:t>PASS</w:t>
             </w:r>
@@ -2923,23 +3023,25 @@
       </w:tr>
       <w:tr>
         <w:trPr>
+          <w:trHeight w:val="506"/>
           <w:jc w:val="center"/>
         </w:trPr>
         <w:tc>
           <w:tcPr>
-            <w:tcW w:w="567" w:type="dxa"/>
-            <w:vAlign w:val="center"/>
-          </w:tcPr>
-          <w:p>
-            <w:pPr>
-              <w:rPr>
-                <w:rFonts w:cs="Times New Roman"/>
-              </w:rPr>
-            </w:pPr>
-            <w:r>
-              <w:rPr>
-                <w:rFonts w:cs="Times New Roman"/>
-                <w:sz w:val="22"/>
+            <w:tcW w:w="632" w:type="dxa"/>
+            <w:vAlign w:val="center"/>
+          </w:tcPr>
+          <w:p>
+            <w:pPr>
+              <w:rPr>
+                <w:rFonts w:cs="Times New Roman"/>
+                <w:szCs w:val="26"/>
+              </w:rPr>
+            </w:pPr>
+            <w:r>
+              <w:rPr>
+                <w:rFonts w:cs="Times New Roman"/>
+                <w:szCs w:val="26"/>
               </w:rPr>
               <w:t>6</w:t>
             </w:r>
@@ -2954,14 +3056,15 @@
             <w:pPr>
               <w:rPr>
                 <w:rFonts w:cs="Times New Roman"/>
-              </w:rPr>
-            </w:pPr>
-            <w:r>
-              <w:rPr>
-                <w:rFonts w:cs="Times New Roman"/>
-                <w:sz w:val="22"/>
-              </w:rPr>
-              <w:t>Test cannot batch register after election started</w:t>
+                <w:szCs w:val="26"/>
+              </w:rPr>
+            </w:pPr>
+            <w:r>
+              <w:rPr>
+                <w:rFonts w:cs="Times New Roman"/>
+                <w:szCs w:val="26"/>
+              </w:rPr>
+              <w:t>Test cannot register after election started</w:t>
             </w:r>
           </w:p>
         </w:tc>
@@ -2974,14 +3077,15 @@
             <w:pPr>
               <w:rPr>
                 <w:rFonts w:cs="Times New Roman"/>
-              </w:rPr>
-            </w:pPr>
-            <w:r>
-              <w:rPr>
-                <w:rFonts w:cs="Times New Roman"/>
-                <w:sz w:val="22"/>
-              </w:rPr>
-              <w:t>Không cho batch đăng ký sau khi bầu cử bắt đầu.</w:t>
+                <w:szCs w:val="26"/>
+              </w:rPr>
+            </w:pPr>
+            <w:r>
+              <w:rPr>
+                <w:rFonts w:cs="Times New Roman"/>
+                <w:szCs w:val="26"/>
+              </w:rPr>
+              <w:t>Không cho đăng ký sau khi bầu cử bắt đầu.</w:t>
             </w:r>
           </w:p>
         </w:tc>
@@ -2994,12 +3098,13 @@
             <w:pPr>
               <w:rPr>
                 <w:rFonts w:cs="Times New Roman"/>
-              </w:rPr>
-            </w:pPr>
-            <w:r>
-              <w:rPr>
-                <w:rFonts w:cs="Times New Roman"/>
-                <w:sz w:val="22"/>
+                <w:szCs w:val="26"/>
+              </w:rPr>
+            </w:pPr>
+            <w:r>
+              <w:rPr>
+                <w:rFonts w:cs="Times New Roman"/>
+                <w:szCs w:val="26"/>
               </w:rPr>
               <w:t>PASS</w:t>
             </w:r>
@@ -3008,23 +3113,25 @@
       </w:tr>
       <w:tr>
         <w:trPr>
+          <w:trHeight w:val="506"/>
           <w:jc w:val="center"/>
         </w:trPr>
         <w:tc>
           <w:tcPr>
-            <w:tcW w:w="567" w:type="dxa"/>
-            <w:vAlign w:val="center"/>
-          </w:tcPr>
-          <w:p>
-            <w:pPr>
-              <w:rPr>
-                <w:rFonts w:cs="Times New Roman"/>
-              </w:rPr>
-            </w:pPr>
-            <w:r>
-              <w:rPr>
-                <w:rFonts w:cs="Times New Roman"/>
-                <w:sz w:val="22"/>
+            <w:tcW w:w="632" w:type="dxa"/>
+            <w:vAlign w:val="center"/>
+          </w:tcPr>
+          <w:p>
+            <w:pPr>
+              <w:rPr>
+                <w:rFonts w:cs="Times New Roman"/>
+                <w:szCs w:val="26"/>
+              </w:rPr>
+            </w:pPr>
+            <w:r>
+              <w:rPr>
+                <w:rFonts w:cs="Times New Roman"/>
+                <w:szCs w:val="26"/>
               </w:rPr>
               <w:t>7</w:t>
             </w:r>
@@ -3039,14 +3146,15 @@
             <w:pPr>
               <w:rPr>
                 <w:rFonts w:cs="Times New Roman"/>
-              </w:rPr>
-            </w:pPr>
-            <w:r>
-              <w:rPr>
-                <w:rFonts w:cs="Times New Roman"/>
-                <w:sz w:val="22"/>
-              </w:rPr>
-              <w:t>Test cannot register after election ended</w:t>
+                <w:szCs w:val="26"/>
+              </w:rPr>
+            </w:pPr>
+            <w:r>
+              <w:rPr>
+                <w:rFonts w:cs="Times New Roman"/>
+                <w:szCs w:val="26"/>
+              </w:rPr>
+              <w:t>Test cannot batch register after election started</w:t>
             </w:r>
           </w:p>
         </w:tc>
@@ -3059,14 +3167,15 @@
             <w:pPr>
               <w:rPr>
                 <w:rFonts w:cs="Times New Roman"/>
-              </w:rPr>
-            </w:pPr>
-            <w:r>
-              <w:rPr>
-                <w:rFonts w:cs="Times New Roman"/>
-                <w:sz w:val="22"/>
-              </w:rPr>
-              <w:t>Không cho đăng ký sau khi bầu cử kết thúc.</w:t>
+                <w:szCs w:val="26"/>
+              </w:rPr>
+            </w:pPr>
+            <w:r>
+              <w:rPr>
+                <w:rFonts w:cs="Times New Roman"/>
+                <w:szCs w:val="26"/>
+              </w:rPr>
+              <w:t>Không cho batch đăng ký sau khi bầu cử bắt đầu.</w:t>
             </w:r>
           </w:p>
         </w:tc>
@@ -3079,12 +3188,13 @@
             <w:pPr>
               <w:rPr>
                 <w:rFonts w:cs="Times New Roman"/>
-              </w:rPr>
-            </w:pPr>
-            <w:r>
-              <w:rPr>
-                <w:rFonts w:cs="Times New Roman"/>
-                <w:sz w:val="22"/>
+                <w:szCs w:val="26"/>
+              </w:rPr>
+            </w:pPr>
+            <w:r>
+              <w:rPr>
+                <w:rFonts w:cs="Times New Roman"/>
+                <w:szCs w:val="26"/>
               </w:rPr>
               <w:t>PASS</w:t>
             </w:r>
@@ -3093,23 +3203,25 @@
       </w:tr>
       <w:tr>
         <w:trPr>
+          <w:trHeight w:val="506"/>
           <w:jc w:val="center"/>
         </w:trPr>
         <w:tc>
           <w:tcPr>
-            <w:tcW w:w="567" w:type="dxa"/>
-            <w:vAlign w:val="center"/>
-          </w:tcPr>
-          <w:p>
-            <w:pPr>
-              <w:rPr>
-                <w:rFonts w:cs="Times New Roman"/>
-              </w:rPr>
-            </w:pPr>
-            <w:r>
-              <w:rPr>
-                <w:rFonts w:cs="Times New Roman"/>
-                <w:sz w:val="22"/>
+            <w:tcW w:w="632" w:type="dxa"/>
+            <w:vAlign w:val="center"/>
+          </w:tcPr>
+          <w:p>
+            <w:pPr>
+              <w:rPr>
+                <w:rFonts w:cs="Times New Roman"/>
+                <w:szCs w:val="26"/>
+              </w:rPr>
+            </w:pPr>
+            <w:r>
+              <w:rPr>
+                <w:rFonts w:cs="Times New Roman"/>
+                <w:szCs w:val="26"/>
               </w:rPr>
               <w:t>8</w:t>
             </w:r>
@@ -3124,14 +3236,15 @@
             <w:pPr>
               <w:rPr>
                 <w:rFonts w:cs="Times New Roman"/>
-              </w:rPr>
-            </w:pPr>
-            <w:r>
-              <w:rPr>
-                <w:rFonts w:cs="Times New Roman"/>
-                <w:sz w:val="22"/>
-              </w:rPr>
-              <w:t>Test is registered</w:t>
+                <w:szCs w:val="26"/>
+              </w:rPr>
+            </w:pPr>
+            <w:r>
+              <w:rPr>
+                <w:rFonts w:cs="Times New Roman"/>
+                <w:szCs w:val="26"/>
+              </w:rPr>
+              <w:t>Test cannot register after election ended</w:t>
             </w:r>
           </w:p>
         </w:tc>
@@ -3144,14 +3257,15 @@
             <w:pPr>
               <w:rPr>
                 <w:rFonts w:cs="Times New Roman"/>
-              </w:rPr>
-            </w:pPr>
-            <w:r>
-              <w:rPr>
-                <w:rFonts w:cs="Times New Roman"/>
-                <w:sz w:val="22"/>
-              </w:rPr>
-              <w:t>Kiểm tra cử tri đã được đăng ký.</w:t>
+                <w:szCs w:val="26"/>
+              </w:rPr>
+            </w:pPr>
+            <w:r>
+              <w:rPr>
+                <w:rFonts w:cs="Times New Roman"/>
+                <w:szCs w:val="26"/>
+              </w:rPr>
+              <w:t>Không cho đăng ký sau khi bầu cử kết thúc.</w:t>
             </w:r>
           </w:p>
         </w:tc>
@@ -3164,12 +3278,13 @@
             <w:pPr>
               <w:rPr>
                 <w:rFonts w:cs="Times New Roman"/>
-              </w:rPr>
-            </w:pPr>
-            <w:r>
-              <w:rPr>
-                <w:rFonts w:cs="Times New Roman"/>
-                <w:sz w:val="22"/>
+                <w:szCs w:val="26"/>
+              </w:rPr>
+            </w:pPr>
+            <w:r>
+              <w:rPr>
+                <w:rFonts w:cs="Times New Roman"/>
+                <w:szCs w:val="26"/>
               </w:rPr>
               <w:t>PASS</w:t>
             </w:r>
@@ -3178,23 +3293,25 @@
       </w:tr>
       <w:tr>
         <w:trPr>
+          <w:trHeight w:val="506"/>
           <w:jc w:val="center"/>
         </w:trPr>
         <w:tc>
           <w:tcPr>
-            <w:tcW w:w="567" w:type="dxa"/>
-            <w:vAlign w:val="center"/>
-          </w:tcPr>
-          <w:p>
-            <w:pPr>
-              <w:rPr>
-                <w:rFonts w:cs="Times New Roman"/>
-              </w:rPr>
-            </w:pPr>
-            <w:r>
-              <w:rPr>
-                <w:rFonts w:cs="Times New Roman"/>
-                <w:sz w:val="22"/>
+            <w:tcW w:w="632" w:type="dxa"/>
+            <w:vAlign w:val="center"/>
+          </w:tcPr>
+          <w:p>
+            <w:pPr>
+              <w:rPr>
+                <w:rFonts w:cs="Times New Roman"/>
+                <w:szCs w:val="26"/>
+              </w:rPr>
+            </w:pPr>
+            <w:r>
+              <w:rPr>
+                <w:rFonts w:cs="Times New Roman"/>
+                <w:szCs w:val="26"/>
               </w:rPr>
               <w:t>9</w:t>
             </w:r>
@@ -3209,14 +3326,15 @@
             <w:pPr>
               <w:rPr>
                 <w:rFonts w:cs="Times New Roman"/>
-              </w:rPr>
-            </w:pPr>
-            <w:r>
-              <w:rPr>
-                <w:rFonts w:cs="Times New Roman"/>
-                <w:sz w:val="22"/>
-              </w:rPr>
-              <w:t>Test register voter before election</w:t>
+                <w:szCs w:val="26"/>
+              </w:rPr>
+            </w:pPr>
+            <w:r>
+              <w:rPr>
+                <w:rFonts w:cs="Times New Roman"/>
+                <w:szCs w:val="26"/>
+              </w:rPr>
+              <w:t>Test is registered</w:t>
             </w:r>
           </w:p>
         </w:tc>
@@ -3229,14 +3347,15 @@
             <w:pPr>
               <w:rPr>
                 <w:rFonts w:cs="Times New Roman"/>
-              </w:rPr>
-            </w:pPr>
-            <w:r>
-              <w:rPr>
-                <w:rFonts w:cs="Times New Roman"/>
-                <w:sz w:val="22"/>
-              </w:rPr>
-              <w:t>Đăng ký cử tri trước khi bầu cử.</w:t>
+                <w:szCs w:val="26"/>
+              </w:rPr>
+            </w:pPr>
+            <w:r>
+              <w:rPr>
+                <w:rFonts w:cs="Times New Roman"/>
+                <w:szCs w:val="26"/>
+              </w:rPr>
+              <w:t>Kiểm tra cử tri đã được đăng ký.</w:t>
             </w:r>
           </w:p>
         </w:tc>
@@ -3249,12 +3368,13 @@
             <w:pPr>
               <w:rPr>
                 <w:rFonts w:cs="Times New Roman"/>
-              </w:rPr>
-            </w:pPr>
-            <w:r>
-              <w:rPr>
-                <w:rFonts w:cs="Times New Roman"/>
-                <w:sz w:val="22"/>
+                <w:szCs w:val="26"/>
+              </w:rPr>
+            </w:pPr>
+            <w:r>
+              <w:rPr>
+                <w:rFonts w:cs="Times New Roman"/>
+                <w:szCs w:val="26"/>
               </w:rPr>
               <w:t>PASS</w:t>
             </w:r>
@@ -3262,35 +3382,36 @@
         </w:tc>
       </w:tr>
     </w:tbl>
-    <w:p>
-      <w:pPr>
-        <w:rPr>
-          <w:rFonts w:cs="Times New Roman"/>
-        </w:rPr>
-      </w:pPr>
-    </w:p>
     <w:p>
       <w:pPr>
         <w:pStyle w:val="Heading1"/>
         <w:rPr>
           <w:rFonts w:ascii="Times New Roman" w:hAnsi="Times New Roman" w:cs="Times New Roman"/>
+          <w:sz w:val="26"/>
+          <w:szCs w:val="26"/>
         </w:rPr>
       </w:pPr>
       <w:r>
         <w:rPr>
           <w:rFonts w:ascii="Times New Roman" w:hAnsi="Times New Roman" w:cs="Times New Roman"/>
+          <w:sz w:val="26"/>
+          <w:szCs w:val="26"/>
         </w:rPr>
         <w:t xml:space="preserve">5. Chi tiết </w:t>
       </w:r>
       <w:r>
         <w:rPr>
           <w:rFonts w:ascii="Times New Roman" w:hAnsi="Times New Roman" w:cs="Times New Roman"/>
+          <w:sz w:val="26"/>
+          <w:szCs w:val="26"/>
         </w:rPr>
         <w:t>T</w:t>
       </w:r>
       <w:r>
         <w:rPr>
           <w:rFonts w:ascii="Times New Roman" w:hAnsi="Times New Roman" w:cs="Times New Roman"/>
+          <w:sz w:val="26"/>
+          <w:szCs w:val="26"/>
         </w:rPr>
         <w:t>est case – VotingCore</w:t>
       </w:r>
@@ -3300,11 +3421,13 @@
         <w:spacing w:line="312" w:lineRule="auto"/>
         <w:rPr>
           <w:rFonts w:cs="Times New Roman"/>
+          <w:szCs w:val="26"/>
         </w:rPr>
       </w:pPr>
       <w:r>
         <w:rPr>
           <w:rFonts w:cs="Times New Roman"/>
+          <w:szCs w:val="26"/>
         </w:rPr>
         <w:t>File: VotingCore_test.sol. Nhóm kiểm thử này tập trung vào luồng chính của cuộc bầu cử: chuẩn bị, bắt đầu, bỏ phiếu, ngăn bỏ phiếu sai hoặc trùng, kết thúc và kiểm tra kết quả.</w:t>
       </w:r>
@@ -3317,7 +3440,7 @@
         <w:tblLook w:val="04A0" w:firstRow="1" w:lastRow="0" w:firstColumn="1" w:lastColumn="0" w:noHBand="0" w:noVBand="1"/>
       </w:tblPr>
       <w:tblGrid>
-        <w:gridCol w:w="632"/>
+        <w:gridCol w:w="708"/>
         <w:gridCol w:w="2948"/>
         <w:gridCol w:w="4252"/>
         <w:gridCol w:w="1020"/>
@@ -3329,7 +3452,7 @@
         </w:trPr>
         <w:tc>
           <w:tcPr>
-            <w:tcW w:w="567" w:type="dxa"/>
+            <w:tcW w:w="708" w:type="dxa"/>
             <w:shd w:val="clear" w:color="auto" w:fill="D9EAF7"/>
             <w:vAlign w:val="center"/>
           </w:tcPr>
@@ -3337,13 +3460,14 @@
             <w:pPr>
               <w:rPr>
                 <w:rFonts w:cs="Times New Roman"/>
+                <w:szCs w:val="26"/>
               </w:rPr>
             </w:pPr>
             <w:r>
               <w:rPr>
                 <w:rFonts w:cs="Times New Roman"/>
                 <w:b/>
-                <w:sz w:val="22"/>
+                <w:szCs w:val="26"/>
               </w:rPr>
               <w:t>STT</w:t>
             </w:r>
@@ -3359,13 +3483,14 @@
             <w:pPr>
               <w:rPr>
                 <w:rFonts w:cs="Times New Roman"/>
+                <w:szCs w:val="26"/>
               </w:rPr>
             </w:pPr>
             <w:r>
               <w:rPr>
                 <w:rFonts w:cs="Times New Roman"/>
                 <w:b/>
-                <w:sz w:val="22"/>
+                <w:szCs w:val="26"/>
               </w:rPr>
               <w:t>Test case</w:t>
             </w:r>
@@ -3381,13 +3506,14 @@
             <w:pPr>
               <w:rPr>
                 <w:rFonts w:cs="Times New Roman"/>
+                <w:szCs w:val="26"/>
               </w:rPr>
             </w:pPr>
             <w:r>
               <w:rPr>
                 <w:rFonts w:cs="Times New Roman"/>
                 <w:b/>
-                <w:sz w:val="22"/>
+                <w:szCs w:val="26"/>
               </w:rPr>
               <w:t>Mục tiêu kiểm thử</w:t>
             </w:r>
@@ -3403,13 +3529,14 @@
             <w:pPr>
               <w:rPr>
                 <w:rFonts w:cs="Times New Roman"/>
+                <w:szCs w:val="26"/>
               </w:rPr>
             </w:pPr>
             <w:r>
               <w:rPr>
                 <w:rFonts w:cs="Times New Roman"/>
                 <w:b/>
-                <w:sz w:val="22"/>
+                <w:szCs w:val="26"/>
               </w:rPr>
               <w:t>Kết quả</w:t>
             </w:r>
@@ -3422,19 +3549,20 @@
         </w:trPr>
         <w:tc>
           <w:tcPr>
-            <w:tcW w:w="567" w:type="dxa"/>
-            <w:vAlign w:val="center"/>
-          </w:tcPr>
-          <w:p>
-            <w:pPr>
-              <w:rPr>
-                <w:rFonts w:cs="Times New Roman"/>
-              </w:rPr>
-            </w:pPr>
-            <w:r>
-              <w:rPr>
-                <w:rFonts w:cs="Times New Roman"/>
-                <w:sz w:val="22"/>
+            <w:tcW w:w="708" w:type="dxa"/>
+            <w:vAlign w:val="center"/>
+          </w:tcPr>
+          <w:p>
+            <w:pPr>
+              <w:rPr>
+                <w:rFonts w:cs="Times New Roman"/>
+                <w:szCs w:val="26"/>
+              </w:rPr>
+            </w:pPr>
+            <w:r>
+              <w:rPr>
+                <w:rFonts w:cs="Times New Roman"/>
+                <w:szCs w:val="26"/>
               </w:rPr>
               <w:t>1</w:t>
             </w:r>
@@ -3449,12 +3577,13 @@
             <w:pPr>
               <w:rPr>
                 <w:rFonts w:cs="Times New Roman"/>
-              </w:rPr>
-            </w:pPr>
-            <w:r>
-              <w:rPr>
-                <w:rFonts w:cs="Times New Roman"/>
-                <w:sz w:val="22"/>
+                <w:szCs w:val="26"/>
+              </w:rPr>
+            </w:pPr>
+            <w:r>
+              <w:rPr>
+                <w:rFonts w:cs="Times New Roman"/>
+                <w:szCs w:val="26"/>
               </w:rPr>
               <w:t>Test prepare election</w:t>
             </w:r>
@@ -3469,12 +3598,13 @@
             <w:pPr>
               <w:rPr>
                 <w:rFonts w:cs="Times New Roman"/>
-              </w:rPr>
-            </w:pPr>
-            <w:r>
-              <w:rPr>
-                <w:rFonts w:cs="Times New Roman"/>
-                <w:sz w:val="22"/>
+                <w:szCs w:val="26"/>
+              </w:rPr>
+            </w:pPr>
+            <w:r>
+              <w:rPr>
+                <w:rFonts w:cs="Times New Roman"/>
+                <w:szCs w:val="26"/>
               </w:rPr>
               <w:t>Chuẩn bị các thành phần của cuộc bầu cử.</w:t>
             </w:r>
@@ -3489,12 +3619,13 @@
             <w:pPr>
               <w:rPr>
                 <w:rFonts w:cs="Times New Roman"/>
-              </w:rPr>
-            </w:pPr>
-            <w:r>
-              <w:rPr>
-                <w:rFonts w:cs="Times New Roman"/>
-                <w:sz w:val="22"/>
+                <w:szCs w:val="26"/>
+              </w:rPr>
+            </w:pPr>
+            <w:r>
+              <w:rPr>
+                <w:rFonts w:cs="Times New Roman"/>
+                <w:szCs w:val="26"/>
               </w:rPr>
               <w:t>PASS</w:t>
             </w:r>
@@ -3507,19 +3638,20 @@
         </w:trPr>
         <w:tc>
           <w:tcPr>
-            <w:tcW w:w="567" w:type="dxa"/>
-            <w:vAlign w:val="center"/>
-          </w:tcPr>
-          <w:p>
-            <w:pPr>
-              <w:rPr>
-                <w:rFonts w:cs="Times New Roman"/>
-              </w:rPr>
-            </w:pPr>
-            <w:r>
-              <w:rPr>
-                <w:rFonts w:cs="Times New Roman"/>
-                <w:sz w:val="22"/>
+            <w:tcW w:w="708" w:type="dxa"/>
+            <w:vAlign w:val="center"/>
+          </w:tcPr>
+          <w:p>
+            <w:pPr>
+              <w:rPr>
+                <w:rFonts w:cs="Times New Roman"/>
+                <w:szCs w:val="26"/>
+              </w:rPr>
+            </w:pPr>
+            <w:r>
+              <w:rPr>
+                <w:rFonts w:cs="Times New Roman"/>
+                <w:szCs w:val="26"/>
               </w:rPr>
               <w:t>2</w:t>
             </w:r>
@@ -3534,12 +3666,13 @@
             <w:pPr>
               <w:rPr>
                 <w:rFonts w:cs="Times New Roman"/>
-              </w:rPr>
-            </w:pPr>
-            <w:r>
-              <w:rPr>
-                <w:rFonts w:cs="Times New Roman"/>
-                <w:sz w:val="22"/>
+                <w:szCs w:val="26"/>
+              </w:rPr>
+            </w:pPr>
+            <w:r>
+              <w:rPr>
+                <w:rFonts w:cs="Times New Roman"/>
+                <w:szCs w:val="26"/>
               </w:rPr>
               <w:t>Test lock and start election</w:t>
             </w:r>
@@ -3554,12 +3687,13 @@
             <w:pPr>
               <w:rPr>
                 <w:rFonts w:cs="Times New Roman"/>
-              </w:rPr>
-            </w:pPr>
-            <w:r>
-              <w:rPr>
-                <w:rFonts w:cs="Times New Roman"/>
-                <w:sz w:val="22"/>
+                <w:szCs w:val="26"/>
+              </w:rPr>
+            </w:pPr>
+            <w:r>
+              <w:rPr>
+                <w:rFonts w:cs="Times New Roman"/>
+                <w:szCs w:val="26"/>
               </w:rPr>
               <w:t>Khóa danh sách ứng viên và bắt đầu bầu cử.</w:t>
             </w:r>
@@ -3574,12 +3708,13 @@
             <w:pPr>
               <w:rPr>
                 <w:rFonts w:cs="Times New Roman"/>
-              </w:rPr>
-            </w:pPr>
-            <w:r>
-              <w:rPr>
-                <w:rFonts w:cs="Times New Roman"/>
-                <w:sz w:val="22"/>
+                <w:szCs w:val="26"/>
+              </w:rPr>
+            </w:pPr>
+            <w:r>
+              <w:rPr>
+                <w:rFonts w:cs="Times New Roman"/>
+                <w:szCs w:val="26"/>
               </w:rPr>
               <w:t>PASS</w:t>
             </w:r>
@@ -3592,20 +3727,22 @@
         </w:trPr>
         <w:tc>
           <w:tcPr>
-            <w:tcW w:w="567" w:type="dxa"/>
-            <w:vAlign w:val="center"/>
-          </w:tcPr>
-          <w:p>
-            <w:pPr>
-              <w:rPr>
-                <w:rFonts w:cs="Times New Roman"/>
-              </w:rPr>
-            </w:pPr>
-            <w:r>
-              <w:rPr>
-                <w:rFonts w:cs="Times New Roman"/>
-                <w:sz w:val="22"/>
-              </w:rPr>
+            <w:tcW w:w="708" w:type="dxa"/>
+            <w:vAlign w:val="center"/>
+          </w:tcPr>
+          <w:p>
+            <w:pPr>
+              <w:rPr>
+                <w:rFonts w:cs="Times New Roman"/>
+                <w:szCs w:val="26"/>
+              </w:rPr>
+            </w:pPr>
+            <w:r>
+              <w:rPr>
+                <w:rFonts w:cs="Times New Roman"/>
+                <w:szCs w:val="26"/>
+              </w:rPr>
+              <w:lastRenderedPageBreak/>
               <w:t>3</w:t>
             </w:r>
           </w:p>
@@ -3619,12 +3756,13 @@
             <w:pPr>
               <w:rPr>
                 <w:rFonts w:cs="Times New Roman"/>
-              </w:rPr>
-            </w:pPr>
-            <w:r>
-              <w:rPr>
-                <w:rFonts w:cs="Times New Roman"/>
-                <w:sz w:val="22"/>
+                <w:szCs w:val="26"/>
+              </w:rPr>
+            </w:pPr>
+            <w:r>
+              <w:rPr>
+                <w:rFonts w:cs="Times New Roman"/>
+                <w:szCs w:val="26"/>
               </w:rPr>
               <w:t>Test vote during election</w:t>
             </w:r>
@@ -3639,12 +3777,13 @@
             <w:pPr>
               <w:rPr>
                 <w:rFonts w:cs="Times New Roman"/>
-              </w:rPr>
-            </w:pPr>
-            <w:r>
-              <w:rPr>
-                <w:rFonts w:cs="Times New Roman"/>
-                <w:sz w:val="22"/>
+                <w:szCs w:val="26"/>
+              </w:rPr>
+            </w:pPr>
+            <w:r>
+              <w:rPr>
+                <w:rFonts w:cs="Times New Roman"/>
+                <w:szCs w:val="26"/>
               </w:rPr>
               <w:t>Bỏ phiếu khi cuộc bầu cử đang diễn ra.</w:t>
             </w:r>
@@ -3659,12 +3798,13 @@
             <w:pPr>
               <w:rPr>
                 <w:rFonts w:cs="Times New Roman"/>
-              </w:rPr>
-            </w:pPr>
-            <w:r>
-              <w:rPr>
-                <w:rFonts w:cs="Times New Roman"/>
-                <w:sz w:val="22"/>
+                <w:szCs w:val="26"/>
+              </w:rPr>
+            </w:pPr>
+            <w:r>
+              <w:rPr>
+                <w:rFonts w:cs="Times New Roman"/>
+                <w:szCs w:val="26"/>
               </w:rPr>
               <w:t>PASS</w:t>
             </w:r>
@@ -3677,19 +3817,20 @@
         </w:trPr>
         <w:tc>
           <w:tcPr>
-            <w:tcW w:w="567" w:type="dxa"/>
-            <w:vAlign w:val="center"/>
-          </w:tcPr>
-          <w:p>
-            <w:pPr>
-              <w:rPr>
-                <w:rFonts w:cs="Times New Roman"/>
-              </w:rPr>
-            </w:pPr>
-            <w:r>
-              <w:rPr>
-                <w:rFonts w:cs="Times New Roman"/>
-                <w:sz w:val="22"/>
+            <w:tcW w:w="708" w:type="dxa"/>
+            <w:vAlign w:val="center"/>
+          </w:tcPr>
+          <w:p>
+            <w:pPr>
+              <w:rPr>
+                <w:rFonts w:cs="Times New Roman"/>
+                <w:szCs w:val="26"/>
+              </w:rPr>
+            </w:pPr>
+            <w:r>
+              <w:rPr>
+                <w:rFonts w:cs="Times New Roman"/>
+                <w:szCs w:val="26"/>
               </w:rPr>
               <w:t>4</w:t>
             </w:r>
@@ -3704,12 +3845,13 @@
             <w:pPr>
               <w:rPr>
                 <w:rFonts w:cs="Times New Roman"/>
-              </w:rPr>
-            </w:pPr>
-            <w:r>
-              <w:rPr>
-                <w:rFonts w:cs="Times New Roman"/>
-                <w:sz w:val="22"/>
+                <w:szCs w:val="26"/>
+              </w:rPr>
+            </w:pPr>
+            <w:r>
+              <w:rPr>
+                <w:rFonts w:cs="Times New Roman"/>
+                <w:szCs w:val="26"/>
               </w:rPr>
               <w:t>Test cannot vote twice</w:t>
             </w:r>
@@ -3724,12 +3866,13 @@
             <w:pPr>
               <w:rPr>
                 <w:rFonts w:cs="Times New Roman"/>
-              </w:rPr>
-            </w:pPr>
-            <w:r>
-              <w:rPr>
-                <w:rFonts w:cs="Times New Roman"/>
-                <w:sz w:val="22"/>
+                <w:szCs w:val="26"/>
+              </w:rPr>
+            </w:pPr>
+            <w:r>
+              <w:rPr>
+                <w:rFonts w:cs="Times New Roman"/>
+                <w:szCs w:val="26"/>
               </w:rPr>
               <w:t>Không cho một cử tri bỏ phiếu 2 lần.</w:t>
             </w:r>
@@ -3744,12 +3887,13 @@
             <w:pPr>
               <w:rPr>
                 <w:rFonts w:cs="Times New Roman"/>
-              </w:rPr>
-            </w:pPr>
-            <w:r>
-              <w:rPr>
-                <w:rFonts w:cs="Times New Roman"/>
-                <w:sz w:val="22"/>
+                <w:szCs w:val="26"/>
+              </w:rPr>
+            </w:pPr>
+            <w:r>
+              <w:rPr>
+                <w:rFonts w:cs="Times New Roman"/>
+                <w:szCs w:val="26"/>
               </w:rPr>
               <w:t>PASS</w:t>
             </w:r>
@@ -3762,19 +3906,20 @@
         </w:trPr>
         <w:tc>
           <w:tcPr>
-            <w:tcW w:w="567" w:type="dxa"/>
-            <w:vAlign w:val="center"/>
-          </w:tcPr>
-          <w:p>
-            <w:pPr>
-              <w:rPr>
-                <w:rFonts w:cs="Times New Roman"/>
-              </w:rPr>
-            </w:pPr>
-            <w:r>
-              <w:rPr>
-                <w:rFonts w:cs="Times New Roman"/>
-                <w:sz w:val="22"/>
+            <w:tcW w:w="708" w:type="dxa"/>
+            <w:vAlign w:val="center"/>
+          </w:tcPr>
+          <w:p>
+            <w:pPr>
+              <w:rPr>
+                <w:rFonts w:cs="Times New Roman"/>
+                <w:szCs w:val="26"/>
+              </w:rPr>
+            </w:pPr>
+            <w:r>
+              <w:rPr>
+                <w:rFonts w:cs="Times New Roman"/>
+                <w:szCs w:val="26"/>
               </w:rPr>
               <w:t>5</w:t>
             </w:r>
@@ -3789,12 +3934,13 @@
             <w:pPr>
               <w:rPr>
                 <w:rFonts w:cs="Times New Roman"/>
-              </w:rPr>
-            </w:pPr>
-            <w:r>
-              <w:rPr>
-                <w:rFonts w:cs="Times New Roman"/>
-                <w:sz w:val="22"/>
+                <w:szCs w:val="26"/>
+              </w:rPr>
+            </w:pPr>
+            <w:r>
+              <w:rPr>
+                <w:rFonts w:cs="Times New Roman"/>
+                <w:szCs w:val="26"/>
               </w:rPr>
               <w:t>Test cannot vote before election</w:t>
             </w:r>
@@ -3809,12 +3955,13 @@
             <w:pPr>
               <w:rPr>
                 <w:rFonts w:cs="Times New Roman"/>
-              </w:rPr>
-            </w:pPr>
-            <w:r>
-              <w:rPr>
-                <w:rFonts w:cs="Times New Roman"/>
-                <w:sz w:val="22"/>
+                <w:szCs w:val="26"/>
+              </w:rPr>
+            </w:pPr>
+            <w:r>
+              <w:rPr>
+                <w:rFonts w:cs="Times New Roman"/>
+                <w:szCs w:val="26"/>
               </w:rPr>
               <w:t>Không cho bỏ phiếu trước khi bầu cử bắt đầu.</w:t>
             </w:r>
@@ -3829,12 +3976,13 @@
             <w:pPr>
               <w:rPr>
                 <w:rFonts w:cs="Times New Roman"/>
-              </w:rPr>
-            </w:pPr>
-            <w:r>
-              <w:rPr>
-                <w:rFonts w:cs="Times New Roman"/>
-                <w:sz w:val="22"/>
+                <w:szCs w:val="26"/>
+              </w:rPr>
+            </w:pPr>
+            <w:r>
+              <w:rPr>
+                <w:rFonts w:cs="Times New Roman"/>
+                <w:szCs w:val="26"/>
               </w:rPr>
               <w:t>PASS</w:t>
             </w:r>
@@ -3847,19 +3995,20 @@
         </w:trPr>
         <w:tc>
           <w:tcPr>
-            <w:tcW w:w="567" w:type="dxa"/>
-            <w:vAlign w:val="center"/>
-          </w:tcPr>
-          <w:p>
-            <w:pPr>
-              <w:rPr>
-                <w:rFonts w:cs="Times New Roman"/>
-              </w:rPr>
-            </w:pPr>
-            <w:r>
-              <w:rPr>
-                <w:rFonts w:cs="Times New Roman"/>
-                <w:sz w:val="22"/>
+            <w:tcW w:w="708" w:type="dxa"/>
+            <w:vAlign w:val="center"/>
+          </w:tcPr>
+          <w:p>
+            <w:pPr>
+              <w:rPr>
+                <w:rFonts w:cs="Times New Roman"/>
+                <w:szCs w:val="26"/>
+              </w:rPr>
+            </w:pPr>
+            <w:r>
+              <w:rPr>
+                <w:rFonts w:cs="Times New Roman"/>
+                <w:szCs w:val="26"/>
               </w:rPr>
               <w:t>6</w:t>
             </w:r>
@@ -3874,14 +4023,15 @@
             <w:pPr>
               <w:rPr>
                 <w:rFonts w:cs="Times New Roman"/>
-              </w:rPr>
-            </w:pPr>
-            <w:r>
-              <w:rPr>
-                <w:rFonts w:cs="Times New Roman"/>
-                <w:sz w:val="22"/>
-              </w:rPr>
-              <w:t>Test invalid candidate</w:t>
+                <w:szCs w:val="26"/>
+              </w:rPr>
+            </w:pPr>
+            <w:r>
+              <w:rPr>
+                <w:rFonts w:cs="Times New Roman"/>
+                <w:szCs w:val="26"/>
+              </w:rPr>
+              <w:t>Test cannot vote invalid candidate</w:t>
             </w:r>
           </w:p>
         </w:tc>
@@ -3894,12 +4044,13 @@
             <w:pPr>
               <w:rPr>
                 <w:rFonts w:cs="Times New Roman"/>
-              </w:rPr>
-            </w:pPr>
-            <w:r>
-              <w:rPr>
-                <w:rFonts w:cs="Times New Roman"/>
-                <w:sz w:val="22"/>
+                <w:szCs w:val="26"/>
+              </w:rPr>
+            </w:pPr>
+            <w:r>
+              <w:rPr>
+                <w:rFonts w:cs="Times New Roman"/>
+                <w:szCs w:val="26"/>
               </w:rPr>
               <w:t>Không cho bỏ phiếu cho ứng viên không tồn tại.</w:t>
             </w:r>
@@ -3914,12 +4065,13 @@
             <w:pPr>
               <w:rPr>
                 <w:rFonts w:cs="Times New Roman"/>
-              </w:rPr>
-            </w:pPr>
-            <w:r>
-              <w:rPr>
-                <w:rFonts w:cs="Times New Roman"/>
-                <w:sz w:val="22"/>
+                <w:szCs w:val="26"/>
+              </w:rPr>
+            </w:pPr>
+            <w:r>
+              <w:rPr>
+                <w:rFonts w:cs="Times New Roman"/>
+                <w:szCs w:val="26"/>
               </w:rPr>
               <w:t>PASS</w:t>
             </w:r>
@@ -3932,21 +4084,22 @@
         </w:trPr>
         <w:tc>
           <w:tcPr>
-            <w:tcW w:w="567" w:type="dxa"/>
-            <w:vAlign w:val="center"/>
-          </w:tcPr>
-          <w:p>
-            <w:pPr>
-              <w:rPr>
-                <w:rFonts w:cs="Times New Roman"/>
-              </w:rPr>
-            </w:pPr>
-            <w:r>
-              <w:rPr>
-                <w:rFonts w:cs="Times New Roman"/>
-                <w:sz w:val="22"/>
-              </w:rPr>
-              <w:t>7</w:t>
+            <w:tcW w:w="708" w:type="dxa"/>
+            <w:vAlign w:val="center"/>
+          </w:tcPr>
+          <w:p>
+            <w:pPr>
+              <w:rPr>
+                <w:rFonts w:cs="Times New Roman"/>
+                <w:szCs w:val="26"/>
+              </w:rPr>
+            </w:pPr>
+            <w:r>
+              <w:rPr>
+                <w:rFonts w:cs="Times New Roman"/>
+                <w:szCs w:val="26"/>
+              </w:rPr>
+              <w:t xml:space="preserve">7 </w:t>
             </w:r>
           </w:p>
         </w:tc>
@@ -3959,14 +4112,78 @@
             <w:pPr>
               <w:rPr>
                 <w:rFonts w:cs="Times New Roman"/>
-              </w:rPr>
-            </w:pPr>
-            <w:r>
-              <w:rPr>
-                <w:rFonts w:cs="Times New Roman"/>
-                <w:sz w:val="22"/>
-              </w:rPr>
-              <w:t>Test end election</w:t>
+                <w:szCs w:val="26"/>
+              </w:rPr>
+            </w:pPr>
+            <w:r>
+              <w:rPr>
+                <w:rFonts w:cs="Times New Roman"/>
+                <w:szCs w:val="26"/>
+              </w:rPr>
+              <w:t>T</w:t>
+            </w:r>
+            <w:r>
+              <w:rPr>
+                <w:rFonts w:cs="Times New Roman"/>
+                <w:szCs w:val="26"/>
+              </w:rPr>
+              <w:t>est</w:t>
+            </w:r>
+            <w:r>
+              <w:rPr>
+                <w:rFonts w:cs="Times New Roman"/>
+                <w:szCs w:val="26"/>
+              </w:rPr>
+              <w:t xml:space="preserve"> m</w:t>
+            </w:r>
+            <w:r>
+              <w:rPr>
+                <w:rFonts w:cs="Times New Roman"/>
+                <w:szCs w:val="26"/>
+              </w:rPr>
+              <w:t>ultiple</w:t>
+            </w:r>
+            <w:r>
+              <w:rPr>
+                <w:rFonts w:cs="Times New Roman"/>
+                <w:szCs w:val="26"/>
+              </w:rPr>
+              <w:t xml:space="preserve"> v</w:t>
+            </w:r>
+            <w:r>
+              <w:rPr>
+                <w:rFonts w:cs="Times New Roman"/>
+                <w:szCs w:val="26"/>
+              </w:rPr>
+              <w:t>oters</w:t>
+            </w:r>
+            <w:r>
+              <w:rPr>
+                <w:rFonts w:cs="Times New Roman"/>
+                <w:szCs w:val="26"/>
+              </w:rPr>
+              <w:t xml:space="preserve"> m</w:t>
+            </w:r>
+            <w:r>
+              <w:rPr>
+                <w:rFonts w:cs="Times New Roman"/>
+                <w:szCs w:val="26"/>
+              </w:rPr>
+              <w:t>ultiple</w:t>
+            </w:r>
+            <w:r>
+              <w:rPr>
+                <w:rFonts w:cs="Times New Roman"/>
+                <w:szCs w:val="26"/>
+              </w:rPr>
+              <w:t xml:space="preserve"> c</w:t>
+            </w:r>
+            <w:r>
+              <w:rPr>
+                <w:rFonts w:cs="Times New Roman"/>
+                <w:szCs w:val="26"/>
+              </w:rPr>
+              <w:t>andidates</w:t>
             </w:r>
           </w:p>
         </w:tc>
@@ -3979,14 +4196,15 @@
             <w:pPr>
               <w:rPr>
                 <w:rFonts w:cs="Times New Roman"/>
-              </w:rPr>
-            </w:pPr>
-            <w:r>
-              <w:rPr>
-                <w:rFonts w:cs="Times New Roman"/>
-                <w:sz w:val="22"/>
-              </w:rPr>
-              <w:t>Kết thúc cuộc bầu cử.</w:t>
+                <w:szCs w:val="26"/>
+              </w:rPr>
+            </w:pPr>
+            <w:r>
+              <w:rPr>
+                <w:rFonts w:cs="Times New Roman"/>
+                <w:szCs w:val="26"/>
+              </w:rPr>
+              <w:t>Kiểm tra việc bỏ phiếu và cập nhật số phiếu cho ứng viên.</w:t>
             </w:r>
           </w:p>
         </w:tc>
@@ -3999,12 +4217,13 @@
             <w:pPr>
               <w:rPr>
                 <w:rFonts w:cs="Times New Roman"/>
-              </w:rPr>
-            </w:pPr>
-            <w:r>
-              <w:rPr>
-                <w:rFonts w:cs="Times New Roman"/>
-                <w:sz w:val="22"/>
+                <w:szCs w:val="26"/>
+              </w:rPr>
+            </w:pPr>
+            <w:r>
+              <w:rPr>
+                <w:rFonts w:cs="Times New Roman"/>
+                <w:szCs w:val="26"/>
               </w:rPr>
               <w:t>PASS</w:t>
             </w:r>
@@ -4017,19 +4236,20 @@
         </w:trPr>
         <w:tc>
           <w:tcPr>
-            <w:tcW w:w="567" w:type="dxa"/>
-            <w:vAlign w:val="center"/>
-          </w:tcPr>
-          <w:p>
-            <w:pPr>
-              <w:rPr>
-                <w:rFonts w:cs="Times New Roman"/>
-              </w:rPr>
-            </w:pPr>
-            <w:r>
-              <w:rPr>
-                <w:rFonts w:cs="Times New Roman"/>
-                <w:sz w:val="22"/>
+            <w:tcW w:w="708" w:type="dxa"/>
+            <w:vAlign w:val="center"/>
+          </w:tcPr>
+          <w:p>
+            <w:pPr>
+              <w:rPr>
+                <w:rFonts w:cs="Times New Roman"/>
+                <w:szCs w:val="26"/>
+              </w:rPr>
+            </w:pPr>
+            <w:r>
+              <w:rPr>
+                <w:rFonts w:cs="Times New Roman"/>
+                <w:szCs w:val="26"/>
               </w:rPr>
               <w:t>8</w:t>
             </w:r>
@@ -4044,14 +4264,15 @@
             <w:pPr>
               <w:rPr>
                 <w:rFonts w:cs="Times New Roman"/>
-              </w:rPr>
-            </w:pPr>
-            <w:r>
-              <w:rPr>
-                <w:rFonts w:cs="Times New Roman"/>
-                <w:sz w:val="22"/>
-              </w:rPr>
-              <w:t>Test cannot vote after election ended</w:t>
+                <w:szCs w:val="26"/>
+              </w:rPr>
+            </w:pPr>
+            <w:r>
+              <w:rPr>
+                <w:rFonts w:cs="Times New Roman"/>
+                <w:szCs w:val="26"/>
+              </w:rPr>
+              <w:t>Test end election</w:t>
             </w:r>
           </w:p>
         </w:tc>
@@ -4064,14 +4285,15 @@
             <w:pPr>
               <w:rPr>
                 <w:rFonts w:cs="Times New Roman"/>
-              </w:rPr>
-            </w:pPr>
-            <w:r>
-              <w:rPr>
-                <w:rFonts w:cs="Times New Roman"/>
-                <w:sz w:val="22"/>
-              </w:rPr>
-              <w:t>Không cho bỏ phiếu sau khi cuộc bầu cử kết thúc.</w:t>
+                <w:szCs w:val="26"/>
+              </w:rPr>
+            </w:pPr>
+            <w:r>
+              <w:rPr>
+                <w:rFonts w:cs="Times New Roman"/>
+                <w:szCs w:val="26"/>
+              </w:rPr>
+              <w:t>Kết thúc cuộc bầu cử.</w:t>
             </w:r>
           </w:p>
         </w:tc>
@@ -4084,12 +4306,13 @@
             <w:pPr>
               <w:rPr>
                 <w:rFonts w:cs="Times New Roman"/>
-              </w:rPr>
-            </w:pPr>
-            <w:r>
-              <w:rPr>
-                <w:rFonts w:cs="Times New Roman"/>
-                <w:sz w:val="22"/>
+                <w:szCs w:val="26"/>
+              </w:rPr>
+            </w:pPr>
+            <w:r>
+              <w:rPr>
+                <w:rFonts w:cs="Times New Roman"/>
+                <w:szCs w:val="26"/>
               </w:rPr>
               <w:t>PASS</w:t>
             </w:r>
@@ -4102,19 +4325,20 @@
         </w:trPr>
         <w:tc>
           <w:tcPr>
-            <w:tcW w:w="567" w:type="dxa"/>
-            <w:vAlign w:val="center"/>
-          </w:tcPr>
-          <w:p>
-            <w:pPr>
-              <w:rPr>
-                <w:rFonts w:cs="Times New Roman"/>
-              </w:rPr>
-            </w:pPr>
-            <w:r>
-              <w:rPr>
-                <w:rFonts w:cs="Times New Roman"/>
-                <w:sz w:val="22"/>
+            <w:tcW w:w="708" w:type="dxa"/>
+            <w:vAlign w:val="center"/>
+          </w:tcPr>
+          <w:p>
+            <w:pPr>
+              <w:rPr>
+                <w:rFonts w:cs="Times New Roman"/>
+                <w:szCs w:val="26"/>
+              </w:rPr>
+            </w:pPr>
+            <w:r>
+              <w:rPr>
+                <w:rFonts w:cs="Times New Roman"/>
+                <w:szCs w:val="26"/>
               </w:rPr>
               <w:t>9</w:t>
             </w:r>
@@ -4129,14 +4353,15 @@
             <w:pPr>
               <w:rPr>
                 <w:rFonts w:cs="Times New Roman"/>
-              </w:rPr>
-            </w:pPr>
-            <w:r>
-              <w:rPr>
-                <w:rFonts w:cs="Times New Roman"/>
-                <w:sz w:val="22"/>
-              </w:rPr>
-              <w:t>Test final candidate result</w:t>
+                <w:szCs w:val="26"/>
+              </w:rPr>
+            </w:pPr>
+            <w:r>
+              <w:rPr>
+                <w:rFonts w:cs="Times New Roman"/>
+                <w:szCs w:val="26"/>
+              </w:rPr>
+              <w:t>Test cannot vote after election ended</w:t>
             </w:r>
           </w:p>
         </w:tc>
@@ -4149,14 +4374,15 @@
             <w:pPr>
               <w:rPr>
                 <w:rFonts w:cs="Times New Roman"/>
-              </w:rPr>
-            </w:pPr>
-            <w:r>
-              <w:rPr>
-                <w:rFonts w:cs="Times New Roman"/>
-                <w:sz w:val="22"/>
-              </w:rPr>
-              <w:t>Kiểm tra kết quả/số phiếu của ứng viên.</w:t>
+                <w:szCs w:val="26"/>
+              </w:rPr>
+            </w:pPr>
+            <w:r>
+              <w:rPr>
+                <w:rFonts w:cs="Times New Roman"/>
+                <w:szCs w:val="26"/>
+              </w:rPr>
+              <w:t>Không cho bỏ phiếu sau khi cuộc bầu cử kết thúc.</w:t>
             </w:r>
           </w:p>
         </w:tc>
@@ -4169,12 +4395,13 @@
             <w:pPr>
               <w:rPr>
                 <w:rFonts w:cs="Times New Roman"/>
-              </w:rPr>
-            </w:pPr>
-            <w:r>
-              <w:rPr>
-                <w:rFonts w:cs="Times New Roman"/>
-                <w:sz w:val="22"/>
+                <w:szCs w:val="26"/>
+              </w:rPr>
+            </w:pPr>
+            <w:r>
+              <w:rPr>
+                <w:rFonts w:cs="Times New Roman"/>
+                <w:szCs w:val="26"/>
               </w:rPr>
               <w:t>PASS</w:t>
             </w:r>
@@ -4187,19 +4414,20 @@
         </w:trPr>
         <w:tc>
           <w:tcPr>
-            <w:tcW w:w="567" w:type="dxa"/>
-            <w:vAlign w:val="center"/>
-          </w:tcPr>
-          <w:p>
-            <w:pPr>
-              <w:rPr>
-                <w:rFonts w:cs="Times New Roman"/>
-              </w:rPr>
-            </w:pPr>
-            <w:r>
-              <w:rPr>
-                <w:rFonts w:cs="Times New Roman"/>
-                <w:sz w:val="22"/>
+            <w:tcW w:w="708" w:type="dxa"/>
+            <w:vAlign w:val="center"/>
+          </w:tcPr>
+          <w:p>
+            <w:pPr>
+              <w:rPr>
+                <w:rFonts w:cs="Times New Roman"/>
+                <w:szCs w:val="26"/>
+              </w:rPr>
+            </w:pPr>
+            <w:r>
+              <w:rPr>
+                <w:rFonts w:cs="Times New Roman"/>
+                <w:szCs w:val="26"/>
               </w:rPr>
               <w:t>10</w:t>
             </w:r>
@@ -4214,14 +4442,29 @@
             <w:pPr>
               <w:rPr>
                 <w:rFonts w:cs="Times New Roman"/>
-              </w:rPr>
-            </w:pPr>
-            <w:r>
-              <w:rPr>
-                <w:rFonts w:cs="Times New Roman"/>
-                <w:sz w:val="22"/>
-              </w:rPr>
-              <w:t>Test total votes cast</w:t>
+                <w:szCs w:val="26"/>
+              </w:rPr>
+            </w:pPr>
+            <w:r>
+              <w:rPr>
+                <w:rFonts w:cs="Times New Roman"/>
+                <w:szCs w:val="26"/>
+              </w:rPr>
+              <w:t xml:space="preserve">Test final </w:t>
+            </w:r>
+            <w:r>
+              <w:rPr>
+                <w:rFonts w:cs="Times New Roman"/>
+                <w:szCs w:val="26"/>
+              </w:rPr>
+              <w:t>election</w:t>
+            </w:r>
+            <w:r>
+              <w:rPr>
+                <w:rFonts w:cs="Times New Roman"/>
+                <w:szCs w:val="26"/>
+              </w:rPr>
+              <w:t xml:space="preserve"> result</w:t>
             </w:r>
           </w:p>
         </w:tc>
@@ -4234,14 +4477,15 @@
             <w:pPr>
               <w:rPr>
                 <w:rFonts w:cs="Times New Roman"/>
-              </w:rPr>
-            </w:pPr>
-            <w:r>
-              <w:rPr>
-                <w:rFonts w:cs="Times New Roman"/>
-                <w:sz w:val="22"/>
-              </w:rPr>
-              <w:t>Kiểm tra tổng số lượt bỏ phiếu.</w:t>
+                <w:szCs w:val="26"/>
+              </w:rPr>
+            </w:pPr>
+            <w:r>
+              <w:rPr>
+                <w:rFonts w:cs="Times New Roman"/>
+                <w:szCs w:val="26"/>
+              </w:rPr>
+              <w:t>Kiểm tra kết quả/số phiếu của ứng viên.</w:t>
             </w:r>
           </w:p>
         </w:tc>
@@ -4254,12 +4498,13 @@
             <w:pPr>
               <w:rPr>
                 <w:rFonts w:cs="Times New Roman"/>
-              </w:rPr>
-            </w:pPr>
-            <w:r>
-              <w:rPr>
-                <w:rFonts w:cs="Times New Roman"/>
-                <w:sz w:val="22"/>
+                <w:szCs w:val="26"/>
+              </w:rPr>
+            </w:pPr>
+            <w:r>
+              <w:rPr>
+                <w:rFonts w:cs="Times New Roman"/>
+                <w:szCs w:val="26"/>
               </w:rPr>
               <w:t>PASS</w:t>
             </w:r>
@@ -4271,6 +4516,7 @@
       <w:pPr>
         <w:rPr>
           <w:rFonts w:cs="Times New Roman"/>
+          <w:szCs w:val="26"/>
         </w:rPr>
       </w:pPr>
     </w:p>
@@ -4279,604 +4525,39 @@
         <w:pStyle w:val="Heading1"/>
         <w:rPr>
           <w:rFonts w:ascii="Times New Roman" w:hAnsi="Times New Roman" w:cs="Times New Roman"/>
+          <w:sz w:val="26"/>
+          <w:szCs w:val="26"/>
         </w:rPr>
       </w:pPr>
       <w:r>
         <w:rPr>
           <w:rFonts w:ascii="Times New Roman" w:hAnsi="Times New Roman" w:cs="Times New Roman"/>
+          <w:sz w:val="26"/>
+          <w:szCs w:val="26"/>
         </w:rPr>
-        <w:t xml:space="preserve">6. Chi tiết </w:t>
+        <w:t>6</w:t>
       </w:r>
       <w:r>
         <w:rPr>
           <w:rFonts w:ascii="Times New Roman" w:hAnsi="Times New Roman" w:cs="Times New Roman"/>
+          <w:sz w:val="26"/>
+          <w:szCs w:val="26"/>
+        </w:rPr>
+        <w:t xml:space="preserve">. Chi tiết </w:t>
+      </w:r>
+      <w:r>
+        <w:rPr>
+          <w:rFonts w:ascii="Times New Roman" w:hAnsi="Times New Roman" w:cs="Times New Roman"/>
+          <w:sz w:val="26"/>
+          <w:szCs w:val="26"/>
         </w:rPr>
         <w:t>T</w:t>
       </w:r>
       <w:r>
         <w:rPr>
           <w:rFonts w:ascii="Times New Roman" w:hAnsi="Times New Roman" w:cs="Times New Roman"/>
-        </w:rPr>
-        <w:t>est case – batchRegisterVoter</w:t>
-      </w:r>
-    </w:p>
-    <w:p>
-      <w:pPr>
-        <w:spacing w:line="312" w:lineRule="auto"/>
-        <w:rPr>
-          <w:rFonts w:cs="Times New Roman"/>
-        </w:rPr>
-      </w:pPr>
-      <w:r>
-        <w:rPr>
-          <w:rFonts w:cs="Times New Roman"/>
-        </w:rPr>
-        <w:t>File: batchRegisterVoter_test.sol. Nhóm kiểm thử tập trung vào chức năng đăng ký nhiều cử tri trong một lần và các trường hợp dữ liệu đầu vào không hợp lệ.</w:t>
-      </w:r>
-    </w:p>
-    <w:tbl>
-      <w:tblPr>
-        <w:tblStyle w:val="TableGrid"/>
-        <w:tblW w:w="0" w:type="auto"/>
-        <w:jc w:val="center"/>
-        <w:tblLook w:val="04A0" w:firstRow="1" w:lastRow="0" w:firstColumn="1" w:lastColumn="0" w:noHBand="0" w:noVBand="1"/>
-      </w:tblPr>
-      <w:tblGrid>
-        <w:gridCol w:w="632"/>
-        <w:gridCol w:w="2948"/>
-        <w:gridCol w:w="4252"/>
-        <w:gridCol w:w="1020"/>
-      </w:tblGrid>
-      <w:tr>
-        <w:trPr>
-          <w:tblHeader/>
-          <w:jc w:val="center"/>
-        </w:trPr>
-        <w:tc>
-          <w:tcPr>
-            <w:tcW w:w="567" w:type="dxa"/>
-            <w:shd w:val="clear" w:color="auto" w:fill="D9EAF7"/>
-            <w:vAlign w:val="center"/>
-          </w:tcPr>
-          <w:p>
-            <w:pPr>
-              <w:rPr>
-                <w:rFonts w:cs="Times New Roman"/>
-              </w:rPr>
-            </w:pPr>
-            <w:r>
-              <w:rPr>
-                <w:rFonts w:cs="Times New Roman"/>
-                <w:b/>
-                <w:sz w:val="22"/>
-              </w:rPr>
-              <w:lastRenderedPageBreak/>
-              <w:t>STT</w:t>
-            </w:r>
-          </w:p>
-        </w:tc>
-        <w:tc>
-          <w:tcPr>
-            <w:tcW w:w="2948" w:type="dxa"/>
-            <w:shd w:val="clear" w:color="auto" w:fill="D9EAF7"/>
-            <w:vAlign w:val="center"/>
-          </w:tcPr>
-          <w:p>
-            <w:pPr>
-              <w:rPr>
-                <w:rFonts w:cs="Times New Roman"/>
-              </w:rPr>
-            </w:pPr>
-            <w:r>
-              <w:rPr>
-                <w:rFonts w:cs="Times New Roman"/>
-                <w:b/>
-                <w:sz w:val="22"/>
-              </w:rPr>
-              <w:t>Test case</w:t>
-            </w:r>
-          </w:p>
-        </w:tc>
-        <w:tc>
-          <w:tcPr>
-            <w:tcW w:w="4252" w:type="dxa"/>
-            <w:shd w:val="clear" w:color="auto" w:fill="D9EAF7"/>
-            <w:vAlign w:val="center"/>
-          </w:tcPr>
-          <w:p>
-            <w:pPr>
-              <w:rPr>
-                <w:rFonts w:cs="Times New Roman"/>
-              </w:rPr>
-            </w:pPr>
-            <w:r>
-              <w:rPr>
-                <w:rFonts w:cs="Times New Roman"/>
-                <w:b/>
-                <w:sz w:val="22"/>
-              </w:rPr>
-              <w:t>Mục tiêu kiểm thử</w:t>
-            </w:r>
-          </w:p>
-        </w:tc>
-        <w:tc>
-          <w:tcPr>
-            <w:tcW w:w="1020" w:type="dxa"/>
-            <w:shd w:val="clear" w:color="auto" w:fill="D9EAF7"/>
-            <w:vAlign w:val="center"/>
-          </w:tcPr>
-          <w:p>
-            <w:pPr>
-              <w:rPr>
-                <w:rFonts w:cs="Times New Roman"/>
-              </w:rPr>
-            </w:pPr>
-            <w:r>
-              <w:rPr>
-                <w:rFonts w:cs="Times New Roman"/>
-                <w:b/>
-                <w:sz w:val="22"/>
-              </w:rPr>
-              <w:t>Kết quả</w:t>
-            </w:r>
-          </w:p>
-        </w:tc>
-      </w:tr>
-      <w:tr>
-        <w:trPr>
-          <w:jc w:val="center"/>
-        </w:trPr>
-        <w:tc>
-          <w:tcPr>
-            <w:tcW w:w="567" w:type="dxa"/>
-            <w:vAlign w:val="center"/>
-          </w:tcPr>
-          <w:p>
-            <w:pPr>
-              <w:rPr>
-                <w:rFonts w:cs="Times New Roman"/>
-              </w:rPr>
-            </w:pPr>
-            <w:r>
-              <w:rPr>
-                <w:rFonts w:cs="Times New Roman"/>
-                <w:sz w:val="22"/>
-              </w:rPr>
-              <w:t>1</w:t>
-            </w:r>
-          </w:p>
-        </w:tc>
-        <w:tc>
-          <w:tcPr>
-            <w:tcW w:w="2948" w:type="dxa"/>
-            <w:vAlign w:val="center"/>
-          </w:tcPr>
-          <w:p>
-            <w:pPr>
-              <w:rPr>
-                <w:rFonts w:cs="Times New Roman"/>
-              </w:rPr>
-            </w:pPr>
-            <w:r>
-              <w:rPr>
-                <w:rFonts w:cs="Times New Roman"/>
-                <w:sz w:val="22"/>
-              </w:rPr>
-              <w:t>Test batch register multiple voters</w:t>
-            </w:r>
-          </w:p>
-        </w:tc>
-        <w:tc>
-          <w:tcPr>
-            <w:tcW w:w="4252" w:type="dxa"/>
-            <w:vAlign w:val="center"/>
-          </w:tcPr>
-          <w:p>
-            <w:pPr>
-              <w:rPr>
-                <w:rFonts w:cs="Times New Roman"/>
-              </w:rPr>
-            </w:pPr>
-            <w:r>
-              <w:rPr>
-                <w:rFonts w:cs="Times New Roman"/>
-                <w:sz w:val="22"/>
-              </w:rPr>
-              <w:t>Đăng ký nhiều cử tri trong một lần.</w:t>
-            </w:r>
-          </w:p>
-        </w:tc>
-        <w:tc>
-          <w:tcPr>
-            <w:tcW w:w="1020" w:type="dxa"/>
-            <w:vAlign w:val="center"/>
-          </w:tcPr>
-          <w:p>
-            <w:pPr>
-              <w:rPr>
-                <w:rFonts w:cs="Times New Roman"/>
-              </w:rPr>
-            </w:pPr>
-            <w:r>
-              <w:rPr>
-                <w:rFonts w:cs="Times New Roman"/>
-                <w:sz w:val="22"/>
-              </w:rPr>
-              <w:t>PASS</w:t>
-            </w:r>
-          </w:p>
-        </w:tc>
-      </w:tr>
-      <w:tr>
-        <w:trPr>
-          <w:jc w:val="center"/>
-        </w:trPr>
-        <w:tc>
-          <w:tcPr>
-            <w:tcW w:w="567" w:type="dxa"/>
-            <w:vAlign w:val="center"/>
-          </w:tcPr>
-          <w:p>
-            <w:pPr>
-              <w:rPr>
-                <w:rFonts w:cs="Times New Roman"/>
-              </w:rPr>
-            </w:pPr>
-            <w:r>
-              <w:rPr>
-                <w:rFonts w:cs="Times New Roman"/>
-                <w:sz w:val="22"/>
-              </w:rPr>
-              <w:t>2</w:t>
-            </w:r>
-          </w:p>
-        </w:tc>
-        <w:tc>
-          <w:tcPr>
-            <w:tcW w:w="2948" w:type="dxa"/>
-            <w:vAlign w:val="center"/>
-          </w:tcPr>
-          <w:p>
-            <w:pPr>
-              <w:rPr>
-                <w:rFonts w:cs="Times New Roman"/>
-              </w:rPr>
-            </w:pPr>
-            <w:r>
-              <w:rPr>
-                <w:rFonts w:cs="Times New Roman"/>
-                <w:sz w:val="22"/>
-              </w:rPr>
-              <w:t>Test empty batch</w:t>
-            </w:r>
-          </w:p>
-        </w:tc>
-        <w:tc>
-          <w:tcPr>
-            <w:tcW w:w="4252" w:type="dxa"/>
-            <w:vAlign w:val="center"/>
-          </w:tcPr>
-          <w:p>
-            <w:pPr>
-              <w:rPr>
-                <w:rFonts w:cs="Times New Roman"/>
-              </w:rPr>
-            </w:pPr>
-            <w:r>
-              <w:rPr>
-                <w:rFonts w:cs="Times New Roman"/>
-                <w:sz w:val="22"/>
-              </w:rPr>
-              <w:t>Không cho danh sách batch rỗng.</w:t>
-            </w:r>
-          </w:p>
-        </w:tc>
-        <w:tc>
-          <w:tcPr>
-            <w:tcW w:w="1020" w:type="dxa"/>
-            <w:vAlign w:val="center"/>
-          </w:tcPr>
-          <w:p>
-            <w:pPr>
-              <w:rPr>
-                <w:rFonts w:cs="Times New Roman"/>
-              </w:rPr>
-            </w:pPr>
-            <w:r>
-              <w:rPr>
-                <w:rFonts w:cs="Times New Roman"/>
-                <w:sz w:val="22"/>
-              </w:rPr>
-              <w:t>PASS</w:t>
-            </w:r>
-          </w:p>
-        </w:tc>
-      </w:tr>
-      <w:tr>
-        <w:trPr>
-          <w:jc w:val="center"/>
-        </w:trPr>
-        <w:tc>
-          <w:tcPr>
-            <w:tcW w:w="567" w:type="dxa"/>
-            <w:vAlign w:val="center"/>
-          </w:tcPr>
-          <w:p>
-            <w:pPr>
-              <w:rPr>
-                <w:rFonts w:cs="Times New Roman"/>
-              </w:rPr>
-            </w:pPr>
-            <w:r>
-              <w:rPr>
-                <w:rFonts w:cs="Times New Roman"/>
-                <w:sz w:val="22"/>
-              </w:rPr>
-              <w:t>3</w:t>
-            </w:r>
-          </w:p>
-        </w:tc>
-        <w:tc>
-          <w:tcPr>
-            <w:tcW w:w="2948" w:type="dxa"/>
-            <w:vAlign w:val="center"/>
-          </w:tcPr>
-          <w:p>
-            <w:pPr>
-              <w:rPr>
-                <w:rFonts w:cs="Times New Roman"/>
-              </w:rPr>
-            </w:pPr>
-            <w:r>
-              <w:rPr>
-                <w:rFonts w:cs="Times New Roman"/>
-                <w:sz w:val="22"/>
-              </w:rPr>
-              <w:t>Test invalid voter address</w:t>
-            </w:r>
-          </w:p>
-        </w:tc>
-        <w:tc>
-          <w:tcPr>
-            <w:tcW w:w="4252" w:type="dxa"/>
-            <w:vAlign w:val="center"/>
-          </w:tcPr>
-          <w:p>
-            <w:pPr>
-              <w:rPr>
-                <w:rFonts w:cs="Times New Roman"/>
-              </w:rPr>
-            </w:pPr>
-            <w:r>
-              <w:rPr>
-                <w:rFonts w:cs="Times New Roman"/>
-                <w:sz w:val="22"/>
-              </w:rPr>
-              <w:t>Kiểm tra địa chỉ cử tri không hợp lệ.</w:t>
-            </w:r>
-          </w:p>
-        </w:tc>
-        <w:tc>
-          <w:tcPr>
-            <w:tcW w:w="1020" w:type="dxa"/>
-            <w:vAlign w:val="center"/>
-          </w:tcPr>
-          <w:p>
-            <w:pPr>
-              <w:rPr>
-                <w:rFonts w:cs="Times New Roman"/>
-              </w:rPr>
-            </w:pPr>
-            <w:r>
-              <w:rPr>
-                <w:rFonts w:cs="Times New Roman"/>
-                <w:sz w:val="22"/>
-              </w:rPr>
-              <w:t>PASS</w:t>
-            </w:r>
-          </w:p>
-        </w:tc>
-      </w:tr>
-      <w:tr>
-        <w:trPr>
-          <w:jc w:val="center"/>
-        </w:trPr>
-        <w:tc>
-          <w:tcPr>
-            <w:tcW w:w="567" w:type="dxa"/>
-            <w:vAlign w:val="center"/>
-          </w:tcPr>
-          <w:p>
-            <w:pPr>
-              <w:rPr>
-                <w:rFonts w:cs="Times New Roman"/>
-              </w:rPr>
-            </w:pPr>
-            <w:r>
-              <w:rPr>
-                <w:rFonts w:cs="Times New Roman"/>
-                <w:sz w:val="22"/>
-              </w:rPr>
-              <w:t>4</w:t>
-            </w:r>
-          </w:p>
-        </w:tc>
-        <w:tc>
-          <w:tcPr>
-            <w:tcW w:w="2948" w:type="dxa"/>
-            <w:vAlign w:val="center"/>
-          </w:tcPr>
-          <w:p>
-            <w:pPr>
-              <w:rPr>
-                <w:rFonts w:cs="Times New Roman"/>
-              </w:rPr>
-            </w:pPr>
-            <w:r>
-              <w:rPr>
-                <w:rFonts w:cs="Times New Roman"/>
-                <w:sz w:val="22"/>
-              </w:rPr>
-              <w:t>Test duplicate voter</w:t>
-            </w:r>
-          </w:p>
-        </w:tc>
-        <w:tc>
-          <w:tcPr>
-            <w:tcW w:w="4252" w:type="dxa"/>
-            <w:vAlign w:val="center"/>
-          </w:tcPr>
-          <w:p>
-            <w:pPr>
-              <w:rPr>
-                <w:rFonts w:cs="Times New Roman"/>
-              </w:rPr>
-            </w:pPr>
-            <w:r>
-              <w:rPr>
-                <w:rFonts w:cs="Times New Roman"/>
-                <w:sz w:val="22"/>
-              </w:rPr>
-              <w:t>Không cho đăng ký cử tri trùng.</w:t>
-            </w:r>
-          </w:p>
-        </w:tc>
-        <w:tc>
-          <w:tcPr>
-            <w:tcW w:w="1020" w:type="dxa"/>
-            <w:vAlign w:val="center"/>
-          </w:tcPr>
-          <w:p>
-            <w:pPr>
-              <w:rPr>
-                <w:rFonts w:cs="Times New Roman"/>
-              </w:rPr>
-            </w:pPr>
-            <w:r>
-              <w:rPr>
-                <w:rFonts w:cs="Times New Roman"/>
-                <w:sz w:val="22"/>
-              </w:rPr>
-              <w:t>PASS</w:t>
-            </w:r>
-          </w:p>
-        </w:tc>
-      </w:tr>
-      <w:tr>
-        <w:trPr>
-          <w:jc w:val="center"/>
-        </w:trPr>
-        <w:tc>
-          <w:tcPr>
-            <w:tcW w:w="567" w:type="dxa"/>
-            <w:vAlign w:val="center"/>
-          </w:tcPr>
-          <w:p>
-            <w:pPr>
-              <w:rPr>
-                <w:rFonts w:cs="Times New Roman"/>
-              </w:rPr>
-            </w:pPr>
-            <w:r>
-              <w:rPr>
-                <w:rFonts w:cs="Times New Roman"/>
-                <w:sz w:val="22"/>
-              </w:rPr>
-              <w:t>5</w:t>
-            </w:r>
-          </w:p>
-        </w:tc>
-        <w:tc>
-          <w:tcPr>
-            <w:tcW w:w="2948" w:type="dxa"/>
-            <w:vAlign w:val="center"/>
-          </w:tcPr>
-          <w:p>
-            <w:pPr>
-              <w:rPr>
-                <w:rFonts w:cs="Times New Roman"/>
-              </w:rPr>
-            </w:pPr>
-            <w:r>
-              <w:rPr>
-                <w:rFonts w:cs="Times New Roman"/>
-                <w:sz w:val="22"/>
-              </w:rPr>
-              <w:t>Test batch after election starts</w:t>
-            </w:r>
-          </w:p>
-        </w:tc>
-        <w:tc>
-          <w:tcPr>
-            <w:tcW w:w="4252" w:type="dxa"/>
-            <w:vAlign w:val="center"/>
-          </w:tcPr>
-          <w:p>
-            <w:pPr>
-              <w:rPr>
-                <w:rFonts w:cs="Times New Roman"/>
-              </w:rPr>
-            </w:pPr>
-            <w:r>
-              <w:rPr>
-                <w:rFonts w:cs="Times New Roman"/>
-                <w:sz w:val="22"/>
-              </w:rPr>
-              <w:t>Không cho batch đăng ký sau khi bầu cử bắt đầu.</w:t>
-            </w:r>
-          </w:p>
-        </w:tc>
-        <w:tc>
-          <w:tcPr>
-            <w:tcW w:w="1020" w:type="dxa"/>
-            <w:vAlign w:val="center"/>
-          </w:tcPr>
-          <w:p>
-            <w:pPr>
-              <w:rPr>
-                <w:rFonts w:cs="Times New Roman"/>
-              </w:rPr>
-            </w:pPr>
-            <w:r>
-              <w:rPr>
-                <w:rFonts w:cs="Times New Roman"/>
-                <w:sz w:val="22"/>
-              </w:rPr>
-              <w:t>PASS</w:t>
-            </w:r>
-          </w:p>
-        </w:tc>
-      </w:tr>
-    </w:tbl>
-    <w:p>
-      <w:pPr>
-        <w:rPr>
-          <w:rFonts w:cs="Times New Roman"/>
-        </w:rPr>
-      </w:pPr>
-    </w:p>
-    <w:p>
-      <w:pPr>
-        <w:pStyle w:val="Heading1"/>
-        <w:rPr>
-          <w:rFonts w:ascii="Times New Roman" w:hAnsi="Times New Roman" w:cs="Times New Roman"/>
-        </w:rPr>
-      </w:pPr>
-      <w:r>
-        <w:rPr>
-          <w:rFonts w:ascii="Times New Roman" w:hAnsi="Times New Roman" w:cs="Times New Roman"/>
-        </w:rPr>
-        <w:t xml:space="preserve">7. Chi tiết </w:t>
-      </w:r>
-      <w:r>
-        <w:rPr>
-          <w:rFonts w:ascii="Times New Roman" w:hAnsi="Times New Roman" w:cs="Times New Roman"/>
-        </w:rPr>
-        <w:t>T</w:t>
-      </w:r>
-      <w:r>
-        <w:rPr>
-          <w:rFonts w:ascii="Times New Roman" w:hAnsi="Times New Roman" w:cs="Times New Roman"/>
+          <w:sz w:val="26"/>
+          <w:szCs w:val="26"/>
         </w:rPr>
         <w:t>est case – ElectionScheduler</w:t>
       </w:r>
@@ -4886,11 +4567,13 @@
         <w:spacing w:line="312" w:lineRule="auto"/>
         <w:rPr>
           <w:rFonts w:cs="Times New Roman"/>
+          <w:szCs w:val="26"/>
         </w:rPr>
       </w:pPr>
       <w:r>
         <w:rPr>
           <w:rFonts w:cs="Times New Roman"/>
+          <w:szCs w:val="26"/>
         </w:rPr>
         <w:t>File: ElectionScheduler_test.sol. Nhóm kiểm thử tập trung vào máy trạng thái của cuộc bầu cử, bảo đảm các trạng thái được chuyển đổi đúng trình tự.</w:t>
       </w:r>
@@ -4903,7 +4586,7 @@
         <w:tblLook w:val="04A0" w:firstRow="1" w:lastRow="0" w:firstColumn="1" w:lastColumn="0" w:noHBand="0" w:noVBand="1"/>
       </w:tblPr>
       <w:tblGrid>
-        <w:gridCol w:w="632"/>
+        <w:gridCol w:w="708"/>
         <w:gridCol w:w="2948"/>
         <w:gridCol w:w="4252"/>
         <w:gridCol w:w="1020"/>
@@ -4923,13 +4606,14 @@
             <w:pPr>
               <w:rPr>
                 <w:rFonts w:cs="Times New Roman"/>
+                <w:szCs w:val="26"/>
               </w:rPr>
             </w:pPr>
             <w:r>
               <w:rPr>
                 <w:rFonts w:cs="Times New Roman"/>
                 <w:b/>
-                <w:sz w:val="22"/>
+                <w:szCs w:val="26"/>
               </w:rPr>
               <w:t>STT</w:t>
             </w:r>
@@ -4945,13 +4629,14 @@
             <w:pPr>
               <w:rPr>
                 <w:rFonts w:cs="Times New Roman"/>
+                <w:szCs w:val="26"/>
               </w:rPr>
             </w:pPr>
             <w:r>
               <w:rPr>
                 <w:rFonts w:cs="Times New Roman"/>
                 <w:b/>
-                <w:sz w:val="22"/>
+                <w:szCs w:val="26"/>
               </w:rPr>
               <w:t>Test case</w:t>
             </w:r>
@@ -4967,13 +4652,14 @@
             <w:pPr>
               <w:rPr>
                 <w:rFonts w:cs="Times New Roman"/>
+                <w:szCs w:val="26"/>
               </w:rPr>
             </w:pPr>
             <w:r>
               <w:rPr>
                 <w:rFonts w:cs="Times New Roman"/>
                 <w:b/>
-                <w:sz w:val="22"/>
+                <w:szCs w:val="26"/>
               </w:rPr>
               <w:t>Mục tiêu kiểm thử</w:t>
             </w:r>
@@ -4989,13 +4675,14 @@
             <w:pPr>
               <w:rPr>
                 <w:rFonts w:cs="Times New Roman"/>
+                <w:szCs w:val="26"/>
               </w:rPr>
             </w:pPr>
             <w:r>
               <w:rPr>
                 <w:rFonts w:cs="Times New Roman"/>
                 <w:b/>
-                <w:sz w:val="22"/>
+                <w:szCs w:val="26"/>
               </w:rPr>
               <w:t>Kết quả</w:t>
             </w:r>
@@ -5015,12 +4702,13 @@
             <w:pPr>
               <w:rPr>
                 <w:rFonts w:cs="Times New Roman"/>
-              </w:rPr>
-            </w:pPr>
-            <w:r>
-              <w:rPr>
-                <w:rFonts w:cs="Times New Roman"/>
-                <w:sz w:val="22"/>
+                <w:szCs w:val="26"/>
+              </w:rPr>
+            </w:pPr>
+            <w:r>
+              <w:rPr>
+                <w:rFonts w:cs="Times New Roman"/>
+                <w:szCs w:val="26"/>
               </w:rPr>
               <w:t>1</w:t>
             </w:r>
@@ -5035,12 +4723,13 @@
             <w:pPr>
               <w:rPr>
                 <w:rFonts w:cs="Times New Roman"/>
-              </w:rPr>
-            </w:pPr>
-            <w:r>
-              <w:rPr>
-                <w:rFonts w:cs="Times New Roman"/>
-                <w:sz w:val="22"/>
+                <w:szCs w:val="26"/>
+              </w:rPr>
+            </w:pPr>
+            <w:r>
+              <w:rPr>
+                <w:rFonts w:cs="Times New Roman"/>
+                <w:szCs w:val="26"/>
               </w:rPr>
               <w:t>Test initial state</w:t>
             </w:r>
@@ -5055,12 +4744,13 @@
             <w:pPr>
               <w:rPr>
                 <w:rFonts w:cs="Times New Roman"/>
-              </w:rPr>
-            </w:pPr>
-            <w:r>
-              <w:rPr>
-                <w:rFonts w:cs="Times New Roman"/>
-                <w:sz w:val="22"/>
+                <w:szCs w:val="26"/>
+              </w:rPr>
+            </w:pPr>
+            <w:r>
+              <w:rPr>
+                <w:rFonts w:cs="Times New Roman"/>
+                <w:szCs w:val="26"/>
               </w:rPr>
               <w:t>Kiểm tra trạng thái ban đầu là NotStarted.</w:t>
             </w:r>
@@ -5075,12 +4765,13 @@
             <w:pPr>
               <w:rPr>
                 <w:rFonts w:cs="Times New Roman"/>
-              </w:rPr>
-            </w:pPr>
-            <w:r>
-              <w:rPr>
-                <w:rFonts w:cs="Times New Roman"/>
-                <w:sz w:val="22"/>
+                <w:szCs w:val="26"/>
+              </w:rPr>
+            </w:pPr>
+            <w:r>
+              <w:rPr>
+                <w:rFonts w:cs="Times New Roman"/>
+                <w:szCs w:val="26"/>
               </w:rPr>
               <w:t>PASS</w:t>
             </w:r>
@@ -5100,12 +4791,13 @@
             <w:pPr>
               <w:rPr>
                 <w:rFonts w:cs="Times New Roman"/>
-              </w:rPr>
-            </w:pPr>
-            <w:r>
-              <w:rPr>
-                <w:rFonts w:cs="Times New Roman"/>
-                <w:sz w:val="22"/>
+                <w:szCs w:val="26"/>
+              </w:rPr>
+            </w:pPr>
+            <w:r>
+              <w:rPr>
+                <w:rFonts w:cs="Times New Roman"/>
+                <w:szCs w:val="26"/>
               </w:rPr>
               <w:t>2</w:t>
             </w:r>
@@ -5120,12 +4812,13 @@
             <w:pPr>
               <w:rPr>
                 <w:rFonts w:cs="Times New Roman"/>
-              </w:rPr>
-            </w:pPr>
-            <w:r>
-              <w:rPr>
-                <w:rFonts w:cs="Times New Roman"/>
-                <w:sz w:val="22"/>
+                <w:szCs w:val="26"/>
+              </w:rPr>
+            </w:pPr>
+            <w:r>
+              <w:rPr>
+                <w:rFonts w:cs="Times New Roman"/>
+                <w:szCs w:val="26"/>
               </w:rPr>
               <w:t>Test start election</w:t>
             </w:r>
@@ -5140,12 +4833,13 @@
             <w:pPr>
               <w:rPr>
                 <w:rFonts w:cs="Times New Roman"/>
-              </w:rPr>
-            </w:pPr>
-            <w:r>
-              <w:rPr>
-                <w:rFonts w:cs="Times New Roman"/>
-                <w:sz w:val="22"/>
+                <w:szCs w:val="26"/>
+              </w:rPr>
+            </w:pPr>
+            <w:r>
+              <w:rPr>
+                <w:rFonts w:cs="Times New Roman"/>
+                <w:szCs w:val="26"/>
               </w:rPr>
               <w:t>Bắt đầu bầu cử: NotStarted → InProgress.</w:t>
             </w:r>
@@ -5160,12 +4854,13 @@
             <w:pPr>
               <w:rPr>
                 <w:rFonts w:cs="Times New Roman"/>
-              </w:rPr>
-            </w:pPr>
-            <w:r>
-              <w:rPr>
-                <w:rFonts w:cs="Times New Roman"/>
-                <w:sz w:val="22"/>
+                <w:szCs w:val="26"/>
+              </w:rPr>
+            </w:pPr>
+            <w:r>
+              <w:rPr>
+                <w:rFonts w:cs="Times New Roman"/>
+                <w:szCs w:val="26"/>
               </w:rPr>
               <w:t>PASS</w:t>
             </w:r>
@@ -5185,12 +4880,13 @@
             <w:pPr>
               <w:rPr>
                 <w:rFonts w:cs="Times New Roman"/>
-              </w:rPr>
-            </w:pPr>
-            <w:r>
-              <w:rPr>
-                <w:rFonts w:cs="Times New Roman"/>
-                <w:sz w:val="22"/>
+                <w:szCs w:val="26"/>
+              </w:rPr>
+            </w:pPr>
+            <w:r>
+              <w:rPr>
+                <w:rFonts w:cs="Times New Roman"/>
+                <w:szCs w:val="26"/>
               </w:rPr>
               <w:t>3</w:t>
             </w:r>
@@ -5205,12 +4901,13 @@
             <w:pPr>
               <w:rPr>
                 <w:rFonts w:cs="Times New Roman"/>
-              </w:rPr>
-            </w:pPr>
-            <w:r>
-              <w:rPr>
-                <w:rFonts w:cs="Times New Roman"/>
-                <w:sz w:val="22"/>
+                <w:szCs w:val="26"/>
+              </w:rPr>
+            </w:pPr>
+            <w:r>
+              <w:rPr>
+                <w:rFonts w:cs="Times New Roman"/>
+                <w:szCs w:val="26"/>
               </w:rPr>
               <w:t>Test cannot start again</w:t>
             </w:r>
@@ -5225,12 +4922,13 @@
             <w:pPr>
               <w:rPr>
                 <w:rFonts w:cs="Times New Roman"/>
-              </w:rPr>
-            </w:pPr>
-            <w:r>
-              <w:rPr>
-                <w:rFonts w:cs="Times New Roman"/>
-                <w:sz w:val="22"/>
+                <w:szCs w:val="26"/>
+              </w:rPr>
+            </w:pPr>
+            <w:r>
+              <w:rPr>
+                <w:rFonts w:cs="Times New Roman"/>
+                <w:szCs w:val="26"/>
               </w:rPr>
               <w:t>Không cho bắt đầu bầu cử lần 2.</w:t>
             </w:r>
@@ -5245,12 +4943,13 @@
             <w:pPr>
               <w:rPr>
                 <w:rFonts w:cs="Times New Roman"/>
-              </w:rPr>
-            </w:pPr>
-            <w:r>
-              <w:rPr>
-                <w:rFonts w:cs="Times New Roman"/>
-                <w:sz w:val="22"/>
+                <w:szCs w:val="26"/>
+              </w:rPr>
+            </w:pPr>
+            <w:r>
+              <w:rPr>
+                <w:rFonts w:cs="Times New Roman"/>
+                <w:szCs w:val="26"/>
               </w:rPr>
               <w:t>PASS</w:t>
             </w:r>
@@ -5270,12 +4969,13 @@
             <w:pPr>
               <w:rPr>
                 <w:rFonts w:cs="Times New Roman"/>
-              </w:rPr>
-            </w:pPr>
-            <w:r>
-              <w:rPr>
-                <w:rFonts w:cs="Times New Roman"/>
-                <w:sz w:val="22"/>
+                <w:szCs w:val="26"/>
+              </w:rPr>
+            </w:pPr>
+            <w:r>
+              <w:rPr>
+                <w:rFonts w:cs="Times New Roman"/>
+                <w:szCs w:val="26"/>
               </w:rPr>
               <w:t>4</w:t>
             </w:r>
@@ -5290,12 +4990,13 @@
             <w:pPr>
               <w:rPr>
                 <w:rFonts w:cs="Times New Roman"/>
-              </w:rPr>
-            </w:pPr>
-            <w:r>
-              <w:rPr>
-                <w:rFonts w:cs="Times New Roman"/>
-                <w:sz w:val="22"/>
+                <w:szCs w:val="26"/>
+              </w:rPr>
+            </w:pPr>
+            <w:r>
+              <w:rPr>
+                <w:rFonts w:cs="Times New Roman"/>
+                <w:szCs w:val="26"/>
               </w:rPr>
               <w:t>Test end election</w:t>
             </w:r>
@@ -5310,12 +5011,13 @@
             <w:pPr>
               <w:rPr>
                 <w:rFonts w:cs="Times New Roman"/>
-              </w:rPr>
-            </w:pPr>
-            <w:r>
-              <w:rPr>
-                <w:rFonts w:cs="Times New Roman"/>
-                <w:sz w:val="22"/>
+                <w:szCs w:val="26"/>
+              </w:rPr>
+            </w:pPr>
+            <w:r>
+              <w:rPr>
+                <w:rFonts w:cs="Times New Roman"/>
+                <w:szCs w:val="26"/>
               </w:rPr>
               <w:t>Kết thúc bầu cử: InProgress → Ended.</w:t>
             </w:r>
@@ -5330,12 +5032,13 @@
             <w:pPr>
               <w:rPr>
                 <w:rFonts w:cs="Times New Roman"/>
-              </w:rPr>
-            </w:pPr>
-            <w:r>
-              <w:rPr>
-                <w:rFonts w:cs="Times New Roman"/>
-                <w:sz w:val="22"/>
+                <w:szCs w:val="26"/>
+              </w:rPr>
+            </w:pPr>
+            <w:r>
+              <w:rPr>
+                <w:rFonts w:cs="Times New Roman"/>
+                <w:szCs w:val="26"/>
               </w:rPr>
               <w:t>PASS</w:t>
             </w:r>
@@ -5355,12 +5058,13 @@
             <w:pPr>
               <w:rPr>
                 <w:rFonts w:cs="Times New Roman"/>
-              </w:rPr>
-            </w:pPr>
-            <w:r>
-              <w:rPr>
-                <w:rFonts w:cs="Times New Roman"/>
-                <w:sz w:val="22"/>
+                <w:szCs w:val="26"/>
+              </w:rPr>
+            </w:pPr>
+            <w:r>
+              <w:rPr>
+                <w:rFonts w:cs="Times New Roman"/>
+                <w:szCs w:val="26"/>
               </w:rPr>
               <w:t>5</w:t>
             </w:r>
@@ -5375,12 +5079,13 @@
             <w:pPr>
               <w:rPr>
                 <w:rFonts w:cs="Times New Roman"/>
-              </w:rPr>
-            </w:pPr>
-            <w:r>
-              <w:rPr>
-                <w:rFonts w:cs="Times New Roman"/>
-                <w:sz w:val="22"/>
+                <w:szCs w:val="26"/>
+              </w:rPr>
+            </w:pPr>
+            <w:r>
+              <w:rPr>
+                <w:rFonts w:cs="Times New Roman"/>
+                <w:szCs w:val="26"/>
               </w:rPr>
               <w:t>Test cannot end before start</w:t>
             </w:r>
@@ -5395,12 +5100,13 @@
             <w:pPr>
               <w:rPr>
                 <w:rFonts w:cs="Times New Roman"/>
-              </w:rPr>
-            </w:pPr>
-            <w:r>
-              <w:rPr>
-                <w:rFonts w:cs="Times New Roman"/>
-                <w:sz w:val="22"/>
+                <w:szCs w:val="26"/>
+              </w:rPr>
+            </w:pPr>
+            <w:r>
+              <w:rPr>
+                <w:rFonts w:cs="Times New Roman"/>
+                <w:szCs w:val="26"/>
               </w:rPr>
               <w:t>Không cho kết thúc khi chưa bắt đầu.</w:t>
             </w:r>
@@ -5415,12 +5121,13 @@
             <w:pPr>
               <w:rPr>
                 <w:rFonts w:cs="Times New Roman"/>
-              </w:rPr>
-            </w:pPr>
-            <w:r>
-              <w:rPr>
-                <w:rFonts w:cs="Times New Roman"/>
-                <w:sz w:val="22"/>
+                <w:szCs w:val="26"/>
+              </w:rPr>
+            </w:pPr>
+            <w:r>
+              <w:rPr>
+                <w:rFonts w:cs="Times New Roman"/>
+                <w:szCs w:val="26"/>
               </w:rPr>
               <w:t>PASS</w:t>
             </w:r>
@@ -5440,12 +5147,13 @@
             <w:pPr>
               <w:rPr>
                 <w:rFonts w:cs="Times New Roman"/>
-              </w:rPr>
-            </w:pPr>
-            <w:r>
-              <w:rPr>
-                <w:rFonts w:cs="Times New Roman"/>
-                <w:sz w:val="22"/>
+                <w:szCs w:val="26"/>
+              </w:rPr>
+            </w:pPr>
+            <w:r>
+              <w:rPr>
+                <w:rFonts w:cs="Times New Roman"/>
+                <w:szCs w:val="26"/>
               </w:rPr>
               <w:t>6</w:t>
             </w:r>
@@ -5460,12 +5168,13 @@
             <w:pPr>
               <w:rPr>
                 <w:rFonts w:cs="Times New Roman"/>
-              </w:rPr>
-            </w:pPr>
-            <w:r>
-              <w:rPr>
-                <w:rFonts w:cs="Times New Roman"/>
-                <w:sz w:val="22"/>
+                <w:szCs w:val="26"/>
+              </w:rPr>
+            </w:pPr>
+            <w:r>
+              <w:rPr>
+                <w:rFonts w:cs="Times New Roman"/>
+                <w:szCs w:val="26"/>
               </w:rPr>
               <w:t>Test cannot end again</w:t>
             </w:r>
@@ -5480,12 +5189,13 @@
             <w:pPr>
               <w:rPr>
                 <w:rFonts w:cs="Times New Roman"/>
-              </w:rPr>
-            </w:pPr>
-            <w:r>
-              <w:rPr>
-                <w:rFonts w:cs="Times New Roman"/>
-                <w:sz w:val="22"/>
+                <w:szCs w:val="26"/>
+              </w:rPr>
+            </w:pPr>
+            <w:r>
+              <w:rPr>
+                <w:rFonts w:cs="Times New Roman"/>
+                <w:szCs w:val="26"/>
               </w:rPr>
               <w:t>Không cho kết thúc bầu cử lần 2.</w:t>
             </w:r>
@@ -5500,12 +5210,13 @@
             <w:pPr>
               <w:rPr>
                 <w:rFonts w:cs="Times New Roman"/>
-              </w:rPr>
-            </w:pPr>
-            <w:r>
-              <w:rPr>
-                <w:rFonts w:cs="Times New Roman"/>
-                <w:sz w:val="22"/>
+                <w:szCs w:val="26"/>
+              </w:rPr>
+            </w:pPr>
+            <w:r>
+              <w:rPr>
+                <w:rFonts w:cs="Times New Roman"/>
+                <w:szCs w:val="26"/>
               </w:rPr>
               <w:t>PASS</w:t>
             </w:r>
@@ -5517,6 +5228,7 @@
       <w:pPr>
         <w:rPr>
           <w:rFonts w:cs="Times New Roman"/>
+          <w:szCs w:val="26"/>
         </w:rPr>
       </w:pPr>
     </w:p>
@@ -5525,13 +5237,25 @@
         <w:pStyle w:val="Heading1"/>
         <w:rPr>
           <w:rFonts w:ascii="Times New Roman" w:hAnsi="Times New Roman" w:cs="Times New Roman"/>
+          <w:sz w:val="26"/>
+          <w:szCs w:val="26"/>
         </w:rPr>
       </w:pPr>
       <w:r>
         <w:rPr>
           <w:rFonts w:ascii="Times New Roman" w:hAnsi="Times New Roman" w:cs="Times New Roman"/>
+          <w:sz w:val="26"/>
+          <w:szCs w:val="26"/>
         </w:rPr>
-        <w:t>8. Đánh giá tiến độ hiện tại</w:t>
+        <w:t>7</w:t>
+      </w:r>
+      <w:r>
+        <w:rPr>
+          <w:rFonts w:ascii="Times New Roman" w:hAnsi="Times New Roman" w:cs="Times New Roman"/>
+          <w:sz w:val="26"/>
+          <w:szCs w:val="26"/>
+        </w:rPr>
+        <w:t>. Đánh giá tiến độ hiện tại</w:t>
       </w:r>
     </w:p>
     <w:tbl>
@@ -5561,13 +5285,14 @@
             <w:pPr>
               <w:rPr>
                 <w:rFonts w:cs="Times New Roman"/>
+                <w:szCs w:val="26"/>
               </w:rPr>
             </w:pPr>
             <w:r>
               <w:rPr>
                 <w:rFonts w:cs="Times New Roman"/>
                 <w:b/>
-                <w:sz w:val="22"/>
+                <w:szCs w:val="26"/>
               </w:rPr>
               <w:t>Hạng mục</w:t>
             </w:r>
@@ -5583,13 +5308,14 @@
             <w:pPr>
               <w:rPr>
                 <w:rFonts w:cs="Times New Roman"/>
+                <w:szCs w:val="26"/>
               </w:rPr>
             </w:pPr>
             <w:r>
               <w:rPr>
                 <w:rFonts w:cs="Times New Roman"/>
                 <w:b/>
-                <w:sz w:val="22"/>
+                <w:szCs w:val="26"/>
               </w:rPr>
               <w:t>Nội dung đã thực hiện</w:t>
             </w:r>
@@ -5605,13 +5331,14 @@
             <w:pPr>
               <w:rPr>
                 <w:rFonts w:cs="Times New Roman"/>
+                <w:szCs w:val="26"/>
               </w:rPr>
             </w:pPr>
             <w:r>
               <w:rPr>
                 <w:rFonts w:cs="Times New Roman"/>
                 <w:b/>
-                <w:sz w:val="22"/>
+                <w:szCs w:val="26"/>
               </w:rPr>
               <w:t>Tiến độ</w:t>
             </w:r>
@@ -5631,12 +5358,13 @@
             <w:pPr>
               <w:rPr>
                 <w:rFonts w:cs="Times New Roman"/>
-              </w:rPr>
-            </w:pPr>
-            <w:r>
-              <w:rPr>
-                <w:rFonts w:cs="Times New Roman"/>
-                <w:sz w:val="22"/>
+                <w:szCs w:val="26"/>
+              </w:rPr>
+            </w:pPr>
+            <w:r>
+              <w:rPr>
+                <w:rFonts w:cs="Times New Roman"/>
+                <w:szCs w:val="26"/>
               </w:rPr>
               <w:t>Quản lý ứng viên</w:t>
             </w:r>
@@ -5651,12 +5379,13 @@
             <w:pPr>
               <w:rPr>
                 <w:rFonts w:cs="Times New Roman"/>
-              </w:rPr>
-            </w:pPr>
-            <w:r>
-              <w:rPr>
-                <w:rFonts w:cs="Times New Roman"/>
-                <w:sz w:val="22"/>
+                <w:szCs w:val="26"/>
+              </w:rPr>
+            </w:pPr>
+            <w:r>
+              <w:rPr>
+                <w:rFonts w:cs="Times New Roman"/>
+                <w:szCs w:val="26"/>
               </w:rPr>
               <w:t>Đã kiểm thử thêm/sửa/xóa/khóa và liên kết với VotingCore</w:t>
             </w:r>
@@ -5671,12 +5400,13 @@
             <w:pPr>
               <w:rPr>
                 <w:rFonts w:cs="Times New Roman"/>
-              </w:rPr>
-            </w:pPr>
-            <w:r>
-              <w:rPr>
-                <w:rFonts w:cs="Times New Roman"/>
-                <w:sz w:val="22"/>
+                <w:szCs w:val="26"/>
+              </w:rPr>
+            </w:pPr>
+            <w:r>
+              <w:rPr>
+                <w:rFonts w:cs="Times New Roman"/>
+                <w:szCs w:val="26"/>
               </w:rPr>
               <w:t>Hoàn thành kiểm thử</w:t>
             </w:r>
@@ -5696,12 +5426,13 @@
             <w:pPr>
               <w:rPr>
                 <w:rFonts w:cs="Times New Roman"/>
-              </w:rPr>
-            </w:pPr>
-            <w:r>
-              <w:rPr>
-                <w:rFonts w:cs="Times New Roman"/>
-                <w:sz w:val="22"/>
+                <w:szCs w:val="26"/>
+              </w:rPr>
+            </w:pPr>
+            <w:r>
+              <w:rPr>
+                <w:rFonts w:cs="Times New Roman"/>
+                <w:szCs w:val="26"/>
               </w:rPr>
               <w:t>Quản lý cử tri</w:t>
             </w:r>
@@ -5716,12 +5447,13 @@
             <w:pPr>
               <w:rPr>
                 <w:rFonts w:cs="Times New Roman"/>
-              </w:rPr>
-            </w:pPr>
-            <w:r>
-              <w:rPr>
-                <w:rFonts w:cs="Times New Roman"/>
-                <w:sz w:val="22"/>
+                <w:szCs w:val="26"/>
+              </w:rPr>
+            </w:pPr>
+            <w:r>
+              <w:rPr>
+                <w:rFonts w:cs="Times New Roman"/>
+                <w:szCs w:val="26"/>
               </w:rPr>
               <w:t>Đã kiểm thử đăng ký đơn, batch, trùng lặp và giới hạn theo trạng thái bầu cử</w:t>
             </w:r>
@@ -5736,12 +5468,13 @@
             <w:pPr>
               <w:rPr>
                 <w:rFonts w:cs="Times New Roman"/>
-              </w:rPr>
-            </w:pPr>
-            <w:r>
-              <w:rPr>
-                <w:rFonts w:cs="Times New Roman"/>
-                <w:sz w:val="22"/>
+                <w:szCs w:val="26"/>
+              </w:rPr>
+            </w:pPr>
+            <w:r>
+              <w:rPr>
+                <w:rFonts w:cs="Times New Roman"/>
+                <w:szCs w:val="26"/>
               </w:rPr>
               <w:t>Hoàn thành kiểm thử</w:t>
             </w:r>
@@ -5761,13 +5494,15 @@
             <w:pPr>
               <w:rPr>
                 <w:rFonts w:cs="Times New Roman"/>
-              </w:rPr>
-            </w:pPr>
-            <w:r>
-              <w:rPr>
-                <w:rFonts w:cs="Times New Roman"/>
-                <w:sz w:val="22"/>
-              </w:rPr>
+                <w:szCs w:val="26"/>
+              </w:rPr>
+            </w:pPr>
+            <w:r>
+              <w:rPr>
+                <w:rFonts w:cs="Times New Roman"/>
+                <w:szCs w:val="26"/>
+              </w:rPr>
+              <w:lastRenderedPageBreak/>
               <w:t>Chức năng bỏ phiếu</w:t>
             </w:r>
           </w:p>
@@ -5781,12 +5516,13 @@
             <w:pPr>
               <w:rPr>
                 <w:rFonts w:cs="Times New Roman"/>
-              </w:rPr>
-            </w:pPr>
-            <w:r>
-              <w:rPr>
-                <w:rFonts w:cs="Times New Roman"/>
-                <w:sz w:val="22"/>
+                <w:szCs w:val="26"/>
+              </w:rPr>
+            </w:pPr>
+            <w:r>
+              <w:rPr>
+                <w:rFonts w:cs="Times New Roman"/>
+                <w:szCs w:val="26"/>
               </w:rPr>
               <w:t>Đã kiểm thử bỏ phiếu hợp lệ, bỏ phiếu trùng, ứng viên không hợp lệ và giới hạn theo thời gian</w:t>
             </w:r>
@@ -5801,12 +5537,13 @@
             <w:pPr>
               <w:rPr>
                 <w:rFonts w:cs="Times New Roman"/>
-              </w:rPr>
-            </w:pPr>
-            <w:r>
-              <w:rPr>
-                <w:rFonts w:cs="Times New Roman"/>
-                <w:sz w:val="22"/>
+                <w:szCs w:val="26"/>
+              </w:rPr>
+            </w:pPr>
+            <w:r>
+              <w:rPr>
+                <w:rFonts w:cs="Times New Roman"/>
+                <w:szCs w:val="26"/>
               </w:rPr>
               <w:t>Hoàn thành kiểm thử</w:t>
             </w:r>
@@ -5826,12 +5563,13 @@
             <w:pPr>
               <w:rPr>
                 <w:rFonts w:cs="Times New Roman"/>
-              </w:rPr>
-            </w:pPr>
-            <w:r>
-              <w:rPr>
-                <w:rFonts w:cs="Times New Roman"/>
-                <w:sz w:val="22"/>
+                <w:szCs w:val="26"/>
+              </w:rPr>
+            </w:pPr>
+            <w:r>
+              <w:rPr>
+                <w:rFonts w:cs="Times New Roman"/>
+                <w:szCs w:val="26"/>
               </w:rPr>
               <w:t>Trạng thái cuộc bầu cử</w:t>
             </w:r>
@@ -5846,12 +5584,13 @@
             <w:pPr>
               <w:rPr>
                 <w:rFonts w:cs="Times New Roman"/>
-              </w:rPr>
-            </w:pPr>
-            <w:r>
-              <w:rPr>
-                <w:rFonts w:cs="Times New Roman"/>
-                <w:sz w:val="22"/>
+                <w:szCs w:val="26"/>
+              </w:rPr>
+            </w:pPr>
+            <w:r>
+              <w:rPr>
+                <w:rFonts w:cs="Times New Roman"/>
+                <w:szCs w:val="26"/>
               </w:rPr>
               <w:t>Đã kiểm thử NotStarted → InProgress → Ended và các trường hợp chuyển trạng thái không hợp lệ</w:t>
             </w:r>
@@ -5866,12 +5605,13 @@
             <w:pPr>
               <w:rPr>
                 <w:rFonts w:cs="Times New Roman"/>
-              </w:rPr>
-            </w:pPr>
-            <w:r>
-              <w:rPr>
-                <w:rFonts w:cs="Times New Roman"/>
-                <w:sz w:val="22"/>
+                <w:szCs w:val="26"/>
+              </w:rPr>
+            </w:pPr>
+            <w:r>
+              <w:rPr>
+                <w:rFonts w:cs="Times New Roman"/>
+                <w:szCs w:val="26"/>
               </w:rPr>
               <w:t>Hoàn thành kiểm thử</w:t>
             </w:r>
@@ -5891,12 +5631,13 @@
             <w:pPr>
               <w:rPr>
                 <w:rFonts w:cs="Times New Roman"/>
-              </w:rPr>
-            </w:pPr>
-            <w:r>
-              <w:rPr>
-                <w:rFonts w:cs="Times New Roman"/>
-                <w:sz w:val="22"/>
+                <w:szCs w:val="26"/>
+              </w:rPr>
+            </w:pPr>
+            <w:r>
+              <w:rPr>
+                <w:rFonts w:cs="Times New Roman"/>
+                <w:szCs w:val="26"/>
               </w:rPr>
               <w:t>Kiểm tra kết quả</w:t>
             </w:r>
@@ -5911,12 +5652,13 @@
             <w:pPr>
               <w:rPr>
                 <w:rFonts w:cs="Times New Roman"/>
-              </w:rPr>
-            </w:pPr>
-            <w:r>
-              <w:rPr>
-                <w:rFonts w:cs="Times New Roman"/>
-                <w:sz w:val="22"/>
+                <w:szCs w:val="26"/>
+              </w:rPr>
+            </w:pPr>
+            <w:r>
+              <w:rPr>
+                <w:rFonts w:cs="Times New Roman"/>
+                <w:szCs w:val="26"/>
               </w:rPr>
               <w:t>Đã kiểm tra số phiếu ứng viên và tổng lượt bỏ phiếu</w:t>
             </w:r>
@@ -5931,12 +5673,13 @@
             <w:pPr>
               <w:rPr>
                 <w:rFonts w:cs="Times New Roman"/>
-              </w:rPr>
-            </w:pPr>
-            <w:r>
-              <w:rPr>
-                <w:rFonts w:cs="Times New Roman"/>
-                <w:sz w:val="22"/>
+                <w:szCs w:val="26"/>
+              </w:rPr>
+            </w:pPr>
+            <w:r>
+              <w:rPr>
+                <w:rFonts w:cs="Times New Roman"/>
+                <w:szCs w:val="26"/>
               </w:rPr>
               <w:t>Hoàn thành kiểm thử</w:t>
             </w:r>
@@ -5948,6 +5691,7 @@
       <w:pPr>
         <w:rPr>
           <w:rFonts w:cs="Times New Roman"/>
+          <w:szCs w:val="26"/>
         </w:rPr>
       </w:pPr>
     </w:p>
@@ -5956,13 +5700,25 @@
         <w:pStyle w:val="Heading1"/>
         <w:rPr>
           <w:rFonts w:ascii="Times New Roman" w:hAnsi="Times New Roman" w:cs="Times New Roman"/>
+          <w:sz w:val="26"/>
+          <w:szCs w:val="26"/>
         </w:rPr>
       </w:pPr>
       <w:r>
         <w:rPr>
           <w:rFonts w:ascii="Times New Roman" w:hAnsi="Times New Roman" w:cs="Times New Roman"/>
+          <w:sz w:val="26"/>
+          <w:szCs w:val="26"/>
         </w:rPr>
-        <w:t>9. Kết luận kiểm thử</w:t>
+        <w:t>8</w:t>
+      </w:r>
+      <w:r>
+        <w:rPr>
+          <w:rFonts w:ascii="Times New Roman" w:hAnsi="Times New Roman" w:cs="Times New Roman"/>
+          <w:sz w:val="26"/>
+          <w:szCs w:val="26"/>
+        </w:rPr>
+        <w:t>. Kết luận kiểm thử</w:t>
       </w:r>
     </w:p>
     <w:p>
@@ -5970,59 +5726,139 @@
         <w:spacing w:line="312" w:lineRule="auto"/>
         <w:rPr>
           <w:rFonts w:cs="Times New Roman"/>
+          <w:szCs w:val="26"/>
         </w:rPr>
       </w:pPr>
       <w:r>
         <w:rPr>
           <w:rFonts w:cs="Times New Roman"/>
+          <w:szCs w:val="26"/>
         </w:rPr>
-        <w:t xml:space="preserve">Trong phạm vi 5 </w:t>
+        <w:t xml:space="preserve">Trong phạm vi </w:t>
       </w:r>
       <w:r>
         <w:rPr>
           <w:rFonts w:cs="Times New Roman"/>
+          <w:szCs w:val="26"/>
+        </w:rPr>
+        <w:t>4</w:t>
+      </w:r>
+      <w:r>
+        <w:rPr>
+          <w:rFonts w:cs="Times New Roman"/>
+          <w:szCs w:val="26"/>
+        </w:rPr>
+        <w:t xml:space="preserve"> </w:t>
+      </w:r>
+      <w:r>
+        <w:rPr>
+          <w:rFonts w:cs="Times New Roman"/>
+          <w:szCs w:val="26"/>
         </w:rPr>
         <w:t>F</w:t>
       </w:r>
       <w:r>
         <w:rPr>
           <w:rFonts w:cs="Times New Roman"/>
+          <w:szCs w:val="26"/>
         </w:rPr>
-        <w:t xml:space="preserve">ile test được tổng hợp, project có tổng cộng 41 </w:t>
+        <w:t xml:space="preserve">ile test được tổng hợp, project có tổng cộng </w:t>
       </w:r>
       <w:r>
         <w:rPr>
           <w:rFonts w:cs="Times New Roman"/>
+          <w:szCs w:val="26"/>
+        </w:rPr>
+        <w:t>36</w:t>
+      </w:r>
+      <w:r>
+        <w:rPr>
+          <w:rFonts w:cs="Times New Roman"/>
+          <w:szCs w:val="26"/>
+        </w:rPr>
+        <w:t xml:space="preserve"> </w:t>
+      </w:r>
+      <w:r>
+        <w:rPr>
+          <w:rFonts w:cs="Times New Roman"/>
+          <w:szCs w:val="26"/>
         </w:rPr>
         <w:t>T</w:t>
       </w:r>
       <w:r>
         <w:rPr>
           <w:rFonts w:cs="Times New Roman"/>
+          <w:szCs w:val="26"/>
         </w:rPr>
-        <w:t xml:space="preserve">est case. Kết quả ghi nhận 41/41 </w:t>
+        <w:t xml:space="preserve">est case. Kết quả ghi nhận </w:t>
       </w:r>
       <w:r>
         <w:rPr>
           <w:rFonts w:cs="Times New Roman"/>
+          <w:szCs w:val="26"/>
+        </w:rPr>
+        <w:t>36</w:t>
+      </w:r>
+      <w:r>
+        <w:rPr>
+          <w:rFonts w:cs="Times New Roman"/>
+          <w:szCs w:val="26"/>
+        </w:rPr>
+        <w:t>/</w:t>
+      </w:r>
+      <w:r>
+        <w:rPr>
+          <w:rFonts w:cs="Times New Roman"/>
+          <w:szCs w:val="26"/>
+        </w:rPr>
+        <w:t>36</w:t>
+      </w:r>
+      <w:r>
+        <w:rPr>
+          <w:rFonts w:cs="Times New Roman"/>
+          <w:szCs w:val="26"/>
+        </w:rPr>
+        <w:t xml:space="preserve"> </w:t>
+      </w:r>
+      <w:r>
+        <w:rPr>
+          <w:rFonts w:cs="Times New Roman"/>
+          <w:szCs w:val="26"/>
         </w:rPr>
         <w:t>T</w:t>
       </w:r>
       <w:r>
         <w:rPr>
           <w:rFonts w:cs="Times New Roman"/>
+          <w:szCs w:val="26"/>
         </w:rPr>
-        <w:t xml:space="preserve">est case PASS và 0/41 </w:t>
+        <w:t>est case PASS và 0/</w:t>
       </w:r>
       <w:r>
         <w:rPr>
           <w:rFonts w:cs="Times New Roman"/>
+          <w:szCs w:val="26"/>
+        </w:rPr>
+        <w:t>36</w:t>
+      </w:r>
+      <w:r>
+        <w:rPr>
+          <w:rFonts w:cs="Times New Roman"/>
+          <w:szCs w:val="26"/>
+        </w:rPr>
+        <w:t xml:space="preserve"> </w:t>
+      </w:r>
+      <w:r>
+        <w:rPr>
+          <w:rFonts w:cs="Times New Roman"/>
+          <w:szCs w:val="26"/>
         </w:rPr>
         <w:t>T</w:t>
       </w:r>
       <w:r>
         <w:rPr>
           <w:rFonts w:cs="Times New Roman"/>
+          <w:szCs w:val="26"/>
         </w:rPr>
         <w:t>est case FAIL.</w:t>
       </w:r>
@@ -6032,36 +5868,41 @@
         <w:spacing w:line="312" w:lineRule="auto"/>
         <w:rPr>
           <w:rFonts w:cs="Times New Roman"/>
+          <w:szCs w:val="26"/>
         </w:rPr>
       </w:pPr>
       <w:r>
         <w:rPr>
           <w:rFonts w:cs="Times New Roman"/>
+          <w:szCs w:val="26"/>
         </w:rPr>
-        <w:lastRenderedPageBreak/>
         <w:t xml:space="preserve">Các </w:t>
       </w:r>
       <w:r>
         <w:rPr>
           <w:rFonts w:cs="Times New Roman"/>
+          <w:szCs w:val="26"/>
         </w:rPr>
         <w:t>T</w:t>
       </w:r>
       <w:r>
         <w:rPr>
           <w:rFonts w:cs="Times New Roman"/>
+          <w:szCs w:val="26"/>
         </w:rPr>
         <w:t xml:space="preserve">est case đã bao phủ những luồng chức năng chính của hệ thống bầu cử </w:t>
       </w:r>
       <w:r>
         <w:rPr>
           <w:rFonts w:cs="Times New Roman"/>
+          <w:szCs w:val="26"/>
         </w:rPr>
         <w:t>S</w:t>
       </w:r>
       <w:r>
         <w:rPr>
           <w:rFonts w:cs="Times New Roman"/>
+          <w:szCs w:val="26"/>
         </w:rPr>
         <w:t>mart contract, bao gồm quản lý ứng viên, quản lý cử tri, đăng ký cử tri theo batch, bỏ phiếu và quản lý vòng đời cuộc bầu cử.</w:t>
       </w:r>
@@ -6071,13 +5912,25 @@
         <w:pStyle w:val="Heading1"/>
         <w:rPr>
           <w:rFonts w:ascii="Times New Roman" w:hAnsi="Times New Roman" w:cs="Times New Roman"/>
+          <w:sz w:val="26"/>
+          <w:szCs w:val="26"/>
         </w:rPr>
       </w:pPr>
       <w:r>
         <w:rPr>
           <w:rFonts w:ascii="Times New Roman" w:hAnsi="Times New Roman" w:cs="Times New Roman"/>
+          <w:sz w:val="26"/>
+          <w:szCs w:val="26"/>
         </w:rPr>
-        <w:t>10. Tóm tắt kết quả</w:t>
+        <w:t>9</w:t>
+      </w:r>
+      <w:r>
+        <w:rPr>
+          <w:rFonts w:ascii="Times New Roman" w:hAnsi="Times New Roman" w:cs="Times New Roman"/>
+          <w:sz w:val="26"/>
+          <w:szCs w:val="26"/>
+        </w:rPr>
+        <w:t>. Tóm tắt kết quả</w:t>
       </w:r>
     </w:p>
     <w:tbl>
@@ -6106,13 +5959,14 @@
             <w:pPr>
               <w:rPr>
                 <w:rFonts w:cs="Times New Roman"/>
+                <w:szCs w:val="26"/>
               </w:rPr>
             </w:pPr>
             <w:r>
               <w:rPr>
                 <w:rFonts w:cs="Times New Roman"/>
                 <w:b/>
-                <w:sz w:val="22"/>
+                <w:szCs w:val="26"/>
               </w:rPr>
               <w:t>Chỉ tiêu</w:t>
             </w:r>
@@ -6128,13 +5982,14 @@
             <w:pPr>
               <w:rPr>
                 <w:rFonts w:cs="Times New Roman"/>
+                <w:szCs w:val="26"/>
               </w:rPr>
             </w:pPr>
             <w:r>
               <w:rPr>
                 <w:rFonts w:cs="Times New Roman"/>
                 <w:b/>
-                <w:sz w:val="22"/>
+                <w:szCs w:val="26"/>
               </w:rPr>
               <w:t>Kết quả</w:t>
             </w:r>
@@ -6154,26 +6009,27 @@
             <w:pPr>
               <w:rPr>
                 <w:rFonts w:cs="Times New Roman"/>
-              </w:rPr>
-            </w:pPr>
-            <w:r>
-              <w:rPr>
-                <w:rFonts w:cs="Times New Roman"/>
-                <w:sz w:val="22"/>
+                <w:szCs w:val="26"/>
+              </w:rPr>
+            </w:pPr>
+            <w:r>
+              <w:rPr>
+                <w:rFonts w:cs="Times New Roman"/>
+                <w:szCs w:val="26"/>
               </w:rPr>
               <w:t xml:space="preserve">Tổng số </w:t>
             </w:r>
             <w:r>
               <w:rPr>
                 <w:rFonts w:cs="Times New Roman"/>
-                <w:sz w:val="22"/>
+                <w:szCs w:val="26"/>
               </w:rPr>
               <w:t>F</w:t>
             </w:r>
             <w:r>
               <w:rPr>
                 <w:rFonts w:cs="Times New Roman"/>
-                <w:sz w:val="22"/>
+                <w:szCs w:val="26"/>
               </w:rPr>
               <w:t>ile test</w:t>
             </w:r>
@@ -6188,14 +6044,15 @@
             <w:pPr>
               <w:rPr>
                 <w:rFonts w:cs="Times New Roman"/>
-              </w:rPr>
-            </w:pPr>
-            <w:r>
-              <w:rPr>
-                <w:rFonts w:cs="Times New Roman"/>
-                <w:sz w:val="22"/>
-              </w:rPr>
-              <w:t>5</w:t>
+                <w:szCs w:val="26"/>
+              </w:rPr>
+            </w:pPr>
+            <w:r>
+              <w:rPr>
+                <w:rFonts w:cs="Times New Roman"/>
+                <w:szCs w:val="26"/>
+              </w:rPr>
+              <w:t>4</w:t>
             </w:r>
           </w:p>
         </w:tc>
@@ -6213,26 +6070,27 @@
             <w:pPr>
               <w:rPr>
                 <w:rFonts w:cs="Times New Roman"/>
-              </w:rPr>
-            </w:pPr>
-            <w:r>
-              <w:rPr>
-                <w:rFonts w:cs="Times New Roman"/>
-                <w:sz w:val="22"/>
+                <w:szCs w:val="26"/>
+              </w:rPr>
+            </w:pPr>
+            <w:r>
+              <w:rPr>
+                <w:rFonts w:cs="Times New Roman"/>
+                <w:szCs w:val="26"/>
               </w:rPr>
               <w:t xml:space="preserve">Tổng số </w:t>
             </w:r>
             <w:r>
               <w:rPr>
                 <w:rFonts w:cs="Times New Roman"/>
-                <w:sz w:val="22"/>
+                <w:szCs w:val="26"/>
               </w:rPr>
               <w:t>T</w:t>
             </w:r>
             <w:r>
               <w:rPr>
                 <w:rFonts w:cs="Times New Roman"/>
-                <w:sz w:val="22"/>
+                <w:szCs w:val="26"/>
               </w:rPr>
               <w:t>est case</w:t>
             </w:r>
@@ -6247,14 +6105,15 @@
             <w:pPr>
               <w:rPr>
                 <w:rFonts w:cs="Times New Roman"/>
-              </w:rPr>
-            </w:pPr>
-            <w:r>
-              <w:rPr>
-                <w:rFonts w:cs="Times New Roman"/>
-                <w:sz w:val="22"/>
-              </w:rPr>
-              <w:t>41</w:t>
+                <w:szCs w:val="26"/>
+              </w:rPr>
+            </w:pPr>
+            <w:r>
+              <w:rPr>
+                <w:rFonts w:cs="Times New Roman"/>
+                <w:szCs w:val="26"/>
+              </w:rPr>
+              <w:t>36</w:t>
             </w:r>
           </w:p>
         </w:tc>
@@ -6272,12 +6131,13 @@
             <w:pPr>
               <w:rPr>
                 <w:rFonts w:cs="Times New Roman"/>
-              </w:rPr>
-            </w:pPr>
-            <w:r>
-              <w:rPr>
-                <w:rFonts w:cs="Times New Roman"/>
-                <w:sz w:val="22"/>
+                <w:szCs w:val="26"/>
+              </w:rPr>
+            </w:pPr>
+            <w:r>
+              <w:rPr>
+                <w:rFonts w:cs="Times New Roman"/>
+                <w:szCs w:val="26"/>
               </w:rPr>
               <w:t>PASS</w:t>
             </w:r>
@@ -6292,14 +6152,15 @@
             <w:pPr>
               <w:rPr>
                 <w:rFonts w:cs="Times New Roman"/>
-              </w:rPr>
-            </w:pPr>
-            <w:r>
-              <w:rPr>
-                <w:rFonts w:cs="Times New Roman"/>
-                <w:sz w:val="22"/>
-              </w:rPr>
-              <w:t>41</w:t>
+                <w:szCs w:val="26"/>
+              </w:rPr>
+            </w:pPr>
+            <w:r>
+              <w:rPr>
+                <w:rFonts w:cs="Times New Roman"/>
+                <w:szCs w:val="26"/>
+              </w:rPr>
+              <w:t>36</w:t>
             </w:r>
           </w:p>
         </w:tc>
@@ -6317,12 +6178,13 @@
             <w:pPr>
               <w:rPr>
                 <w:rFonts w:cs="Times New Roman"/>
-              </w:rPr>
-            </w:pPr>
-            <w:r>
-              <w:rPr>
-                <w:rFonts w:cs="Times New Roman"/>
-                <w:sz w:val="22"/>
+                <w:szCs w:val="26"/>
+              </w:rPr>
+            </w:pPr>
+            <w:r>
+              <w:rPr>
+                <w:rFonts w:cs="Times New Roman"/>
+                <w:szCs w:val="26"/>
               </w:rPr>
               <w:t>FAIL</w:t>
             </w:r>
@@ -6337,12 +6199,13 @@
             <w:pPr>
               <w:rPr>
                 <w:rFonts w:cs="Times New Roman"/>
-              </w:rPr>
-            </w:pPr>
-            <w:r>
-              <w:rPr>
-                <w:rFonts w:cs="Times New Roman"/>
-                <w:sz w:val="22"/>
+                <w:szCs w:val="26"/>
+              </w:rPr>
+            </w:pPr>
+            <w:r>
+              <w:rPr>
+                <w:rFonts w:cs="Times New Roman"/>
+                <w:szCs w:val="26"/>
               </w:rPr>
               <w:t>0</w:t>
             </w:r>
@@ -6362,12 +6225,13 @@
             <w:pPr>
               <w:rPr>
                 <w:rFonts w:cs="Times New Roman"/>
-              </w:rPr>
-            </w:pPr>
-            <w:r>
-              <w:rPr>
-                <w:rFonts w:cs="Times New Roman"/>
-                <w:sz w:val="22"/>
+                <w:szCs w:val="26"/>
+              </w:rPr>
+            </w:pPr>
+            <w:r>
+              <w:rPr>
+                <w:rFonts w:cs="Times New Roman"/>
+                <w:szCs w:val="26"/>
               </w:rPr>
               <w:t>Tỷ lệ PASS</w:t>
             </w:r>
@@ -6382,12 +6246,13 @@
             <w:pPr>
               <w:rPr>
                 <w:rFonts w:cs="Times New Roman"/>
-              </w:rPr>
-            </w:pPr>
-            <w:r>
-              <w:rPr>
-                <w:rFonts w:cs="Times New Roman"/>
-                <w:sz w:val="22"/>
+                <w:szCs w:val="26"/>
+              </w:rPr>
+            </w:pPr>
+            <w:r>
+              <w:rPr>
+                <w:rFonts w:cs="Times New Roman"/>
+                <w:szCs w:val="26"/>
               </w:rPr>
               <w:t>100%</w:t>
             </w:r>
@@ -6399,6 +6264,7 @@
       <w:pPr>
         <w:rPr>
           <w:rFonts w:cs="Times New Roman"/>
+          <w:szCs w:val="26"/>
         </w:rPr>
       </w:pPr>
     </w:p>
@@ -7284,7 +7150,6 @@
   <w:style w:type="character" w:default="1" w:styleId="DefaultParagraphFont">
     <w:name w:val="Default Paragraph Font"/>
     <w:uiPriority w:val="1"/>
-    <w:semiHidden/>
     <w:unhideWhenUsed/>
   </w:style>
   <w:style w:type="table" w:default="1" w:styleId="TableNormal">
